--- a/template/Resis-test.docx
+++ b/template/Resis-test.docx
@@ -48,43 +48,11 @@
       </w:r>
       <w:r>
         <w:rPr>
-          <w:rFonts w:ascii="Times New Roman" w:hAnsi="Times New Roman" w:hint="eastAsia"/>
+          <w:rFonts w:ascii="Times New Roman" w:hAnsi="Times New Roman"/>
           <w:b/>
           <w:sz w:val="28"/>
         </w:rPr>
-        <w:t>Government H</w:t>
-      </w:r>
-      <w:r>
-        <w:rPr>
-          <w:rFonts w:ascii="Times New Roman" w:hAnsi="Times New Roman"/>
-          <w:b/>
-          <w:sz w:val="28"/>
-        </w:rPr>
-        <w:t>o</w:t>
-      </w:r>
-      <w:r>
-        <w:rPr>
-          <w:rFonts w:ascii="Times New Roman" w:hAnsi="Times New Roman" w:hint="eastAsia"/>
-          <w:b/>
-          <w:sz w:val="28"/>
-        </w:rPr>
-        <w:t>use</w:t>
-      </w:r>
-      <w:r>
-        <w:rPr>
-          <w:rFonts w:ascii="Times New Roman" w:hAnsi="Times New Roman"/>
-          <w:b/>
-          <w:sz w:val="28"/>
-        </w:rPr>
         <w:t xml:space="preserve"> – </w:t>
-      </w:r>
-      <w:r>
-        <w:rPr>
-          <w:rFonts w:ascii="Times New Roman" w:hAnsi="Times New Roman" w:hint="eastAsia"/>
-          <w:b/>
-          <w:sz w:val="28"/>
-        </w:rPr>
-        <w:t>CW2670</w:t>
       </w:r>
       <w:r>
         <w:rPr>
@@ -129,13 +97,6 @@
           <w:b/>
         </w:rPr>
         <w:t xml:space="preserve"> </w:t>
-      </w:r>
-      <w:r>
-        <w:rPr>
-          <w:rFonts w:ascii="Times New Roman" w:hAnsi="Times New Roman" w:hint="eastAsia"/>
-          <w:b/>
-        </w:rPr>
-        <w:t xml:space="preserve">Re-inspection in 6 months </w:t>
       </w:r>
     </w:p>
     <w:p>
@@ -188,8 +149,18 @@
           <w:i/>
           <w:iCs/>
         </w:rPr>
-        <w:t>Araucaria columnaris</w:t>
-      </w:r>
+        <w:t xml:space="preserve">Araucaria </w:t>
+      </w:r>
+      <w:proofErr w:type="spellStart"/>
+      <w:r>
+        <w:rPr>
+          <w:rFonts w:ascii="Times New Roman" w:hAnsi="Times New Roman"/>
+          <w:i/>
+          <w:iCs/>
+        </w:rPr>
+        <w:t>columnaris</w:t>
+      </w:r>
+      <w:proofErr w:type="spellEnd"/>
       <w:r>
         <w:rPr>
           <w:rFonts w:ascii="Times New Roman" w:hAnsi="Times New Roman"/>
@@ -532,7 +503,21 @@
         <w:rPr>
           <w:rFonts w:ascii="Times New Roman" w:hAnsi="Times New Roman"/>
         </w:rPr>
-        <w:t xml:space="preserve"> Resistography and Sonic Tomography tests were conducted to gain a better understanding of the internal condition of the lower trunk.</w:t>
+        <w:t xml:space="preserve"> </w:t>
+      </w:r>
+      <w:proofErr w:type="spellStart"/>
+      <w:r>
+        <w:rPr>
+          <w:rFonts w:ascii="Times New Roman" w:hAnsi="Times New Roman"/>
+        </w:rPr>
+        <w:t>Resistography</w:t>
+      </w:r>
+      <w:proofErr w:type="spellEnd"/>
+      <w:r>
+        <w:rPr>
+          <w:rFonts w:ascii="Times New Roman" w:hAnsi="Times New Roman"/>
+        </w:rPr>
+        <w:t xml:space="preserve"> and Sonic Tomography tests were conducted to gain a better understanding of the internal condition of the lower trunk.</w:t>
       </w:r>
     </w:p>
     <w:p>
@@ -569,7 +554,29 @@
           <w:szCs w:val="20"/>
         </w:rPr>
         <w:lastRenderedPageBreak/>
-        <w:t>Table 2. Information of Resistography Test</w:t>
+        <w:t xml:space="preserve">Table 2. Information of </w:t>
+      </w:r>
+      <w:proofErr w:type="spellStart"/>
+      <w:r>
+        <w:rPr>
+          <w:rFonts w:ascii="Times New Roman" w:hAnsi="Times New Roman" w:hint="eastAsia"/>
+          <w:i/>
+          <w:iCs/>
+          <w:sz w:val="22"/>
+          <w:szCs w:val="20"/>
+        </w:rPr>
+        <w:t>Resistography</w:t>
+      </w:r>
+      <w:proofErr w:type="spellEnd"/>
+      <w:r>
+        <w:rPr>
+          <w:rFonts w:ascii="Times New Roman" w:hAnsi="Times New Roman" w:hint="eastAsia"/>
+          <w:i/>
+          <w:iCs/>
+          <w:sz w:val="22"/>
+          <w:szCs w:val="20"/>
+        </w:rPr>
+        <w:t xml:space="preserve"> Test</w:t>
       </w:r>
       <w:r>
         <w:rPr>
@@ -807,22 +814,28 @@
           <w:p>
             <w:pPr>
               <w:rPr>
-                <w:rFonts w:ascii="Times New Roman" w:hAnsi="Times New Roman" w:hint="eastAsia"/>
+                <w:rFonts w:ascii="Times New Roman" w:hAnsi="Times New Roman"/>
                 <w:sz w:val="22"/>
               </w:rPr>
             </w:pPr>
-            <w:r>
-              <w:rPr>
-                <w:rFonts w:ascii="Times New Roman" w:hAnsi="Times New Roman" w:hint="eastAsia"/>
+          </w:p>
+        </w:tc>
+        <w:tc>
+          <w:tcPr>
+            <w:tcW w:w="1156" w:type="dxa"/>
+          </w:tcPr>
+          <w:p>
+            <w:pPr>
+              <w:rPr>
+                <w:rFonts w:ascii="Times New Roman" w:hAnsi="Times New Roman"/>
                 <w:sz w:val="22"/>
               </w:rPr>
-              <w:t>SE</w:t>
-            </w:r>
-          </w:p>
-        </w:tc>
-        <w:tc>
-          <w:tcPr>
-            <w:tcW w:w="1156" w:type="dxa"/>
+            </w:pPr>
+          </w:p>
+        </w:tc>
+        <w:tc>
+          <w:tcPr>
+            <w:tcW w:w="1267" w:type="dxa"/>
           </w:tcPr>
           <w:p>
             <w:pPr>
@@ -831,73 +844,32 @@
                 <w:sz w:val="22"/>
               </w:rPr>
             </w:pPr>
-            <w:r>
-              <w:rPr>
-                <w:rFonts w:ascii="Times New Roman" w:hAnsi="Times New Roman" w:hint="eastAsia"/>
+          </w:p>
+        </w:tc>
+        <w:tc>
+          <w:tcPr>
+            <w:tcW w:w="1968" w:type="dxa"/>
+          </w:tcPr>
+          <w:p>
+            <w:pPr>
+              <w:rPr>
+                <w:rFonts w:ascii="Times New Roman" w:hAnsi="Times New Roman"/>
                 <w:sz w:val="22"/>
               </w:rPr>
-              <w:t>0</w:t>
-            </w:r>
-          </w:p>
-        </w:tc>
-        <w:tc>
-          <w:tcPr>
-            <w:tcW w:w="1267" w:type="dxa"/>
-          </w:tcPr>
-          <w:p>
-            <w:pPr>
-              <w:rPr>
-                <w:rFonts w:ascii="Times New Roman" w:hAnsi="Times New Roman" w:hint="eastAsia"/>
+            </w:pPr>
+          </w:p>
+        </w:tc>
+        <w:tc>
+          <w:tcPr>
+            <w:tcW w:w="3047" w:type="dxa"/>
+          </w:tcPr>
+          <w:p>
+            <w:pPr>
+              <w:rPr>
+                <w:rFonts w:ascii="Times New Roman" w:hAnsi="Times New Roman"/>
                 <w:sz w:val="22"/>
               </w:rPr>
             </w:pPr>
-            <w:r>
-              <w:rPr>
-                <w:rFonts w:ascii="Times New Roman" w:hAnsi="Times New Roman" w:hint="eastAsia"/>
-                <w:sz w:val="22"/>
-              </w:rPr>
-              <w:t>5</w:t>
-            </w:r>
-          </w:p>
-        </w:tc>
-        <w:tc>
-          <w:tcPr>
-            <w:tcW w:w="1968" w:type="dxa"/>
-          </w:tcPr>
-          <w:p>
-            <w:pPr>
-              <w:rPr>
-                <w:rFonts w:ascii="Times New Roman" w:hAnsi="Times New Roman"/>
-                <w:sz w:val="22"/>
-              </w:rPr>
-            </w:pPr>
-            <w:r>
-              <w:rPr>
-                <w:rFonts w:ascii="Times New Roman" w:hAnsi="Times New Roman" w:hint="eastAsia"/>
-                <w:sz w:val="22"/>
-              </w:rPr>
-              <w:t>850</w:t>
-            </w:r>
-          </w:p>
-        </w:tc>
-        <w:tc>
-          <w:tcPr>
-            <w:tcW w:w="3047" w:type="dxa"/>
-          </w:tcPr>
-          <w:p>
-            <w:pPr>
-              <w:rPr>
-                <w:rFonts w:ascii="Times New Roman" w:hAnsi="Times New Roman"/>
-                <w:sz w:val="22"/>
-              </w:rPr>
-            </w:pPr>
-            <w:r>
-              <w:rPr>
-                <w:rFonts w:ascii="Times New Roman" w:hAnsi="Times New Roman" w:hint="eastAsia"/>
-                <w:sz w:val="22"/>
-              </w:rPr>
-              <w:t>150; 2000</w:t>
-            </w:r>
           </w:p>
         </w:tc>
       </w:tr>
@@ -933,31 +905,30 @@
                 <w:sz w:val="22"/>
               </w:rPr>
             </w:pPr>
-            <w:r>
-              <w:rPr>
-                <w:rFonts w:ascii="Times New Roman" w:hAnsi="Times New Roman" w:hint="eastAsia"/>
+          </w:p>
+        </w:tc>
+        <w:tc>
+          <w:tcPr>
+            <w:tcW w:w="1156" w:type="dxa"/>
+          </w:tcPr>
+          <w:p/>
+        </w:tc>
+        <w:tc>
+          <w:tcPr>
+            <w:tcW w:w="1267" w:type="dxa"/>
+          </w:tcPr>
+          <w:p>
+            <w:pPr>
+              <w:rPr>
+                <w:rFonts w:ascii="Times New Roman" w:hAnsi="Times New Roman"/>
                 <w:sz w:val="22"/>
               </w:rPr>
-              <w:t>SW</w:t>
-            </w:r>
-          </w:p>
-        </w:tc>
-        <w:tc>
-          <w:tcPr>
-            <w:tcW w:w="1156" w:type="dxa"/>
-          </w:tcPr>
-          <w:p>
-            <w:r>
-              <w:rPr>
-                <w:rFonts w:hint="eastAsia"/>
-              </w:rPr>
-              <w:t>0</w:t>
-            </w:r>
-          </w:p>
-        </w:tc>
-        <w:tc>
-          <w:tcPr>
-            <w:tcW w:w="1267" w:type="dxa"/>
+            </w:pPr>
+          </w:p>
+        </w:tc>
+        <w:tc>
+          <w:tcPr>
+            <w:tcW w:w="1968" w:type="dxa"/>
           </w:tcPr>
           <w:p>
             <w:pPr>
@@ -966,53 +937,19 @@
                 <w:sz w:val="22"/>
               </w:rPr>
             </w:pPr>
-            <w:r>
-              <w:rPr>
-                <w:rFonts w:ascii="Times New Roman" w:hAnsi="Times New Roman" w:hint="eastAsia"/>
+          </w:p>
+        </w:tc>
+        <w:tc>
+          <w:tcPr>
+            <w:tcW w:w="3047" w:type="dxa"/>
+          </w:tcPr>
+          <w:p>
+            <w:pPr>
+              <w:rPr>
+                <w:rFonts w:ascii="Times New Roman" w:hAnsi="Times New Roman"/>
                 <w:sz w:val="22"/>
               </w:rPr>
-              <w:t>5</w:t>
-            </w:r>
-          </w:p>
-        </w:tc>
-        <w:tc>
-          <w:tcPr>
-            <w:tcW w:w="1968" w:type="dxa"/>
-          </w:tcPr>
-          <w:p>
-            <w:pPr>
-              <w:rPr>
-                <w:rFonts w:ascii="Times New Roman" w:hAnsi="Times New Roman"/>
-                <w:sz w:val="22"/>
-              </w:rPr>
-            </w:pPr>
-            <w:r>
-              <w:rPr>
-                <w:rFonts w:ascii="Times New Roman" w:hAnsi="Times New Roman" w:hint="eastAsia"/>
-                <w:sz w:val="22"/>
-              </w:rPr>
-              <w:t>600</w:t>
-            </w:r>
-          </w:p>
-        </w:tc>
-        <w:tc>
-          <w:tcPr>
-            <w:tcW w:w="3047" w:type="dxa"/>
-          </w:tcPr>
-          <w:p>
-            <w:pPr>
-              <w:rPr>
-                <w:rFonts w:ascii="Times New Roman" w:hAnsi="Times New Roman"/>
-                <w:sz w:val="22"/>
-              </w:rPr>
-            </w:pPr>
-            <w:r>
-              <w:rPr>
-                <w:rFonts w:ascii="Times New Roman" w:hAnsi="Times New Roman" w:hint="eastAsia"/>
-                <w:sz w:val="22"/>
-              </w:rPr>
-              <w:t>150; 2000</w:t>
-            </w:r>
+            </w:pPr>
           </w:p>
         </w:tc>
       </w:tr>
@@ -1046,11 +983,19 @@
         </w:rPr>
         <w:t xml:space="preserve">precise interpretation of the results, a </w:t>
       </w:r>
-      <w:r>
-        <w:rPr>
-          <w:rFonts w:ascii="Times New Roman" w:hAnsi="Times New Roman" w:hint="eastAsia"/>
-        </w:rPr>
-        <w:t xml:space="preserve">resistography test was performed specifically </w:t>
+      <w:proofErr w:type="spellStart"/>
+      <w:r>
+        <w:rPr>
+          <w:rFonts w:ascii="Times New Roman" w:hAnsi="Times New Roman" w:hint="eastAsia"/>
+        </w:rPr>
+        <w:t>resistography</w:t>
+      </w:r>
+      <w:proofErr w:type="spellEnd"/>
+      <w:r>
+        <w:rPr>
+          <w:rFonts w:ascii="Times New Roman" w:hAnsi="Times New Roman" w:hint="eastAsia"/>
+        </w:rPr>
+        <w:t xml:space="preserve"> test was performed specifically </w:t>
       </w:r>
       <w:r>
         <w:rPr>
@@ -1183,7 +1128,21 @@
         <w:rPr>
           <w:rFonts w:ascii="Times New Roman" w:hAnsi="Times New Roman" w:hint="eastAsia"/>
         </w:rPr>
-        <w:t xml:space="preserve"> and advanced tree assessment (i.e., Sonic tomography and Resistography tests) were both performed. </w:t>
+        <w:t xml:space="preserve"> and advanced tree assessment (i.e., Sonic tomography and </w:t>
+      </w:r>
+      <w:proofErr w:type="spellStart"/>
+      <w:r>
+        <w:rPr>
+          <w:rFonts w:ascii="Times New Roman" w:hAnsi="Times New Roman" w:hint="eastAsia"/>
+        </w:rPr>
+        <w:t>Resistography</w:t>
+      </w:r>
+      <w:proofErr w:type="spellEnd"/>
+      <w:r>
+        <w:rPr>
+          <w:rFonts w:ascii="Times New Roman" w:hAnsi="Times New Roman" w:hint="eastAsia"/>
+        </w:rPr>
+        <w:t xml:space="preserve"> tests) were both performed. </w:t>
       </w:r>
       <w:r>
         <w:rPr>
@@ -1201,7 +1160,21 @@
         <w:rPr>
           <w:rFonts w:ascii="Times New Roman" w:hAnsi="Times New Roman" w:hint="eastAsia"/>
         </w:rPr>
-        <w:t xml:space="preserve"> area of significant sap flow at trunk base. Sonic tomography and resistography tests both indicated no </w:t>
+        <w:t xml:space="preserve"> area of significant sap flow at trunk base. Sonic tomography and </w:t>
+      </w:r>
+      <w:proofErr w:type="spellStart"/>
+      <w:r>
+        <w:rPr>
+          <w:rFonts w:ascii="Times New Roman" w:hAnsi="Times New Roman" w:hint="eastAsia"/>
+        </w:rPr>
+        <w:t>resistography</w:t>
+      </w:r>
+      <w:proofErr w:type="spellEnd"/>
+      <w:r>
+        <w:rPr>
+          <w:rFonts w:ascii="Times New Roman" w:hAnsi="Times New Roman" w:hint="eastAsia"/>
+        </w:rPr>
+        <w:t xml:space="preserve"> tests both indicated no </w:t>
       </w:r>
       <w:r>
         <w:rPr>
@@ -1348,64 +1321,8 @@
               <w:rPr>
                 <w:rFonts w:ascii="Times New Roman" w:hAnsi="Times New Roman"/>
                 <w:noProof/>
-                <w:highlight w:val="yellow"/>
-              </w:rPr>
-            </w:pPr>
-            <w:r>
-              <w:rPr>
-                <w:rFonts w:ascii="Times New Roman" w:hAnsi="Times New Roman"/>
-                <w:noProof/>
-                <w:highlight w:val="yellow"/>
-              </w:rPr>
-              <w:drawing>
-                <wp:inline distT="0" distB="0" distL="0" distR="0" wp14:anchorId="1A8048DE" wp14:editId="2A7305D0">
-                  <wp:extent cx="2544116" cy="3394253"/>
-                  <wp:effectExtent l="0" t="0" r="8890" b="0"/>
-                  <wp:docPr id="651421394" name="圖片 17"/>
-                  <wp:cNvGraphicFramePr>
-                    <a:graphicFrameLocks xmlns:a="http://schemas.openxmlformats.org/drawingml/2006/main" noChangeAspect="1"/>
-                  </wp:cNvGraphicFramePr>
-                  <a:graphic xmlns:a="http://schemas.openxmlformats.org/drawingml/2006/main">
-                    <a:graphicData uri="http://schemas.openxmlformats.org/drawingml/2006/picture">
-                      <pic:pic xmlns:pic="http://schemas.openxmlformats.org/drawingml/2006/picture">
-                        <pic:nvPicPr>
-                          <pic:cNvPr id="0" name="Picture 1"/>
-                          <pic:cNvPicPr>
-                            <a:picLocks noChangeAspect="1" noChangeArrowheads="1"/>
-                          </pic:cNvPicPr>
-                        </pic:nvPicPr>
-                        <pic:blipFill>
-                          <a:blip r:embed="rId7" cstate="print">
-                            <a:extLst>
-                              <a:ext uri="{28A0092B-C50C-407E-A947-70E740481C1C}">
-                                <a14:useLocalDpi xmlns:a14="http://schemas.microsoft.com/office/drawing/2010/main" val="0"/>
-                              </a:ext>
-                            </a:extLst>
-                          </a:blip>
-                          <a:srcRect/>
-                          <a:stretch>
-                            <a:fillRect/>
-                          </a:stretch>
-                        </pic:blipFill>
-                        <pic:spPr bwMode="auto">
-                          <a:xfrm>
-                            <a:off x="0" y="0"/>
-                            <a:ext cx="2545845" cy="3396560"/>
-                          </a:xfrm>
-                          <a:prstGeom prst="rect">
-                            <a:avLst/>
-                          </a:prstGeom>
-                          <a:noFill/>
-                          <a:ln>
-                            <a:noFill/>
-                          </a:ln>
-                        </pic:spPr>
-                      </pic:pic>
-                    </a:graphicData>
-                  </a:graphic>
-                </wp:inline>
-              </w:drawing>
-            </w:r>
+              </w:rPr>
+            </w:pPr>
           </w:p>
           <w:p>
             <w:pPr>
@@ -1413,14 +1330,12 @@
               <w:rPr>
                 <w:rFonts w:ascii="Times New Roman" w:hAnsi="Times New Roman"/>
                 <w:noProof/>
-                <w:highlight w:val="yellow"/>
-              </w:rPr>
-            </w:pPr>
-            <w:r>
-              <w:rPr>
-                <w:rFonts w:ascii="Times New Roman" w:hAnsi="Times New Roman"/>
-                <w:noProof/>
-                <w:highlight w:val="yellow"/>
+              </w:rPr>
+            </w:pPr>
+            <w:r>
+              <w:rPr>
+                <w:rFonts w:ascii="Times New Roman" w:hAnsi="Times New Roman"/>
+                <w:noProof/>
               </w:rPr>
               <w:t>Whole view</w:t>
             </w:r>
@@ -1436,64 +1351,8 @@
               <w:rPr>
                 <w:rFonts w:ascii="Times New Roman" w:hAnsi="Times New Roman"/>
                 <w:noProof/>
-                <w:highlight w:val="yellow"/>
-              </w:rPr>
-            </w:pPr>
-            <w:r>
-              <w:rPr>
-                <w:rFonts w:ascii="Times New Roman" w:hAnsi="Times New Roman"/>
-                <w:noProof/>
-                <w:highlight w:val="yellow"/>
-              </w:rPr>
-              <w:drawing>
-                <wp:inline distT="0" distB="0" distL="0" distR="0" wp14:anchorId="588CBB39" wp14:editId="0E3F38CF">
-                  <wp:extent cx="2534582" cy="3379623"/>
-                  <wp:effectExtent l="0" t="0" r="0" b="0"/>
-                  <wp:docPr id="1153168462" name="圖片 18"/>
-                  <wp:cNvGraphicFramePr>
-                    <a:graphicFrameLocks xmlns:a="http://schemas.openxmlformats.org/drawingml/2006/main" noChangeAspect="1"/>
-                  </wp:cNvGraphicFramePr>
-                  <a:graphic xmlns:a="http://schemas.openxmlformats.org/drawingml/2006/main">
-                    <a:graphicData uri="http://schemas.openxmlformats.org/drawingml/2006/picture">
-                      <pic:pic xmlns:pic="http://schemas.openxmlformats.org/drawingml/2006/picture">
-                        <pic:nvPicPr>
-                          <pic:cNvPr id="0" name="Picture 2"/>
-                          <pic:cNvPicPr>
-                            <a:picLocks noChangeAspect="1" noChangeArrowheads="1"/>
-                          </pic:cNvPicPr>
-                        </pic:nvPicPr>
-                        <pic:blipFill>
-                          <a:blip r:embed="rId8" cstate="print">
-                            <a:extLst>
-                              <a:ext uri="{28A0092B-C50C-407E-A947-70E740481C1C}">
-                                <a14:useLocalDpi xmlns:a14="http://schemas.microsoft.com/office/drawing/2010/main" val="0"/>
-                              </a:ext>
-                            </a:extLst>
-                          </a:blip>
-                          <a:srcRect/>
-                          <a:stretch>
-                            <a:fillRect/>
-                          </a:stretch>
-                        </pic:blipFill>
-                        <pic:spPr bwMode="auto">
-                          <a:xfrm>
-                            <a:off x="0" y="0"/>
-                            <a:ext cx="2537311" cy="3383262"/>
-                          </a:xfrm>
-                          <a:prstGeom prst="rect">
-                            <a:avLst/>
-                          </a:prstGeom>
-                          <a:noFill/>
-                          <a:ln>
-                            <a:noFill/>
-                          </a:ln>
-                        </pic:spPr>
-                      </pic:pic>
-                    </a:graphicData>
-                  </a:graphic>
-                </wp:inline>
-              </w:drawing>
-            </w:r>
+              </w:rPr>
+            </w:pPr>
           </w:p>
           <w:p>
             <w:pPr>
@@ -1501,14 +1360,12 @@
               <w:rPr>
                 <w:rFonts w:ascii="Times New Roman" w:hAnsi="Times New Roman"/>
                 <w:noProof/>
-                <w:highlight w:val="yellow"/>
-              </w:rPr>
-            </w:pPr>
-            <w:r>
-              <w:rPr>
-                <w:rFonts w:ascii="Times New Roman" w:hAnsi="Times New Roman"/>
-                <w:noProof/>
-                <w:highlight w:val="yellow"/>
+              </w:rPr>
+            </w:pPr>
+            <w:r>
+              <w:rPr>
+                <w:rFonts w:ascii="Times New Roman" w:hAnsi="Times New Roman"/>
+                <w:noProof/>
               </w:rPr>
               <w:t>Crown condition</w:t>
             </w:r>
@@ -1526,64 +1383,8 @@
               <w:rPr>
                 <w:rFonts w:ascii="Times New Roman" w:hAnsi="Times New Roman"/>
                 <w:noProof/>
-                <w:highlight w:val="yellow"/>
-              </w:rPr>
-            </w:pPr>
-            <w:r>
-              <w:rPr>
-                <w:rFonts w:ascii="Times New Roman" w:hAnsi="Times New Roman"/>
-                <w:noProof/>
-                <w:highlight w:val="yellow"/>
-              </w:rPr>
-              <w:drawing>
-                <wp:inline distT="0" distB="0" distL="0" distR="0" wp14:anchorId="0FB40C8D" wp14:editId="55613BC8">
-                  <wp:extent cx="2487168" cy="3318276"/>
-                  <wp:effectExtent l="0" t="0" r="8890" b="0"/>
-                  <wp:docPr id="1281501329" name="圖片 19"/>
-                  <wp:cNvGraphicFramePr>
-                    <a:graphicFrameLocks xmlns:a="http://schemas.openxmlformats.org/drawingml/2006/main" noChangeAspect="1"/>
-                  </wp:cNvGraphicFramePr>
-                  <a:graphic xmlns:a="http://schemas.openxmlformats.org/drawingml/2006/main">
-                    <a:graphicData uri="http://schemas.openxmlformats.org/drawingml/2006/picture">
-                      <pic:pic xmlns:pic="http://schemas.openxmlformats.org/drawingml/2006/picture">
-                        <pic:nvPicPr>
-                          <pic:cNvPr id="0" name="Picture 3"/>
-                          <pic:cNvPicPr>
-                            <a:picLocks noChangeAspect="1" noChangeArrowheads="1"/>
-                          </pic:cNvPicPr>
-                        </pic:nvPicPr>
-                        <pic:blipFill>
-                          <a:blip r:embed="rId9" cstate="print">
-                            <a:extLst>
-                              <a:ext uri="{28A0092B-C50C-407E-A947-70E740481C1C}">
-                                <a14:useLocalDpi xmlns:a14="http://schemas.microsoft.com/office/drawing/2010/main" val="0"/>
-                              </a:ext>
-                            </a:extLst>
-                          </a:blip>
-                          <a:srcRect/>
-                          <a:stretch>
-                            <a:fillRect/>
-                          </a:stretch>
-                        </pic:blipFill>
-                        <pic:spPr bwMode="auto">
-                          <a:xfrm>
-                            <a:off x="0" y="0"/>
-                            <a:ext cx="2492820" cy="3325817"/>
-                          </a:xfrm>
-                          <a:prstGeom prst="rect">
-                            <a:avLst/>
-                          </a:prstGeom>
-                          <a:noFill/>
-                          <a:ln>
-                            <a:noFill/>
-                          </a:ln>
-                        </pic:spPr>
-                      </pic:pic>
-                    </a:graphicData>
-                  </a:graphic>
-                </wp:inline>
-              </w:drawing>
-            </w:r>
+              </w:rPr>
+            </w:pPr>
           </w:p>
           <w:p>
             <w:pPr>
@@ -1591,14 +1392,12 @@
               <w:rPr>
                 <w:rFonts w:ascii="Times New Roman" w:hAnsi="Times New Roman"/>
                 <w:noProof/>
-                <w:highlight w:val="yellow"/>
-              </w:rPr>
-            </w:pPr>
-            <w:r>
-              <w:rPr>
-                <w:rFonts w:ascii="Times New Roman" w:hAnsi="Times New Roman"/>
-                <w:noProof/>
-                <w:highlight w:val="yellow"/>
+              </w:rPr>
+            </w:pPr>
+            <w:r>
+              <w:rPr>
+                <w:rFonts w:ascii="Times New Roman" w:hAnsi="Times New Roman"/>
+                <w:noProof/>
               </w:rPr>
               <w:t>Trunk condition</w:t>
             </w:r>
@@ -1606,7 +1405,6 @@
               <w:rPr>
                 <w:rFonts w:ascii="Times New Roman" w:hAnsi="Times New Roman" w:hint="eastAsia"/>
                 <w:noProof/>
-                <w:highlight w:val="yellow"/>
               </w:rPr>
               <w:t>; Leaning</w:t>
             </w:r>
@@ -1622,64 +1420,8 @@
               <w:rPr>
                 <w:rFonts w:ascii="Times New Roman" w:hAnsi="Times New Roman"/>
                 <w:noProof/>
-                <w:highlight w:val="yellow"/>
-              </w:rPr>
-            </w:pPr>
-            <w:r>
-              <w:rPr>
-                <w:rFonts w:ascii="Times New Roman" w:hAnsi="Times New Roman"/>
-                <w:noProof/>
-                <w:highlight w:val="yellow"/>
-              </w:rPr>
-              <w:drawing>
-                <wp:inline distT="0" distB="0" distL="0" distR="0" wp14:anchorId="246315FA" wp14:editId="475BA9FD">
-                  <wp:extent cx="2496179" cy="3328416"/>
-                  <wp:effectExtent l="0" t="0" r="0" b="5715"/>
-                  <wp:docPr id="38658095" name="圖片 28"/>
-                  <wp:cNvGraphicFramePr>
-                    <a:graphicFrameLocks xmlns:a="http://schemas.openxmlformats.org/drawingml/2006/main" noChangeAspect="1"/>
-                  </wp:cNvGraphicFramePr>
-                  <a:graphic xmlns:a="http://schemas.openxmlformats.org/drawingml/2006/main">
-                    <a:graphicData uri="http://schemas.openxmlformats.org/drawingml/2006/picture">
-                      <pic:pic xmlns:pic="http://schemas.openxmlformats.org/drawingml/2006/picture">
-                        <pic:nvPicPr>
-                          <pic:cNvPr id="0" name="Picture 12"/>
-                          <pic:cNvPicPr>
-                            <a:picLocks noChangeAspect="1" noChangeArrowheads="1"/>
-                          </pic:cNvPicPr>
-                        </pic:nvPicPr>
-                        <pic:blipFill>
-                          <a:blip r:embed="rId10" cstate="print">
-                            <a:extLst>
-                              <a:ext uri="{28A0092B-C50C-407E-A947-70E740481C1C}">
-                                <a14:useLocalDpi xmlns:a14="http://schemas.microsoft.com/office/drawing/2010/main" val="0"/>
-                              </a:ext>
-                            </a:extLst>
-                          </a:blip>
-                          <a:srcRect/>
-                          <a:stretch>
-                            <a:fillRect/>
-                          </a:stretch>
-                        </pic:blipFill>
-                        <pic:spPr bwMode="auto">
-                          <a:xfrm>
-                            <a:off x="0" y="0"/>
-                            <a:ext cx="2501762" cy="3335861"/>
-                          </a:xfrm>
-                          <a:prstGeom prst="rect">
-                            <a:avLst/>
-                          </a:prstGeom>
-                          <a:noFill/>
-                          <a:ln>
-                            <a:noFill/>
-                          </a:ln>
-                        </pic:spPr>
-                      </pic:pic>
-                    </a:graphicData>
-                  </a:graphic>
-                </wp:inline>
-              </w:drawing>
-            </w:r>
+              </w:rPr>
+            </w:pPr>
           </w:p>
           <w:p>
             <w:pPr>
@@ -1687,14 +1429,12 @@
               <w:rPr>
                 <w:rFonts w:ascii="Times New Roman" w:hAnsi="Times New Roman"/>
                 <w:noProof/>
-                <w:highlight w:val="yellow"/>
-              </w:rPr>
-            </w:pPr>
-            <w:r>
-              <w:rPr>
-                <w:rFonts w:ascii="Times New Roman" w:hAnsi="Times New Roman" w:hint="eastAsia"/>
-                <w:noProof/>
-                <w:highlight w:val="yellow"/>
+              </w:rPr>
+            </w:pPr>
+            <w:r>
+              <w:rPr>
+                <w:rFonts w:ascii="Times New Roman" w:hAnsi="Times New Roman" w:hint="eastAsia"/>
+                <w:noProof/>
               </w:rPr>
               <w:t>Self-corrected from approximately 10 m height</w:t>
             </w:r>
@@ -1712,141 +1452,8 @@
               <w:rPr>
                 <w:rFonts w:ascii="Times New Roman" w:hAnsi="Times New Roman"/>
                 <w:noProof/>
-                <w:highlight w:val="yellow"/>
-              </w:rPr>
-            </w:pPr>
-            <w:r>
-              <w:rPr>
-                <w:rFonts w:ascii="Times New Roman" w:hAnsi="Times New Roman"/>
-                <w:noProof/>
-                <w:highlight w:val="yellow"/>
-              </w:rPr>
-              <w:lastRenderedPageBreak/>
-              <mc:AlternateContent>
-                <mc:Choice Requires="wps">
-                  <w:drawing>
-                    <wp:anchor distT="0" distB="0" distL="114300" distR="114300" simplePos="0" relativeHeight="252012032" behindDoc="0" locked="0" layoutInCell="1" allowOverlap="1" wp14:anchorId="1362876C" wp14:editId="160F348F">
-                      <wp:simplePos x="0" y="0"/>
-                      <wp:positionH relativeFrom="column">
-                        <wp:posOffset>1286390</wp:posOffset>
-                      </wp:positionH>
-                      <wp:positionV relativeFrom="paragraph">
-                        <wp:posOffset>1506160</wp:posOffset>
-                      </wp:positionV>
-                      <wp:extent cx="388189" cy="681487"/>
-                      <wp:effectExtent l="0" t="0" r="12065" b="23495"/>
-                      <wp:wrapNone/>
-                      <wp:docPr id="1373828066" name="橢圓 20"/>
-                      <wp:cNvGraphicFramePr/>
-                      <a:graphic xmlns:a="http://schemas.openxmlformats.org/drawingml/2006/main">
-                        <a:graphicData uri="http://schemas.microsoft.com/office/word/2010/wordprocessingShape">
-                          <wps:wsp>
-                            <wps:cNvSpPr/>
-                            <wps:spPr>
-                              <a:xfrm>
-                                <a:off x="0" y="0"/>
-                                <a:ext cx="388189" cy="681487"/>
-                              </a:xfrm>
-                              <a:prstGeom prst="ellipse">
-                                <a:avLst/>
-                              </a:prstGeom>
-                              <a:noFill/>
-                              <a:ln>
-                                <a:solidFill>
-                                  <a:srgbClr val="FF0000"/>
-                                </a:solidFill>
-                              </a:ln>
-                            </wps:spPr>
-                            <wps:style>
-                              <a:lnRef idx="2">
-                                <a:schemeClr val="accent1">
-                                  <a:shade val="50000"/>
-                                </a:schemeClr>
-                              </a:lnRef>
-                              <a:fillRef idx="1">
-                                <a:schemeClr val="accent1"/>
-                              </a:fillRef>
-                              <a:effectRef idx="0">
-                                <a:schemeClr val="accent1"/>
-                              </a:effectRef>
-                              <a:fontRef idx="minor">
-                                <a:schemeClr val="lt1"/>
-                              </a:fontRef>
-                            </wps:style>
-                            <wps:bodyPr rot="0" spcFirstLastPara="0" vertOverflow="overflow" horzOverflow="overflow" vert="horz" wrap="square" lIns="91440" tIns="45720" rIns="91440" bIns="45720" numCol="1" spcCol="0" rtlCol="0" fromWordArt="0" anchor="ctr" anchorCtr="0" forceAA="0" compatLnSpc="1">
-                              <a:prstTxWarp prst="textNoShape">
-                                <a:avLst/>
-                              </a:prstTxWarp>
-                              <a:noAutofit/>
-                            </wps:bodyPr>
-                          </wps:wsp>
-                        </a:graphicData>
-                      </a:graphic>
-                    </wp:anchor>
-                  </w:drawing>
-                </mc:Choice>
-                <mc:Fallback>
-                  <w:pict>
-                    <v:oval w14:anchorId="72EE4772" id="橢圓 20" o:spid="_x0000_s1026" style="position:absolute;margin-left:101.3pt;margin-top:118.6pt;width:30.55pt;height:53.65pt;z-index:252012032;visibility:visible;mso-wrap-style:square;mso-wrap-distance-left:9pt;mso-wrap-distance-top:0;mso-wrap-distance-right:9pt;mso-wrap-distance-bottom:0;mso-position-horizontal:absolute;mso-position-horizontal-relative:text;mso-position-vertical:absolute;mso-position-vertical-relative:text;v-text-anchor:middle" o:gfxdata="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" filled="f" strokecolor="red" strokeweight="2pt"/>
-                  </w:pict>
-                </mc:Fallback>
-              </mc:AlternateContent>
-            </w:r>
-            <w:r>
-              <w:rPr>
-                <w:rFonts w:ascii="Times New Roman" w:hAnsi="Times New Roman"/>
-                <w:noProof/>
-                <w:highlight w:val="yellow"/>
-              </w:rPr>
-              <w:drawing>
-                <wp:inline distT="0" distB="0" distL="0" distR="0" wp14:anchorId="0EA3D21C" wp14:editId="4D7718AB">
-                  <wp:extent cx="2390592" cy="3189427"/>
-                  <wp:effectExtent l="0" t="0" r="0" b="0"/>
-                  <wp:docPr id="1759676216" name="圖片 22"/>
-                  <wp:cNvGraphicFramePr>
-                    <a:graphicFrameLocks xmlns:a="http://schemas.openxmlformats.org/drawingml/2006/main" noChangeAspect="1"/>
-                  </wp:cNvGraphicFramePr>
-                  <a:graphic xmlns:a="http://schemas.openxmlformats.org/drawingml/2006/main">
-                    <a:graphicData uri="http://schemas.openxmlformats.org/drawingml/2006/picture">
-                      <pic:pic xmlns:pic="http://schemas.openxmlformats.org/drawingml/2006/picture">
-                        <pic:nvPicPr>
-                          <pic:cNvPr id="0" name="Picture 6"/>
-                          <pic:cNvPicPr>
-                            <a:picLocks noChangeAspect="1" noChangeArrowheads="1"/>
-                          </pic:cNvPicPr>
-                        </pic:nvPicPr>
-                        <pic:blipFill>
-                          <a:blip r:embed="rId11" cstate="print">
-                            <a:extLst>
-                              <a:ext uri="{28A0092B-C50C-407E-A947-70E740481C1C}">
-                                <a14:useLocalDpi xmlns:a14="http://schemas.microsoft.com/office/drawing/2010/main" val="0"/>
-                              </a:ext>
-                            </a:extLst>
-                          </a:blip>
-                          <a:srcRect/>
-                          <a:stretch>
-                            <a:fillRect/>
-                          </a:stretch>
-                        </pic:blipFill>
-                        <pic:spPr bwMode="auto">
-                          <a:xfrm>
-                            <a:off x="0" y="0"/>
-                            <a:ext cx="2393023" cy="3192671"/>
-                          </a:xfrm>
-                          <a:prstGeom prst="rect">
-                            <a:avLst/>
-                          </a:prstGeom>
-                          <a:noFill/>
-                          <a:ln>
-                            <a:noFill/>
-                          </a:ln>
-                        </pic:spPr>
-                      </pic:pic>
-                    </a:graphicData>
-                  </a:graphic>
-                </wp:inline>
-              </w:drawing>
-            </w:r>
+              </w:rPr>
+            </w:pPr>
           </w:p>
           <w:p>
             <w:pPr>
@@ -1854,14 +1461,12 @@
               <w:rPr>
                 <w:rFonts w:ascii="Times New Roman" w:hAnsi="Times New Roman"/>
                 <w:noProof/>
-                <w:highlight w:val="yellow"/>
-              </w:rPr>
-            </w:pPr>
-            <w:r>
-              <w:rPr>
-                <w:rFonts w:ascii="Times New Roman" w:hAnsi="Times New Roman" w:hint="eastAsia"/>
-                <w:noProof/>
-                <w:highlight w:val="yellow"/>
+              </w:rPr>
+            </w:pPr>
+            <w:r>
+              <w:rPr>
+                <w:rFonts w:ascii="Times New Roman" w:hAnsi="Times New Roman" w:hint="eastAsia"/>
+                <w:noProof/>
               </w:rPr>
               <w:t>Sap flow on trunk</w:t>
             </w:r>
@@ -1877,146 +1482,8 @@
               <w:rPr>
                 <w:rFonts w:ascii="Times New Roman" w:hAnsi="Times New Roman"/>
                 <w:noProof/>
-                <w:highlight w:val="yellow"/>
-              </w:rPr>
-            </w:pPr>
-            <w:r>
-              <w:rPr>
-                <w:rFonts w:ascii="Times New Roman" w:hAnsi="Times New Roman"/>
-                <w:noProof/>
-                <w:highlight w:val="yellow"/>
-              </w:rPr>
-              <mc:AlternateContent>
-                <mc:Choice Requires="wps">
-                  <w:drawing>
-                    <wp:anchor distT="0" distB="0" distL="114300" distR="114300" simplePos="0" relativeHeight="252013056" behindDoc="0" locked="0" layoutInCell="1" allowOverlap="1" wp14:anchorId="3B7859EC" wp14:editId="26E4A807">
-                      <wp:simplePos x="0" y="0"/>
-                      <wp:positionH relativeFrom="column">
-                        <wp:posOffset>1041807</wp:posOffset>
-                      </wp:positionH>
-                      <wp:positionV relativeFrom="paragraph">
-                        <wp:posOffset>1161104</wp:posOffset>
-                      </wp:positionV>
-                      <wp:extent cx="759125" cy="1449238"/>
-                      <wp:effectExtent l="0" t="0" r="22225" b="17780"/>
-                      <wp:wrapNone/>
-                      <wp:docPr id="646102025" name="橢圓 21"/>
-                      <wp:cNvGraphicFramePr/>
-                      <a:graphic xmlns:a="http://schemas.openxmlformats.org/drawingml/2006/main">
-                        <a:graphicData uri="http://schemas.microsoft.com/office/word/2010/wordprocessingShape">
-                          <wps:wsp>
-                            <wps:cNvSpPr/>
-                            <wps:spPr>
-                              <a:xfrm>
-                                <a:off x="0" y="0"/>
-                                <a:ext cx="759125" cy="1449238"/>
-                              </a:xfrm>
-                              <a:prstGeom prst="ellipse">
-                                <a:avLst/>
-                              </a:prstGeom>
-                              <a:noFill/>
-                              <a:ln>
-                                <a:solidFill>
-                                  <a:srgbClr val="FF0000"/>
-                                </a:solidFill>
-                              </a:ln>
-                            </wps:spPr>
-                            <wps:style>
-                              <a:lnRef idx="2">
-                                <a:schemeClr val="accent1">
-                                  <a:shade val="50000"/>
-                                </a:schemeClr>
-                              </a:lnRef>
-                              <a:fillRef idx="1">
-                                <a:schemeClr val="accent1"/>
-                              </a:fillRef>
-                              <a:effectRef idx="0">
-                                <a:schemeClr val="accent1"/>
-                              </a:effectRef>
-                              <a:fontRef idx="minor">
-                                <a:schemeClr val="lt1"/>
-                              </a:fontRef>
-                            </wps:style>
-                            <wps:bodyPr rot="0" spcFirstLastPara="0" vertOverflow="overflow" horzOverflow="overflow" vert="horz" wrap="square" lIns="91440" tIns="45720" rIns="91440" bIns="45720" numCol="1" spcCol="0" rtlCol="0" fromWordArt="0" anchor="ctr" anchorCtr="0" forceAA="0" compatLnSpc="1">
-                              <a:prstTxWarp prst="textNoShape">
-                                <a:avLst/>
-                              </a:prstTxWarp>
-                              <a:noAutofit/>
-                            </wps:bodyPr>
-                          </wps:wsp>
-                        </a:graphicData>
-                      </a:graphic>
-                      <wp14:sizeRelH relativeFrom="margin">
-                        <wp14:pctWidth>0</wp14:pctWidth>
-                      </wp14:sizeRelH>
-                      <wp14:sizeRelV relativeFrom="margin">
-                        <wp14:pctHeight>0</wp14:pctHeight>
-                      </wp14:sizeRelV>
-                    </wp:anchor>
-                  </w:drawing>
-                </mc:Choice>
-                <mc:Fallback>
-                  <w:pict>
-                    <v:oval w14:anchorId="6037654E" id="橢圓 21" o:spid="_x0000_s1026" style="position:absolute;margin-left:82.05pt;margin-top:91.45pt;width:59.75pt;height:114.1pt;z-index:252013056;visibility:visible;mso-wrap-style:square;mso-width-percent:0;mso-height-percent:0;mso-wrap-distance-left:9pt;mso-wrap-distance-top:0;mso-wrap-distance-right:9pt;mso-wrap-distance-bottom:0;mso-position-horizontal:absolute;mso-position-horizontal-relative:text;mso-position-vertical:absolute;mso-position-vertical-relative:text;mso-width-percent:0;mso-height-percent:0;mso-width-relative:margin;mso-height-relative:margin;v-text-anchor:middle" o:gfxdata="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" filled="f" strokecolor="red" strokeweight="2pt"/>
-                  </w:pict>
-                </mc:Fallback>
-              </mc:AlternateContent>
-            </w:r>
-            <w:r>
-              <w:rPr>
-                <w:rFonts w:ascii="Times New Roman" w:hAnsi="Times New Roman"/>
-                <w:noProof/>
-                <w:highlight w:val="yellow"/>
-              </w:rPr>
-              <w:drawing>
-                <wp:inline distT="0" distB="0" distL="0" distR="0" wp14:anchorId="7413ECC8" wp14:editId="2B6E9C83">
-                  <wp:extent cx="2377440" cy="3170089"/>
-                  <wp:effectExtent l="0" t="0" r="3810" b="0"/>
-                  <wp:docPr id="2135067173" name="圖片 23"/>
-                  <wp:cNvGraphicFramePr>
-                    <a:graphicFrameLocks xmlns:a="http://schemas.openxmlformats.org/drawingml/2006/main" noChangeAspect="1"/>
-                  </wp:cNvGraphicFramePr>
-                  <a:graphic xmlns:a="http://schemas.openxmlformats.org/drawingml/2006/main">
-                    <a:graphicData uri="http://schemas.openxmlformats.org/drawingml/2006/picture">
-                      <pic:pic xmlns:pic="http://schemas.openxmlformats.org/drawingml/2006/picture">
-                        <pic:nvPicPr>
-                          <pic:cNvPr id="0" name="Picture 7"/>
-                          <pic:cNvPicPr>
-                            <a:picLocks noChangeAspect="1" noChangeArrowheads="1"/>
-                          </pic:cNvPicPr>
-                        </pic:nvPicPr>
-                        <pic:blipFill>
-                          <a:blip r:embed="rId12" cstate="print">
-                            <a:extLst>
-                              <a:ext uri="{28A0092B-C50C-407E-A947-70E740481C1C}">
-                                <a14:useLocalDpi xmlns:a14="http://schemas.microsoft.com/office/drawing/2010/main" val="0"/>
-                              </a:ext>
-                            </a:extLst>
-                          </a:blip>
-                          <a:srcRect/>
-                          <a:stretch>
-                            <a:fillRect/>
-                          </a:stretch>
-                        </pic:blipFill>
-                        <pic:spPr bwMode="auto">
-                          <a:xfrm>
-                            <a:off x="0" y="0"/>
-                            <a:ext cx="2379977" cy="3173471"/>
-                          </a:xfrm>
-                          <a:prstGeom prst="rect">
-                            <a:avLst/>
-                          </a:prstGeom>
-                          <a:noFill/>
-                          <a:ln>
-                            <a:noFill/>
-                          </a:ln>
-                        </pic:spPr>
-                      </pic:pic>
-                    </a:graphicData>
-                  </a:graphic>
-                </wp:inline>
-              </w:drawing>
-            </w:r>
+              </w:rPr>
+            </w:pPr>
           </w:p>
           <w:p>
             <w:pPr>
@@ -2024,14 +1491,12 @@
               <w:rPr>
                 <w:rFonts w:ascii="Times New Roman" w:hAnsi="Times New Roman"/>
                 <w:noProof/>
-                <w:highlight w:val="yellow"/>
-              </w:rPr>
-            </w:pPr>
-            <w:r>
-              <w:rPr>
-                <w:rFonts w:ascii="Times New Roman" w:hAnsi="Times New Roman" w:hint="eastAsia"/>
-                <w:noProof/>
-                <w:highlight w:val="yellow"/>
+              </w:rPr>
+            </w:pPr>
+            <w:r>
+              <w:rPr>
+                <w:rFonts w:ascii="Times New Roman" w:hAnsi="Times New Roman" w:hint="eastAsia"/>
+                <w:noProof/>
               </w:rPr>
               <w:t>Sap flow on trunk_Close up</w:t>
             </w:r>
@@ -2049,64 +1514,8 @@
               <w:rPr>
                 <w:rFonts w:ascii="Times New Roman" w:hAnsi="Times New Roman"/>
                 <w:noProof/>
-                <w:highlight w:val="yellow"/>
-              </w:rPr>
-            </w:pPr>
-            <w:r>
-              <w:rPr>
-                <w:rFonts w:ascii="Times New Roman" w:hAnsi="Times New Roman"/>
-                <w:noProof/>
-                <w:highlight w:val="yellow"/>
-              </w:rPr>
-              <w:drawing>
-                <wp:inline distT="0" distB="0" distL="0" distR="0" wp14:anchorId="6D5B0A24" wp14:editId="1E193039">
-                  <wp:extent cx="2370125" cy="3162121"/>
-                  <wp:effectExtent l="0" t="0" r="0" b="635"/>
-                  <wp:docPr id="1808695427" name="圖片 24"/>
-                  <wp:cNvGraphicFramePr>
-                    <a:graphicFrameLocks xmlns:a="http://schemas.openxmlformats.org/drawingml/2006/main" noChangeAspect="1"/>
-                  </wp:cNvGraphicFramePr>
-                  <a:graphic xmlns:a="http://schemas.openxmlformats.org/drawingml/2006/main">
-                    <a:graphicData uri="http://schemas.openxmlformats.org/drawingml/2006/picture">
-                      <pic:pic xmlns:pic="http://schemas.openxmlformats.org/drawingml/2006/picture">
-                        <pic:nvPicPr>
-                          <pic:cNvPr id="0" name="Picture 8"/>
-                          <pic:cNvPicPr>
-                            <a:picLocks noChangeAspect="1" noChangeArrowheads="1"/>
-                          </pic:cNvPicPr>
-                        </pic:nvPicPr>
-                        <pic:blipFill>
-                          <a:blip r:embed="rId13" cstate="print">
-                            <a:extLst>
-                              <a:ext uri="{28A0092B-C50C-407E-A947-70E740481C1C}">
-                                <a14:useLocalDpi xmlns:a14="http://schemas.microsoft.com/office/drawing/2010/main" val="0"/>
-                              </a:ext>
-                            </a:extLst>
-                          </a:blip>
-                          <a:srcRect/>
-                          <a:stretch>
-                            <a:fillRect/>
-                          </a:stretch>
-                        </pic:blipFill>
-                        <pic:spPr bwMode="auto">
-                          <a:xfrm>
-                            <a:off x="0" y="0"/>
-                            <a:ext cx="2372710" cy="3165569"/>
-                          </a:xfrm>
-                          <a:prstGeom prst="rect">
-                            <a:avLst/>
-                          </a:prstGeom>
-                          <a:noFill/>
-                          <a:ln>
-                            <a:noFill/>
-                          </a:ln>
-                        </pic:spPr>
-                      </pic:pic>
-                    </a:graphicData>
-                  </a:graphic>
-                </wp:inline>
-              </w:drawing>
-            </w:r>
+              </w:rPr>
+            </w:pPr>
           </w:p>
           <w:p>
             <w:pPr>
@@ -2114,14 +1523,12 @@
               <w:rPr>
                 <w:rFonts w:ascii="Times New Roman" w:hAnsi="Times New Roman"/>
                 <w:noProof/>
-                <w:highlight w:val="yellow"/>
-              </w:rPr>
-            </w:pPr>
-            <w:r>
-              <w:rPr>
-                <w:rFonts w:ascii="Times New Roman" w:hAnsi="Times New Roman" w:hint="eastAsia"/>
-                <w:noProof/>
-                <w:highlight w:val="yellow"/>
+              </w:rPr>
+            </w:pPr>
+            <w:r>
+              <w:rPr>
+                <w:rFonts w:ascii="Times New Roman" w:hAnsi="Times New Roman" w:hint="eastAsia"/>
+                <w:noProof/>
               </w:rPr>
               <w:t>Trunk base condition#1</w:t>
             </w:r>
@@ -2140,64 +1547,8 @@
               <w:rPr>
                 <w:rFonts w:ascii="Times New Roman" w:hAnsi="Times New Roman"/>
                 <w:noProof/>
-                <w:highlight w:val="yellow"/>
-              </w:rPr>
-            </w:pPr>
-            <w:r>
-              <w:rPr>
-                <w:rFonts w:ascii="Times New Roman" w:hAnsi="Times New Roman"/>
-                <w:noProof/>
-                <w:highlight w:val="yellow"/>
-              </w:rPr>
-              <w:drawing>
-                <wp:inline distT="0" distB="0" distL="0" distR="0" wp14:anchorId="435FF002" wp14:editId="70FC6770">
-                  <wp:extent cx="2370125" cy="3160335"/>
-                  <wp:effectExtent l="0" t="0" r="0" b="2540"/>
-                  <wp:docPr id="1682407688" name="圖片 25"/>
-                  <wp:cNvGraphicFramePr>
-                    <a:graphicFrameLocks xmlns:a="http://schemas.openxmlformats.org/drawingml/2006/main" noChangeAspect="1"/>
-                  </wp:cNvGraphicFramePr>
-                  <a:graphic xmlns:a="http://schemas.openxmlformats.org/drawingml/2006/main">
-                    <a:graphicData uri="http://schemas.openxmlformats.org/drawingml/2006/picture">
-                      <pic:pic xmlns:pic="http://schemas.openxmlformats.org/drawingml/2006/picture">
-                        <pic:nvPicPr>
-                          <pic:cNvPr id="0" name="Picture 9"/>
-                          <pic:cNvPicPr>
-                            <a:picLocks noChangeAspect="1" noChangeArrowheads="1"/>
-                          </pic:cNvPicPr>
-                        </pic:nvPicPr>
-                        <pic:blipFill>
-                          <a:blip r:embed="rId14" cstate="print">
-                            <a:extLst>
-                              <a:ext uri="{28A0092B-C50C-407E-A947-70E740481C1C}">
-                                <a14:useLocalDpi xmlns:a14="http://schemas.microsoft.com/office/drawing/2010/main" val="0"/>
-                              </a:ext>
-                            </a:extLst>
-                          </a:blip>
-                          <a:srcRect/>
-                          <a:stretch>
-                            <a:fillRect/>
-                          </a:stretch>
-                        </pic:blipFill>
-                        <pic:spPr bwMode="auto">
-                          <a:xfrm>
-                            <a:off x="0" y="0"/>
-                            <a:ext cx="2375429" cy="3167407"/>
-                          </a:xfrm>
-                          <a:prstGeom prst="rect">
-                            <a:avLst/>
-                          </a:prstGeom>
-                          <a:noFill/>
-                          <a:ln>
-                            <a:noFill/>
-                          </a:ln>
-                        </pic:spPr>
-                      </pic:pic>
-                    </a:graphicData>
-                  </a:graphic>
-                </wp:inline>
-              </w:drawing>
-            </w:r>
+              </w:rPr>
+            </w:pPr>
           </w:p>
           <w:p>
             <w:pPr>
@@ -2205,14 +1556,12 @@
               <w:rPr>
                 <w:rFonts w:ascii="Times New Roman" w:hAnsi="Times New Roman"/>
                 <w:noProof/>
-                <w:highlight w:val="yellow"/>
-              </w:rPr>
-            </w:pPr>
-            <w:r>
-              <w:rPr>
-                <w:rFonts w:ascii="Times New Roman" w:hAnsi="Times New Roman" w:hint="eastAsia"/>
-                <w:noProof/>
-                <w:highlight w:val="yellow"/>
+              </w:rPr>
+            </w:pPr>
+            <w:r>
+              <w:rPr>
+                <w:rFonts w:ascii="Times New Roman" w:hAnsi="Times New Roman" w:hint="eastAsia"/>
+                <w:noProof/>
               </w:rPr>
               <w:t>Trunk base condition#2</w:t>
             </w:r>
@@ -2230,141 +1579,8 @@
               <w:rPr>
                 <w:rFonts w:ascii="Times New Roman" w:hAnsi="Times New Roman"/>
                 <w:noProof/>
-                <w:highlight w:val="yellow"/>
-              </w:rPr>
-            </w:pPr>
-            <w:r>
-              <w:rPr>
-                <w:rFonts w:ascii="Times New Roman" w:hAnsi="Times New Roman"/>
-                <w:noProof/>
-                <w:highlight w:val="yellow"/>
-              </w:rPr>
-              <w:lastRenderedPageBreak/>
-              <mc:AlternateContent>
-                <mc:Choice Requires="wps">
-                  <w:drawing>
-                    <wp:anchor distT="0" distB="0" distL="114300" distR="114300" simplePos="0" relativeHeight="252014080" behindDoc="0" locked="0" layoutInCell="1" allowOverlap="1" wp14:anchorId="343816F5" wp14:editId="3F8A6A5D">
-                      <wp:simplePos x="0" y="0"/>
-                      <wp:positionH relativeFrom="column">
-                        <wp:posOffset>1027598</wp:posOffset>
-                      </wp:positionH>
-                      <wp:positionV relativeFrom="paragraph">
-                        <wp:posOffset>1885722</wp:posOffset>
-                      </wp:positionV>
-                      <wp:extent cx="793630" cy="767751"/>
-                      <wp:effectExtent l="0" t="0" r="26035" b="13335"/>
-                      <wp:wrapNone/>
-                      <wp:docPr id="1905612961" name="橢圓 22"/>
-                      <wp:cNvGraphicFramePr/>
-                      <a:graphic xmlns:a="http://schemas.openxmlformats.org/drawingml/2006/main">
-                        <a:graphicData uri="http://schemas.microsoft.com/office/word/2010/wordprocessingShape">
-                          <wps:wsp>
-                            <wps:cNvSpPr/>
-                            <wps:spPr>
-                              <a:xfrm>
-                                <a:off x="0" y="0"/>
-                                <a:ext cx="793630" cy="767751"/>
-                              </a:xfrm>
-                              <a:prstGeom prst="ellipse">
-                                <a:avLst/>
-                              </a:prstGeom>
-                              <a:noFill/>
-                              <a:ln>
-                                <a:solidFill>
-                                  <a:srgbClr val="FF0000"/>
-                                </a:solidFill>
-                              </a:ln>
-                            </wps:spPr>
-                            <wps:style>
-                              <a:lnRef idx="2">
-                                <a:schemeClr val="accent1">
-                                  <a:shade val="50000"/>
-                                </a:schemeClr>
-                              </a:lnRef>
-                              <a:fillRef idx="1">
-                                <a:schemeClr val="accent1"/>
-                              </a:fillRef>
-                              <a:effectRef idx="0">
-                                <a:schemeClr val="accent1"/>
-                              </a:effectRef>
-                              <a:fontRef idx="minor">
-                                <a:schemeClr val="lt1"/>
-                              </a:fontRef>
-                            </wps:style>
-                            <wps:bodyPr rot="0" spcFirstLastPara="0" vertOverflow="overflow" horzOverflow="overflow" vert="horz" wrap="square" lIns="91440" tIns="45720" rIns="91440" bIns="45720" numCol="1" spcCol="0" rtlCol="0" fromWordArt="0" anchor="ctr" anchorCtr="0" forceAA="0" compatLnSpc="1">
-                              <a:prstTxWarp prst="textNoShape">
-                                <a:avLst/>
-                              </a:prstTxWarp>
-                              <a:noAutofit/>
-                            </wps:bodyPr>
-                          </wps:wsp>
-                        </a:graphicData>
-                      </a:graphic>
-                    </wp:anchor>
-                  </w:drawing>
-                </mc:Choice>
-                <mc:Fallback>
-                  <w:pict>
-                    <v:oval w14:anchorId="630F7A6E" id="橢圓 22" o:spid="_x0000_s1026" style="position:absolute;margin-left:80.9pt;margin-top:148.5pt;width:62.5pt;height:60.45pt;z-index:252014080;visibility:visible;mso-wrap-style:square;mso-wrap-distance-left:9pt;mso-wrap-distance-top:0;mso-wrap-distance-right:9pt;mso-wrap-distance-bottom:0;mso-position-horizontal:absolute;mso-position-horizontal-relative:text;mso-position-vertical:absolute;mso-position-vertical-relative:text;v-text-anchor:middle" o:gfxdata="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" filled="f" strokecolor="red" strokeweight="2pt"/>
-                  </w:pict>
-                </mc:Fallback>
-              </mc:AlternateContent>
-            </w:r>
-            <w:r>
-              <w:rPr>
-                <w:rFonts w:ascii="Times New Roman" w:hAnsi="Times New Roman"/>
-                <w:noProof/>
-                <w:highlight w:val="yellow"/>
-              </w:rPr>
-              <w:drawing>
-                <wp:inline distT="0" distB="0" distL="0" distR="0" wp14:anchorId="7217A1F2" wp14:editId="2BAEEE65">
-                  <wp:extent cx="2340864" cy="3123082"/>
-                  <wp:effectExtent l="0" t="0" r="2540" b="1270"/>
-                  <wp:docPr id="512043203" name="圖片 26"/>
-                  <wp:cNvGraphicFramePr>
-                    <a:graphicFrameLocks xmlns:a="http://schemas.openxmlformats.org/drawingml/2006/main" noChangeAspect="1"/>
-                  </wp:cNvGraphicFramePr>
-                  <a:graphic xmlns:a="http://schemas.openxmlformats.org/drawingml/2006/main">
-                    <a:graphicData uri="http://schemas.openxmlformats.org/drawingml/2006/picture">
-                      <pic:pic xmlns:pic="http://schemas.openxmlformats.org/drawingml/2006/picture">
-                        <pic:nvPicPr>
-                          <pic:cNvPr id="0" name="Picture 10"/>
-                          <pic:cNvPicPr>
-                            <a:picLocks noChangeAspect="1" noChangeArrowheads="1"/>
-                          </pic:cNvPicPr>
-                        </pic:nvPicPr>
-                        <pic:blipFill>
-                          <a:blip r:embed="rId15" cstate="print">
-                            <a:extLst>
-                              <a:ext uri="{28A0092B-C50C-407E-A947-70E740481C1C}">
-                                <a14:useLocalDpi xmlns:a14="http://schemas.microsoft.com/office/drawing/2010/main" val="0"/>
-                              </a:ext>
-                            </a:extLst>
-                          </a:blip>
-                          <a:srcRect/>
-                          <a:stretch>
-                            <a:fillRect/>
-                          </a:stretch>
-                        </pic:blipFill>
-                        <pic:spPr bwMode="auto">
-                          <a:xfrm>
-                            <a:off x="0" y="0"/>
-                            <a:ext cx="2342279" cy="3124970"/>
-                          </a:xfrm>
-                          <a:prstGeom prst="rect">
-                            <a:avLst/>
-                          </a:prstGeom>
-                          <a:noFill/>
-                          <a:ln>
-                            <a:noFill/>
-                          </a:ln>
-                        </pic:spPr>
-                      </pic:pic>
-                    </a:graphicData>
-                  </a:graphic>
-                </wp:inline>
-              </w:drawing>
-            </w:r>
+              </w:rPr>
+            </w:pPr>
           </w:p>
           <w:p>
             <w:pPr>
@@ -2372,14 +1588,12 @@
               <w:rPr>
                 <w:rFonts w:ascii="Times New Roman" w:hAnsi="Times New Roman"/>
                 <w:noProof/>
-                <w:highlight w:val="yellow"/>
-              </w:rPr>
-            </w:pPr>
-            <w:r>
-              <w:rPr>
-                <w:rFonts w:ascii="Times New Roman" w:hAnsi="Times New Roman" w:hint="eastAsia"/>
-                <w:noProof/>
-                <w:highlight w:val="yellow"/>
+              </w:rPr>
+            </w:pPr>
+            <w:r>
+              <w:rPr>
+                <w:rFonts w:ascii="Times New Roman" w:hAnsi="Times New Roman" w:hint="eastAsia"/>
+                <w:noProof/>
               </w:rPr>
               <w:t>Large amount of resin concentrated on trunk base</w:t>
             </w:r>
@@ -2398,64 +1612,8 @@
               <w:rPr>
                 <w:rFonts w:ascii="Times New Roman" w:hAnsi="Times New Roman"/>
                 <w:noProof/>
-                <w:highlight w:val="yellow"/>
-              </w:rPr>
-            </w:pPr>
-            <w:r>
-              <w:rPr>
-                <w:rFonts w:ascii="Times New Roman" w:hAnsi="Times New Roman"/>
-                <w:noProof/>
-                <w:highlight w:val="yellow"/>
-              </w:rPr>
-              <w:drawing>
-                <wp:inline distT="0" distB="0" distL="0" distR="0" wp14:anchorId="0668DA6E" wp14:editId="16468D7F">
-                  <wp:extent cx="2337082" cy="3116275"/>
-                  <wp:effectExtent l="0" t="0" r="6350" b="8255"/>
-                  <wp:docPr id="6801333" name="圖片 27"/>
-                  <wp:cNvGraphicFramePr>
-                    <a:graphicFrameLocks xmlns:a="http://schemas.openxmlformats.org/drawingml/2006/main" noChangeAspect="1"/>
-                  </wp:cNvGraphicFramePr>
-                  <a:graphic xmlns:a="http://schemas.openxmlformats.org/drawingml/2006/main">
-                    <a:graphicData uri="http://schemas.openxmlformats.org/drawingml/2006/picture">
-                      <pic:pic xmlns:pic="http://schemas.openxmlformats.org/drawingml/2006/picture">
-                        <pic:nvPicPr>
-                          <pic:cNvPr id="0" name="Picture 11"/>
-                          <pic:cNvPicPr>
-                            <a:picLocks noChangeAspect="1" noChangeArrowheads="1"/>
-                          </pic:cNvPicPr>
-                        </pic:nvPicPr>
-                        <pic:blipFill>
-                          <a:blip r:embed="rId16" cstate="print">
-                            <a:extLst>
-                              <a:ext uri="{28A0092B-C50C-407E-A947-70E740481C1C}">
-                                <a14:useLocalDpi xmlns:a14="http://schemas.microsoft.com/office/drawing/2010/main" val="0"/>
-                              </a:ext>
-                            </a:extLst>
-                          </a:blip>
-                          <a:srcRect/>
-                          <a:stretch>
-                            <a:fillRect/>
-                          </a:stretch>
-                        </pic:blipFill>
-                        <pic:spPr bwMode="auto">
-                          <a:xfrm>
-                            <a:off x="0" y="0"/>
-                            <a:ext cx="2342380" cy="3123339"/>
-                          </a:xfrm>
-                          <a:prstGeom prst="rect">
-                            <a:avLst/>
-                          </a:prstGeom>
-                          <a:noFill/>
-                          <a:ln>
-                            <a:noFill/>
-                          </a:ln>
-                        </pic:spPr>
-                      </pic:pic>
-                    </a:graphicData>
-                  </a:graphic>
-                </wp:inline>
-              </w:drawing>
-            </w:r>
+              </w:rPr>
+            </w:pPr>
           </w:p>
           <w:p>
             <w:pPr>
@@ -2463,14 +1621,12 @@
               <w:rPr>
                 <w:rFonts w:ascii="Times New Roman" w:hAnsi="Times New Roman"/>
                 <w:noProof/>
-                <w:highlight w:val="yellow"/>
-              </w:rPr>
-            </w:pPr>
-            <w:r>
-              <w:rPr>
-                <w:rFonts w:ascii="Times New Roman" w:hAnsi="Times New Roman" w:hint="eastAsia"/>
-                <w:noProof/>
-                <w:highlight w:val="yellow"/>
+              </w:rPr>
+            </w:pPr>
+            <w:r>
+              <w:rPr>
+                <w:rFonts w:ascii="Times New Roman" w:hAnsi="Times New Roman" w:hint="eastAsia"/>
+                <w:noProof/>
               </w:rPr>
               <w:t>Large amount of resin concentrated on trunk base_Close up</w:t>
             </w:r>
@@ -2544,6 +1700,7 @@
           <w:sz w:val="22"/>
         </w:rPr>
       </w:pPr>
+      <w:proofErr w:type="spellStart"/>
       <w:r>
         <w:rPr>
           <w:rFonts w:ascii="Times New Roman" w:hAnsi="Times New Roman"/>
@@ -2552,6 +1709,7 @@
         <w:lastRenderedPageBreak/>
         <w:t>Resistography</w:t>
       </w:r>
+      <w:proofErr w:type="spellEnd"/>
       <w:r>
         <w:rPr>
           <w:rFonts w:ascii="Times New Roman" w:hAnsi="Times New Roman"/>
@@ -2579,13 +1737,6 @@
           <w:sz w:val="22"/>
         </w:rPr>
         <w:t xml:space="preserve"> </w:t>
-      </w:r>
-      <w:r>
-        <w:rPr>
-          <w:rFonts w:ascii="Times New Roman" w:hAnsi="Times New Roman" w:hint="eastAsia"/>
-          <w:sz w:val="22"/>
-        </w:rPr>
-        <w:t>Government House</w:t>
       </w:r>
     </w:p>
     <w:p>
@@ -2756,7 +1907,7 @@
             <w:pPr>
               <w:jc w:val="center"/>
               <w:rPr>
-                <w:rFonts w:ascii="Times New Roman" w:hAnsi="Times New Roman" w:hint="eastAsia"/>
+                <w:rFonts w:ascii="Times New Roman" w:hAnsi="Times New Roman"/>
                 <w:highlight w:val="yellow"/>
               </w:rPr>
             </w:pPr>
@@ -2777,7 +1928,7 @@
             <w:pPr>
               <w:jc w:val="center"/>
               <w:rPr>
-                <w:rFonts w:ascii="Times New Roman" w:hAnsi="Times New Roman" w:hint="eastAsia"/>
+                <w:rFonts w:ascii="Times New Roman" w:hAnsi="Times New Roman"/>
                 <w:highlight w:val="yellow"/>
               </w:rPr>
             </w:pPr>
@@ -2862,7 +2013,7 @@
             <w:pPr>
               <w:jc w:val="center"/>
               <w:rPr>
-                <w:rFonts w:ascii="Times New Roman" w:hAnsi="Times New Roman" w:hint="eastAsia"/>
+                <w:rFonts w:ascii="Times New Roman" w:hAnsi="Times New Roman"/>
                 <w:highlight w:val="yellow"/>
               </w:rPr>
             </w:pPr>
@@ -2934,7 +2085,7 @@
           <w:rFonts w:ascii="Times New Roman" w:hAnsi="Times New Roman"/>
         </w:rPr>
         <w:sectPr>
-          <w:headerReference w:type="default" r:id="rId17"/>
+          <w:headerReference w:type="default" r:id="rId7"/>
           <w:pgSz w:w="11906" w:h="16838"/>
           <w:pgMar w:top="1843" w:right="1133" w:bottom="2127" w:left="1276" w:header="851" w:footer="992" w:gutter="0"/>
           <w:cols w:space="425"/>
@@ -2961,45 +2112,31 @@
           <w:sz w:val="28"/>
         </w:rPr>
       </w:pPr>
+      <w:proofErr w:type="spellStart"/>
       <w:r>
         <w:rPr>
           <w:rFonts w:ascii="Times New Roman" w:hAnsi="Times New Roman" w:hint="eastAsia"/>
           <w:b/>
           <w:sz w:val="28"/>
         </w:rPr>
-        <w:t xml:space="preserve">Resistography test </w:t>
-      </w:r>
-      <w:r>
-        <w:rPr>
-          <w:rFonts w:ascii="Times New Roman" w:hAnsi="Times New Roman"/>
+        <w:t>Resistography</w:t>
+      </w:r>
+      <w:proofErr w:type="spellEnd"/>
+      <w:r>
+        <w:rPr>
+          <w:rFonts w:ascii="Times New Roman" w:hAnsi="Times New Roman" w:hint="eastAsia"/>
           <w:b/>
           <w:sz w:val="28"/>
         </w:rPr>
-        <w:t>–</w:t>
-      </w:r>
-      <w:r>
-        <w:rPr>
-          <w:rFonts w:ascii="Times New Roman" w:hAnsi="Times New Roman" w:hint="eastAsia"/>
+        <w:t xml:space="preserve"> test </w:t>
+      </w:r>
+      <w:r>
+        <w:rPr>
+          <w:rFonts w:ascii="Times New Roman" w:hAnsi="Times New Roman"/>
           <w:b/>
           <w:sz w:val="28"/>
         </w:rPr>
-        <w:t xml:space="preserve"> Government House </w:t>
-      </w:r>
-      <w:r>
-        <w:rPr>
-          <w:rFonts w:ascii="Times New Roman" w:hAnsi="Times New Roman"/>
-          <w:b/>
-          <w:sz w:val="28"/>
-        </w:rPr>
         <w:t>–</w:t>
-      </w:r>
-      <w:r>
-        <w:rPr>
-          <w:rFonts w:ascii="Times New Roman" w:hAnsi="Times New Roman" w:hint="eastAsia"/>
-          <w:b/>
-          <w:sz w:val="28"/>
-        </w:rPr>
-        <w:t xml:space="preserve"> CW2670</w:t>
       </w:r>
     </w:p>
     <w:tbl>
@@ -3034,7 +2171,7 @@
                 <w:noProof/>
               </w:rPr>
               <w:drawing>
-                <wp:anchor distT="0" distB="0" distL="114300" distR="114300" simplePos="0" relativeHeight="251653120" behindDoc="0" locked="0" layoutInCell="1" allowOverlap="1" wp14:anchorId="77AA772A" wp14:editId="458C7FCC">
+                <wp:anchor distT="0" distB="0" distL="114300" distR="114300" simplePos="0" relativeHeight="251644416" behindDoc="0" locked="0" layoutInCell="1" allowOverlap="1" wp14:anchorId="77AA772A" wp14:editId="458C7FCC">
                   <wp:simplePos x="0" y="0"/>
                   <wp:positionH relativeFrom="column">
                     <wp:posOffset>291153</wp:posOffset>
@@ -3057,7 +2194,7 @@
                           <pic:cNvPicPr/>
                         </pic:nvPicPr>
                         <pic:blipFill>
-                          <a:blip r:embed="rId18">
+                          <a:blip r:embed="rId8">
                             <a:extLst>
                               <a:ext uri="{28A0092B-C50C-407E-A947-70E740481C1C}">
                                 <a14:useLocalDpi xmlns:a14="http://schemas.microsoft.com/office/drawing/2010/main" val="0"/>
@@ -3097,7 +2234,7 @@
               <mc:AlternateContent>
                 <mc:Choice Requires="wps">
                   <w:drawing>
-                    <wp:anchor distT="0" distB="0" distL="114300" distR="114300" simplePos="0" relativeHeight="251663360" behindDoc="0" locked="0" layoutInCell="1" allowOverlap="1" wp14:anchorId="527CFE9D" wp14:editId="05B23435">
+                    <wp:anchor distT="0" distB="0" distL="114300" distR="114300" simplePos="0" relativeHeight="251650560" behindDoc="0" locked="0" layoutInCell="1" allowOverlap="1" wp14:anchorId="527CFE9D" wp14:editId="05B23435">
                       <wp:simplePos x="0" y="0"/>
                       <wp:positionH relativeFrom="column">
                         <wp:posOffset>1661795</wp:posOffset>
@@ -3188,7 +2325,7 @@
                       <v:stroke joinstyle="miter"/>
                       <v:path gradientshapeok="t" o:connecttype="rect"/>
                     </v:shapetype>
-                    <v:shape id="文字方塊 40" o:spid="_x0000_s1026" type="#_x0000_t202" style="position:absolute;left:0;text-align:left;margin-left:130.85pt;margin-top:321.25pt;width:52.95pt;height:27.8pt;z-index:251663360;visibility:visible;mso-wrap-style:square;mso-width-percent:0;mso-height-percent:0;mso-wrap-distance-left:9pt;mso-wrap-distance-top:0;mso-wrap-distance-right:9pt;mso-wrap-distance-bottom:0;mso-position-horizontal:absolute;mso-position-horizontal-relative:text;mso-position-vertical:absolute;mso-position-vertical-relative:text;mso-width-percent:0;mso-height-percent:0;mso-width-relative:margin;mso-height-relative:margin;v-text-anchor:top" o:gfxdata="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" fillcolor="white [3201]" strokeweight="2.25pt">
+                    <v:shape id="文字方塊 40" o:spid="_x0000_s1026" type="#_x0000_t202" style="position:absolute;left:0;text-align:left;margin-left:130.85pt;margin-top:321.25pt;width:52.95pt;height:27.8pt;z-index:251650560;visibility:visible;mso-wrap-style:square;mso-width-percent:0;mso-height-percent:0;mso-wrap-distance-left:9pt;mso-wrap-distance-top:0;mso-wrap-distance-right:9pt;mso-wrap-distance-bottom:0;mso-position-horizontal:absolute;mso-position-horizontal-relative:text;mso-position-vertical:absolute;mso-position-vertical-relative:text;mso-width-percent:0;mso-height-percent:0;mso-width-relative:margin;mso-height-relative:margin;v-text-anchor:top" o:gfxdata="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" fillcolor="white [3201]" strokeweight="2.25pt">
                       <v:textbox>
                         <w:txbxContent>
                           <w:p>
@@ -3220,7 +2357,7 @@
               <mc:AlternateContent>
                 <mc:Choice Requires="wps">
                   <w:drawing>
-                    <wp:anchor distT="0" distB="0" distL="114300" distR="114300" simplePos="0" relativeHeight="251661312" behindDoc="0" locked="0" layoutInCell="1" allowOverlap="1" wp14:anchorId="6BBECC00" wp14:editId="6353CE92">
+                    <wp:anchor distT="0" distB="0" distL="114300" distR="114300" simplePos="0" relativeHeight="251649536" behindDoc="0" locked="0" layoutInCell="1" allowOverlap="1" wp14:anchorId="6BBECC00" wp14:editId="6353CE92">
                       <wp:simplePos x="0" y="0"/>
                       <wp:positionH relativeFrom="column">
                         <wp:posOffset>208280</wp:posOffset>
@@ -3307,7 +2444,7 @@
                 </mc:Choice>
                 <mc:Fallback>
                   <w:pict>
-                    <v:shape w14:anchorId="6BBECC00" id="文字方塊 36" o:spid="_x0000_s1027" type="#_x0000_t202" style="position:absolute;left:0;text-align:left;margin-left:16.4pt;margin-top:237.2pt;width:53pt;height:27.85pt;z-index:251661312;visibility:visible;mso-wrap-style:square;mso-width-percent:0;mso-height-percent:0;mso-wrap-distance-left:9pt;mso-wrap-distance-top:0;mso-wrap-distance-right:9pt;mso-wrap-distance-bottom:0;mso-position-horizontal:absolute;mso-position-horizontal-relative:text;mso-position-vertical:absolute;mso-position-vertical-relative:text;mso-width-percent:0;mso-height-percent:0;mso-width-relative:margin;mso-height-relative:margin;v-text-anchor:top" o:gfxdata="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" fillcolor="white [3201]" strokeweight="2.25pt">
+                    <v:shape w14:anchorId="6BBECC00" id="文字方塊 36" o:spid="_x0000_s1027" type="#_x0000_t202" style="position:absolute;left:0;text-align:left;margin-left:16.4pt;margin-top:237.2pt;width:53pt;height:27.85pt;z-index:251649536;visibility:visible;mso-wrap-style:square;mso-width-percent:0;mso-height-percent:0;mso-wrap-distance-left:9pt;mso-wrap-distance-top:0;mso-wrap-distance-right:9pt;mso-wrap-distance-bottom:0;mso-position-horizontal:absolute;mso-position-horizontal-relative:text;mso-position-vertical:absolute;mso-position-vertical-relative:text;mso-width-percent:0;mso-height-percent:0;mso-width-relative:margin;mso-height-relative:margin;v-text-anchor:top" o:gfxdata="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" fillcolor="white [3201]" strokeweight="2.25pt">
                       <v:textbox>
                         <w:txbxContent>
                           <w:p>
@@ -3339,7 +2476,7 @@
               <mc:AlternateContent>
                 <mc:Choice Requires="wps">
                   <w:drawing>
-                    <wp:anchor distT="0" distB="0" distL="114300" distR="114300" simplePos="0" relativeHeight="251659264" behindDoc="0" locked="0" layoutInCell="1" allowOverlap="1" wp14:anchorId="158AFE7F" wp14:editId="03F26D08">
+                    <wp:anchor distT="0" distB="0" distL="114300" distR="114300" simplePos="0" relativeHeight="251648512" behindDoc="0" locked="0" layoutInCell="1" allowOverlap="1" wp14:anchorId="158AFE7F" wp14:editId="03F26D08">
                       <wp:simplePos x="0" y="0"/>
                       <wp:positionH relativeFrom="column">
                         <wp:posOffset>735965</wp:posOffset>
@@ -3395,11 +2532,11 @@
                 </mc:Choice>
                 <mc:Fallback>
                   <w:pict>
-                    <v:shapetype w14:anchorId="02FCDC1F" id="_x0000_t32" coordsize="21600,21600" o:spt="32" o:oned="t" path="m,l21600,21600e" filled="f">
+                    <v:shapetype w14:anchorId="359BC71C" id="_x0000_t32" coordsize="21600,21600" o:spt="32" o:oned="t" path="m,l21600,21600e" filled="f">
                       <v:path arrowok="t" fillok="f" o:connecttype="none"/>
                       <o:lock v:ext="edit" shapetype="t"/>
                     </v:shapetype>
-                    <v:shape id="直線單箭頭接點 22" o:spid="_x0000_s1026" type="#_x0000_t32" style="position:absolute;margin-left:57.95pt;margin-top:249.95pt;width:45pt;height:0;z-index:251659264;visibility:visible;mso-wrap-style:square;mso-wrap-distance-left:9pt;mso-wrap-distance-top:0;mso-wrap-distance-right:9pt;mso-wrap-distance-bottom:0;mso-position-horizontal:absolute;mso-position-horizontal-relative:text;mso-position-vertical:absolute;mso-position-vertical-relative:text" o:gfxdata="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" strokecolor="red" strokeweight="3pt">
+                    <v:shape id="直線單箭頭接點 22" o:spid="_x0000_s1026" type="#_x0000_t32" style="position:absolute;margin-left:57.95pt;margin-top:249.95pt;width:45pt;height:0;z-index:251648512;visibility:visible;mso-wrap-style:square;mso-wrap-distance-left:9pt;mso-wrap-distance-top:0;mso-wrap-distance-right:9pt;mso-wrap-distance-bottom:0;mso-position-horizontal:absolute;mso-position-horizontal-relative:text;mso-position-vertical:absolute;mso-position-vertical-relative:text" o:gfxdata="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" strokecolor="red" strokeweight="3pt">
                       <v:stroke endarrow="block"/>
                     </v:shape>
                   </w:pict>
@@ -3414,7 +2551,7 @@
               <mc:AlternateContent>
                 <mc:Choice Requires="wps">
                   <w:drawing>
-                    <wp:anchor distT="0" distB="0" distL="114300" distR="114300" simplePos="0" relativeHeight="251657216" behindDoc="0" locked="0" layoutInCell="1" allowOverlap="1" wp14:anchorId="44AFA9EE" wp14:editId="57358F3F">
+                    <wp:anchor distT="0" distB="0" distL="114300" distR="114300" simplePos="0" relativeHeight="251647488" behindDoc="0" locked="0" layoutInCell="1" allowOverlap="1" wp14:anchorId="44AFA9EE" wp14:editId="57358F3F">
                       <wp:simplePos x="0" y="0"/>
                       <wp:positionH relativeFrom="column">
                         <wp:posOffset>2012315</wp:posOffset>
@@ -3470,7 +2607,7 @@
                 </mc:Choice>
                 <mc:Fallback>
                   <w:pict>
-                    <v:shape w14:anchorId="1A297CE6" id="直線單箭頭接點 21" o:spid="_x0000_s1026" type="#_x0000_t32" style="position:absolute;margin-left:158.45pt;margin-top:271.7pt;width:0;height:57pt;flip:y;z-index:251657216;visibility:visible;mso-wrap-style:square;mso-wrap-distance-left:9pt;mso-wrap-distance-top:0;mso-wrap-distance-right:9pt;mso-wrap-distance-bottom:0;mso-position-horizontal:absolute;mso-position-horizontal-relative:text;mso-position-vertical:absolute;mso-position-vertical-relative:text" o:gfxdata="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" strokecolor="red" strokeweight="3pt">
+                    <v:shape w14:anchorId="0208DDE2" id="直線單箭頭接點 21" o:spid="_x0000_s1026" type="#_x0000_t32" style="position:absolute;margin-left:158.45pt;margin-top:271.7pt;width:0;height:57pt;flip:y;z-index:251647488;visibility:visible;mso-wrap-style:square;mso-wrap-distance-left:9pt;mso-wrap-distance-top:0;mso-wrap-distance-right:9pt;mso-wrap-distance-bottom:0;mso-position-horizontal:absolute;mso-position-horizontal-relative:text;mso-position-vertical:absolute;mso-position-vertical-relative:text" o:gfxdata="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" strokecolor="red" strokeweight="3pt">
                       <v:stroke endarrow="block"/>
                     </v:shape>
                   </w:pict>
@@ -3480,810 +2617,71 @@
             <w:r>
               <w:rPr>
                 <w:rFonts w:ascii="Times New Roman" w:hAnsi="Times New Roman"/>
+                <w:i/>
+              </w:rPr>
+              <w:t xml:space="preserve"> </w:t>
+            </w:r>
+          </w:p>
+          <w:p>
+            <w:pPr>
+              <w:widowControl/>
+              <w:jc w:val="center"/>
+              <w:rPr>
+                <w:rFonts w:ascii="Times New Roman" w:hAnsi="Times New Roman"/>
+              </w:rPr>
+            </w:pPr>
+            <w:r>
+              <w:rPr>
+                <w:rFonts w:ascii="Times New Roman" w:hAnsi="Times New Roman" w:hint="eastAsia"/>
+              </w:rPr>
+              <w:t>D</w:t>
+            </w:r>
+            <w:r>
+              <w:rPr>
+                <w:rFonts w:ascii="Times New Roman" w:hAnsi="Times New Roman"/>
+              </w:rPr>
+              <w:t xml:space="preserve">rilling position of Drill 1 </w:t>
+            </w:r>
+            <w:r>
+              <w:rPr>
+                <w:rFonts w:ascii="Times New Roman" w:hAnsi="Times New Roman" w:hint="eastAsia"/>
+              </w:rPr>
+              <w:t>to</w:t>
+            </w:r>
+            <w:r>
+              <w:rPr>
+                <w:rFonts w:ascii="Times New Roman" w:hAnsi="Times New Roman"/>
+              </w:rPr>
+              <w:t xml:space="preserve"> Drill </w:t>
+            </w:r>
+            <w:r>
+              <w:rPr>
+                <w:rFonts w:ascii="Times New Roman" w:hAnsi="Times New Roman" w:hint="eastAsia"/>
+              </w:rPr>
+              <w:t>2</w:t>
+            </w:r>
+          </w:p>
+        </w:tc>
+        <w:tc>
+          <w:tcPr>
+            <w:tcW w:w="6695" w:type="dxa"/>
+          </w:tcPr>
+          <w:p>
+            <w:pPr>
+              <w:widowControl/>
+              <w:rPr>
+                <w:rFonts w:ascii="Times New Roman" w:hAnsi="Times New Roman"/>
+              </w:rPr>
+            </w:pPr>
+            <w:r>
+              <w:rPr>
+                <w:rFonts w:ascii="Times New Roman" w:hAnsi="Times New Roman"/>
                 <w:noProof/>
               </w:rPr>
               <mc:AlternateContent>
                 <mc:Choice Requires="wps">
                   <w:drawing>
-                    <wp:anchor distT="0" distB="0" distL="114300" distR="114300" simplePos="0" relativeHeight="251655168" behindDoc="0" locked="0" layoutInCell="1" allowOverlap="1" wp14:anchorId="43017F65" wp14:editId="4E16E69F">
-                      <wp:simplePos x="0" y="0"/>
-                      <wp:positionH relativeFrom="column">
-                        <wp:posOffset>1176654</wp:posOffset>
-                      </wp:positionH>
-                      <wp:positionV relativeFrom="paragraph">
-                        <wp:posOffset>1913899</wp:posOffset>
-                      </wp:positionV>
-                      <wp:extent cx="1778810" cy="1936986"/>
-                      <wp:effectExtent l="76200" t="0" r="50165" b="0"/>
-                      <wp:wrapNone/>
-                      <wp:docPr id="190747837" name="手繪多邊形: 圖案 19"/>
-                      <wp:cNvGraphicFramePr/>
-                      <a:graphic xmlns:a="http://schemas.openxmlformats.org/drawingml/2006/main">
-                        <a:graphicData uri="http://schemas.microsoft.com/office/word/2010/wordprocessingShape">
-                          <wps:wsp>
-                            <wps:cNvSpPr/>
-                            <wps:spPr>
-                              <a:xfrm rot="9828707">
-                                <a:off x="0" y="0"/>
-                                <a:ext cx="1778810" cy="1936986"/>
-                              </a:xfrm>
-                              <a:custGeom>
-                                <a:avLst/>
-                                <a:gdLst>
-                                  <a:gd name="csX0" fmla="*/ 1429102 w 4449038"/>
-                                  <a:gd name="csY0" fmla="*/ 17495 h 4650833"/>
-                                  <a:gd name="csX1" fmla="*/ 2029177 w 4449038"/>
-                                  <a:gd name="csY1" fmla="*/ 7970 h 4650833"/>
-                                  <a:gd name="csX2" fmla="*/ 2467327 w 4449038"/>
-                                  <a:gd name="csY2" fmla="*/ 27020 h 4650833"/>
-                                  <a:gd name="csX3" fmla="*/ 3105502 w 4449038"/>
-                                  <a:gd name="csY3" fmla="*/ 293720 h 4650833"/>
-                                  <a:gd name="csX4" fmla="*/ 3610327 w 4449038"/>
-                                  <a:gd name="csY4" fmla="*/ 617570 h 4650833"/>
-                                  <a:gd name="csX5" fmla="*/ 3915127 w 4449038"/>
-                                  <a:gd name="csY5" fmla="*/ 865220 h 4650833"/>
-                                  <a:gd name="csX6" fmla="*/ 4210402 w 4449038"/>
-                                  <a:gd name="csY6" fmla="*/ 1293845 h 4650833"/>
-                                  <a:gd name="csX7" fmla="*/ 4400902 w 4449038"/>
-                                  <a:gd name="csY7" fmla="*/ 1741520 h 4650833"/>
-                                  <a:gd name="csX8" fmla="*/ 4448527 w 4449038"/>
-                                  <a:gd name="csY8" fmla="*/ 2208245 h 4650833"/>
-                                  <a:gd name="csX9" fmla="*/ 4381852 w 4449038"/>
-                                  <a:gd name="csY9" fmla="*/ 2655920 h 4650833"/>
-                                  <a:gd name="csX10" fmla="*/ 4124677 w 4449038"/>
-                                  <a:gd name="csY10" fmla="*/ 3179795 h 4650833"/>
-                                  <a:gd name="csX11" fmla="*/ 3743677 w 4449038"/>
-                                  <a:gd name="csY11" fmla="*/ 3636995 h 4650833"/>
-                                  <a:gd name="csX12" fmla="*/ 3438877 w 4449038"/>
-                                  <a:gd name="csY12" fmla="*/ 3837020 h 4650833"/>
-                                  <a:gd name="csX13" fmla="*/ 3095977 w 4449038"/>
-                                  <a:gd name="csY13" fmla="*/ 4037045 h 4650833"/>
-                                  <a:gd name="csX14" fmla="*/ 2800702 w 4449038"/>
-                                  <a:gd name="csY14" fmla="*/ 4151345 h 4650833"/>
-                                  <a:gd name="csX15" fmla="*/ 2486377 w 4449038"/>
-                                  <a:gd name="csY15" fmla="*/ 4332320 h 4650833"/>
-                                  <a:gd name="csX16" fmla="*/ 2219677 w 4449038"/>
-                                  <a:gd name="csY16" fmla="*/ 4494245 h 4650833"/>
-                                  <a:gd name="csX17" fmla="*/ 1981552 w 4449038"/>
-                                  <a:gd name="csY17" fmla="*/ 4618070 h 4650833"/>
-                                  <a:gd name="csX18" fmla="*/ 1667227 w 4449038"/>
-                                  <a:gd name="csY18" fmla="*/ 4646645 h 4650833"/>
-                                  <a:gd name="csX19" fmla="*/ 1257652 w 4449038"/>
-                                  <a:gd name="csY19" fmla="*/ 4646645 h 4650833"/>
-                                  <a:gd name="csX20" fmla="*/ 905227 w 4449038"/>
-                                  <a:gd name="csY20" fmla="*/ 4608545 h 4650833"/>
-                                  <a:gd name="csX21" fmla="*/ 590902 w 4449038"/>
-                                  <a:gd name="csY21" fmla="*/ 4513295 h 4650833"/>
-                                  <a:gd name="csX22" fmla="*/ 305152 w 4449038"/>
-                                  <a:gd name="csY22" fmla="*/ 4379945 h 4650833"/>
-                                  <a:gd name="csX23" fmla="*/ 105127 w 4449038"/>
-                                  <a:gd name="csY23" fmla="*/ 3998945 h 4650833"/>
-                                  <a:gd name="csX24" fmla="*/ 352 w 4449038"/>
-                                  <a:gd name="csY24" fmla="*/ 3522695 h 4650833"/>
-                                  <a:gd name="csX25" fmla="*/ 76552 w 4449038"/>
-                                  <a:gd name="csY25" fmla="*/ 3265520 h 4650833"/>
-                                  <a:gd name="csX26" fmla="*/ 219427 w 4449038"/>
-                                  <a:gd name="csY26" fmla="*/ 2913095 h 4650833"/>
-                                  <a:gd name="csX27" fmla="*/ 295627 w 4449038"/>
-                                  <a:gd name="csY27" fmla="*/ 2713070 h 4650833"/>
-                                  <a:gd name="csX28" fmla="*/ 181327 w 4449038"/>
-                                  <a:gd name="csY28" fmla="*/ 2227295 h 4650833"/>
-                                  <a:gd name="csX29" fmla="*/ 114652 w 4449038"/>
-                                  <a:gd name="csY29" fmla="*/ 1836770 h 4650833"/>
-                                  <a:gd name="csX30" fmla="*/ 114652 w 4449038"/>
-                                  <a:gd name="csY30" fmla="*/ 1503395 h 4650833"/>
-                                  <a:gd name="csX31" fmla="*/ 190852 w 4449038"/>
-                                  <a:gd name="csY31" fmla="*/ 1141445 h 4650833"/>
-                                  <a:gd name="csX32" fmla="*/ 343252 w 4449038"/>
-                                  <a:gd name="csY32" fmla="*/ 741395 h 4650833"/>
-                                  <a:gd name="csX33" fmla="*/ 533752 w 4449038"/>
-                                  <a:gd name="csY33" fmla="*/ 360395 h 4650833"/>
-                                  <a:gd name="csX34" fmla="*/ 648052 w 4449038"/>
-                                  <a:gd name="csY34" fmla="*/ 207995 h 4650833"/>
-                                  <a:gd name="csX35" fmla="*/ 800452 w 4449038"/>
-                                  <a:gd name="csY35" fmla="*/ 93695 h 4650833"/>
-                                  <a:gd name="csX36" fmla="*/ 1124302 w 4449038"/>
-                                  <a:gd name="csY36" fmla="*/ 17495 h 4650833"/>
-                                  <a:gd name="csX37" fmla="*/ 1429102 w 4449038"/>
-                                  <a:gd name="csY37" fmla="*/ 17495 h 4650833"/>
-                                </a:gdLst>
-                                <a:ahLst/>
-                                <a:cxnLst>
-                                  <a:cxn ang="0">
-                                    <a:pos x="csX0" y="csY0"/>
-                                  </a:cxn>
-                                  <a:cxn ang="0">
-                                    <a:pos x="csX1" y="csY1"/>
-                                  </a:cxn>
-                                  <a:cxn ang="0">
-                                    <a:pos x="csX2" y="csY2"/>
-                                  </a:cxn>
-                                  <a:cxn ang="0">
-                                    <a:pos x="csX3" y="csY3"/>
-                                  </a:cxn>
-                                  <a:cxn ang="0">
-                                    <a:pos x="csX4" y="csY4"/>
-                                  </a:cxn>
-                                  <a:cxn ang="0">
-                                    <a:pos x="csX5" y="csY5"/>
-                                  </a:cxn>
-                                  <a:cxn ang="0">
-                                    <a:pos x="csX6" y="csY6"/>
-                                  </a:cxn>
-                                  <a:cxn ang="0">
-                                    <a:pos x="csX7" y="csY7"/>
-                                  </a:cxn>
-                                  <a:cxn ang="0">
-                                    <a:pos x="csX8" y="csY8"/>
-                                  </a:cxn>
-                                  <a:cxn ang="0">
-                                    <a:pos x="csX9" y="csY9"/>
-                                  </a:cxn>
-                                  <a:cxn ang="0">
-                                    <a:pos x="csX10" y="csY10"/>
-                                  </a:cxn>
-                                  <a:cxn ang="0">
-                                    <a:pos x="csX11" y="csY11"/>
-                                  </a:cxn>
-                                  <a:cxn ang="0">
-                                    <a:pos x="csX12" y="csY12"/>
-                                  </a:cxn>
-                                  <a:cxn ang="0">
-                                    <a:pos x="csX13" y="csY13"/>
-                                  </a:cxn>
-                                  <a:cxn ang="0">
-                                    <a:pos x="csX14" y="csY14"/>
-                                  </a:cxn>
-                                  <a:cxn ang="0">
-                                    <a:pos x="csX15" y="csY15"/>
-                                  </a:cxn>
-                                  <a:cxn ang="0">
-                                    <a:pos x="csX16" y="csY16"/>
-                                  </a:cxn>
-                                  <a:cxn ang="0">
-                                    <a:pos x="csX17" y="csY17"/>
-                                  </a:cxn>
-                                  <a:cxn ang="0">
-                                    <a:pos x="csX18" y="csY18"/>
-                                  </a:cxn>
-                                  <a:cxn ang="0">
-                                    <a:pos x="csX19" y="csY19"/>
-                                  </a:cxn>
-                                  <a:cxn ang="0">
-                                    <a:pos x="csX20" y="csY20"/>
-                                  </a:cxn>
-                                  <a:cxn ang="0">
-                                    <a:pos x="csX21" y="csY21"/>
-                                  </a:cxn>
-                                  <a:cxn ang="0">
-                                    <a:pos x="csX22" y="csY22"/>
-                                  </a:cxn>
-                                  <a:cxn ang="0">
-                                    <a:pos x="csX23" y="csY23"/>
-                                  </a:cxn>
-                                  <a:cxn ang="0">
-                                    <a:pos x="csX24" y="csY24"/>
-                                  </a:cxn>
-                                  <a:cxn ang="0">
-                                    <a:pos x="csX25" y="csY25"/>
-                                  </a:cxn>
-                                  <a:cxn ang="0">
-                                    <a:pos x="csX26" y="csY26"/>
-                                  </a:cxn>
-                                  <a:cxn ang="0">
-                                    <a:pos x="csX27" y="csY27"/>
-                                  </a:cxn>
-                                  <a:cxn ang="0">
-                                    <a:pos x="csX28" y="csY28"/>
-                                  </a:cxn>
-                                  <a:cxn ang="0">
-                                    <a:pos x="csX29" y="csY29"/>
-                                  </a:cxn>
-                                  <a:cxn ang="0">
-                                    <a:pos x="csX30" y="csY30"/>
-                                  </a:cxn>
-                                  <a:cxn ang="0">
-                                    <a:pos x="csX31" y="csY31"/>
-                                  </a:cxn>
-                                  <a:cxn ang="0">
-                                    <a:pos x="csX32" y="csY32"/>
-                                  </a:cxn>
-                                  <a:cxn ang="0">
-                                    <a:pos x="csX33" y="csY33"/>
-                                  </a:cxn>
-                                  <a:cxn ang="0">
-                                    <a:pos x="csX34" y="csY34"/>
-                                  </a:cxn>
-                                  <a:cxn ang="0">
-                                    <a:pos x="csX35" y="csY35"/>
-                                  </a:cxn>
-                                  <a:cxn ang="0">
-                                    <a:pos x="csX36" y="csY36"/>
-                                  </a:cxn>
-                                  <a:cxn ang="0">
-                                    <a:pos x="csX37" y="csY37"/>
-                                  </a:cxn>
-                                </a:cxnLst>
-                                <a:rect l="l" t="t" r="r" b="b"/>
-                                <a:pathLst>
-                                  <a:path w="4449038" h="4650833">
-                                    <a:moveTo>
-                                      <a:pt x="1429102" y="17495"/>
-                                    </a:moveTo>
-                                    <a:cubicBezTo>
-                                      <a:pt x="1579914" y="15908"/>
-                                      <a:pt x="1856140" y="6383"/>
-                                      <a:pt x="2029177" y="7970"/>
-                                    </a:cubicBezTo>
-                                    <a:cubicBezTo>
-                                      <a:pt x="2202214" y="9557"/>
-                                      <a:pt x="2287940" y="-20605"/>
-                                      <a:pt x="2467327" y="27020"/>
-                                    </a:cubicBezTo>
-                                    <a:cubicBezTo>
-                                      <a:pt x="2646714" y="74645"/>
-                                      <a:pt x="2915002" y="195295"/>
-                                      <a:pt x="3105502" y="293720"/>
-                                    </a:cubicBezTo>
-                                    <a:cubicBezTo>
-                                      <a:pt x="3296002" y="392145"/>
-                                      <a:pt x="3475390" y="522320"/>
-                                      <a:pt x="3610327" y="617570"/>
-                                    </a:cubicBezTo>
-                                    <a:cubicBezTo>
-                                      <a:pt x="3745264" y="712820"/>
-                                      <a:pt x="3815115" y="752508"/>
-                                      <a:pt x="3915127" y="865220"/>
-                                    </a:cubicBezTo>
-                                    <a:cubicBezTo>
-                                      <a:pt x="4015140" y="977933"/>
-                                      <a:pt x="4129440" y="1147795"/>
-                                      <a:pt x="4210402" y="1293845"/>
-                                    </a:cubicBezTo>
-                                    <a:cubicBezTo>
-                                      <a:pt x="4291364" y="1439895"/>
-                                      <a:pt x="4361215" y="1589120"/>
-                                      <a:pt x="4400902" y="1741520"/>
-                                    </a:cubicBezTo>
-                                    <a:cubicBezTo>
-                                      <a:pt x="4440590" y="1893920"/>
-                                      <a:pt x="4451702" y="2055845"/>
-                                      <a:pt x="4448527" y="2208245"/>
-                                    </a:cubicBezTo>
-                                    <a:cubicBezTo>
-                                      <a:pt x="4445352" y="2360645"/>
-                                      <a:pt x="4435827" y="2493995"/>
-                                      <a:pt x="4381852" y="2655920"/>
-                                    </a:cubicBezTo>
-                                    <a:cubicBezTo>
-                                      <a:pt x="4327877" y="2817845"/>
-                                      <a:pt x="4231040" y="3016283"/>
-                                      <a:pt x="4124677" y="3179795"/>
-                                    </a:cubicBezTo>
-                                    <a:cubicBezTo>
-                                      <a:pt x="4018315" y="3343308"/>
-                                      <a:pt x="3857977" y="3527458"/>
-                                      <a:pt x="3743677" y="3636995"/>
-                                    </a:cubicBezTo>
-                                    <a:cubicBezTo>
-                                      <a:pt x="3629377" y="3746532"/>
-                                      <a:pt x="3546827" y="3770345"/>
-                                      <a:pt x="3438877" y="3837020"/>
-                                    </a:cubicBezTo>
-                                    <a:cubicBezTo>
-                                      <a:pt x="3330927" y="3903695"/>
-                                      <a:pt x="3202340" y="3984658"/>
-                                      <a:pt x="3095977" y="4037045"/>
-                                    </a:cubicBezTo>
-                                    <a:cubicBezTo>
-                                      <a:pt x="2989615" y="4089433"/>
-                                      <a:pt x="2902302" y="4102133"/>
-                                      <a:pt x="2800702" y="4151345"/>
-                                    </a:cubicBezTo>
-                                    <a:cubicBezTo>
-                                      <a:pt x="2699102" y="4200557"/>
-                                      <a:pt x="2583214" y="4275170"/>
-                                      <a:pt x="2486377" y="4332320"/>
-                                    </a:cubicBezTo>
-                                    <a:cubicBezTo>
-                                      <a:pt x="2389540" y="4389470"/>
-                                      <a:pt x="2303815" y="4446620"/>
-                                      <a:pt x="2219677" y="4494245"/>
-                                    </a:cubicBezTo>
-                                    <a:cubicBezTo>
-                                      <a:pt x="2135539" y="4541870"/>
-                                      <a:pt x="2073627" y="4592670"/>
-                                      <a:pt x="1981552" y="4618070"/>
-                                    </a:cubicBezTo>
-                                    <a:cubicBezTo>
-                                      <a:pt x="1889477" y="4643470"/>
-                                      <a:pt x="1787877" y="4641883"/>
-                                      <a:pt x="1667227" y="4646645"/>
-                                    </a:cubicBezTo>
-                                    <a:cubicBezTo>
-                                      <a:pt x="1546577" y="4651407"/>
-                                      <a:pt x="1384652" y="4652995"/>
-                                      <a:pt x="1257652" y="4646645"/>
-                                    </a:cubicBezTo>
-                                    <a:cubicBezTo>
-                                      <a:pt x="1130652" y="4640295"/>
-                                      <a:pt x="1016352" y="4630770"/>
-                                      <a:pt x="905227" y="4608545"/>
-                                    </a:cubicBezTo>
-                                    <a:cubicBezTo>
-                                      <a:pt x="794102" y="4586320"/>
-                                      <a:pt x="690914" y="4551395"/>
-                                      <a:pt x="590902" y="4513295"/>
-                                    </a:cubicBezTo>
-                                    <a:cubicBezTo>
-                                      <a:pt x="490890" y="4475195"/>
-                                      <a:pt x="386114" y="4465670"/>
-                                      <a:pt x="305152" y="4379945"/>
-                                    </a:cubicBezTo>
-                                    <a:cubicBezTo>
-                                      <a:pt x="224189" y="4294220"/>
-                                      <a:pt x="155927" y="4141820"/>
-                                      <a:pt x="105127" y="3998945"/>
-                                    </a:cubicBezTo>
-                                    <a:cubicBezTo>
-                                      <a:pt x="54327" y="3856070"/>
-                                      <a:pt x="5114" y="3644932"/>
-                                      <a:pt x="352" y="3522695"/>
-                                    </a:cubicBezTo>
-                                    <a:cubicBezTo>
-                                      <a:pt x="-4410" y="3400458"/>
-                                      <a:pt x="40040" y="3367120"/>
-                                      <a:pt x="76552" y="3265520"/>
-                                    </a:cubicBezTo>
-                                    <a:cubicBezTo>
-                                      <a:pt x="113064" y="3163920"/>
-                                      <a:pt x="182915" y="3005170"/>
-                                      <a:pt x="219427" y="2913095"/>
-                                    </a:cubicBezTo>
-                                    <a:cubicBezTo>
-                                      <a:pt x="255939" y="2821020"/>
-                                      <a:pt x="301977" y="2827370"/>
-                                      <a:pt x="295627" y="2713070"/>
-                                    </a:cubicBezTo>
-                                    <a:cubicBezTo>
-                                      <a:pt x="289277" y="2598770"/>
-                                      <a:pt x="211489" y="2373345"/>
-                                      <a:pt x="181327" y="2227295"/>
-                                    </a:cubicBezTo>
-                                    <a:cubicBezTo>
-                                      <a:pt x="151165" y="2081245"/>
-                                      <a:pt x="125764" y="1957420"/>
-                                      <a:pt x="114652" y="1836770"/>
-                                    </a:cubicBezTo>
-                                    <a:cubicBezTo>
-                                      <a:pt x="103540" y="1716120"/>
-                                      <a:pt x="101952" y="1619282"/>
-                                      <a:pt x="114652" y="1503395"/>
-                                    </a:cubicBezTo>
-                                    <a:cubicBezTo>
-                                      <a:pt x="127352" y="1387508"/>
-                                      <a:pt x="152752" y="1268445"/>
-                                      <a:pt x="190852" y="1141445"/>
-                                    </a:cubicBezTo>
-                                    <a:cubicBezTo>
-                                      <a:pt x="228952" y="1014445"/>
-                                      <a:pt x="286102" y="871570"/>
-                                      <a:pt x="343252" y="741395"/>
-                                    </a:cubicBezTo>
-                                    <a:cubicBezTo>
-                                      <a:pt x="400402" y="611220"/>
-                                      <a:pt x="482952" y="449295"/>
-                                      <a:pt x="533752" y="360395"/>
-                                    </a:cubicBezTo>
-                                    <a:cubicBezTo>
-                                      <a:pt x="584552" y="271495"/>
-                                      <a:pt x="603602" y="252445"/>
-                                      <a:pt x="648052" y="207995"/>
-                                    </a:cubicBezTo>
-                                    <a:cubicBezTo>
-                                      <a:pt x="692502" y="163545"/>
-                                      <a:pt x="721077" y="125445"/>
-                                      <a:pt x="800452" y="93695"/>
-                                    </a:cubicBezTo>
-                                    <a:cubicBezTo>
-                                      <a:pt x="879827" y="61945"/>
-                                      <a:pt x="1017940" y="30195"/>
-                                      <a:pt x="1124302" y="17495"/>
-                                    </a:cubicBezTo>
-                                    <a:cubicBezTo>
-                                      <a:pt x="1230664" y="4795"/>
-                                      <a:pt x="1278290" y="19082"/>
-                                      <a:pt x="1429102" y="17495"/>
-                                    </a:cubicBezTo>
-                                    <a:close/>
-                                  </a:path>
-                                </a:pathLst>
-                              </a:custGeom>
-                              <a:solidFill>
-                                <a:schemeClr val="accent6">
-                                  <a:lumMod val="50000"/>
-                                  <a:alpha val="50000"/>
-                                </a:schemeClr>
-                              </a:solidFill>
-                              <a:ln>
-                                <a:solidFill>
-                                  <a:schemeClr val="accent6">
-                                    <a:lumMod val="50000"/>
-                                  </a:schemeClr>
-                                </a:solidFill>
-                              </a:ln>
-                              <a:scene3d>
-                                <a:camera prst="orthographicFront">
-                                  <a:rot lat="18291067" lon="21464260" rev="20814677"/>
-                                </a:camera>
-                                <a:lightRig rig="threePt" dir="t"/>
-                              </a:scene3d>
-                            </wps:spPr>
-                            <wps:style>
-                              <a:lnRef idx="2">
-                                <a:schemeClr val="accent1">
-                                  <a:shade val="50000"/>
-                                </a:schemeClr>
-                              </a:lnRef>
-                              <a:fillRef idx="1">
-                                <a:schemeClr val="accent1"/>
-                              </a:fillRef>
-                              <a:effectRef idx="0">
-                                <a:schemeClr val="accent1"/>
-                              </a:effectRef>
-                              <a:fontRef idx="minor">
-                                <a:schemeClr val="lt1"/>
-                              </a:fontRef>
-                            </wps:style>
-                            <wps:bodyPr rot="0" spcFirstLastPara="0" vertOverflow="overflow" horzOverflow="overflow" vert="horz" wrap="square" lIns="91440" tIns="45720" rIns="91440" bIns="45720" numCol="1" spcCol="0" rtlCol="0" fromWordArt="0" anchor="ctr" anchorCtr="0" forceAA="0" compatLnSpc="1">
-                              <a:prstTxWarp prst="textNoShape">
-                                <a:avLst/>
-                              </a:prstTxWarp>
-                              <a:noAutofit/>
-                            </wps:bodyPr>
-                          </wps:wsp>
-                        </a:graphicData>
-                      </a:graphic>
-                      <wp14:sizeRelH relativeFrom="margin">
-                        <wp14:pctWidth>0</wp14:pctWidth>
-                      </wp14:sizeRelH>
-                      <wp14:sizeRelV relativeFrom="margin">
-                        <wp14:pctHeight>0</wp14:pctHeight>
-                      </wp14:sizeRelV>
-                    </wp:anchor>
-                  </w:drawing>
-                </mc:Choice>
-                <mc:Fallback>
-                  <w:pict>
-                    <v:shape w14:anchorId="155C3136" id="手繪多邊形: 圖案 19" o:spid="_x0000_s1026" style="position:absolute;margin-left:92.65pt;margin-top:150.7pt;width:140.05pt;height:152.5pt;rotation:10735569fd;z-index:251655168;visibility:visible;mso-wrap-style:square;mso-width-percent:0;mso-height-percent:0;mso-wrap-distance-left:9pt;mso-wrap-distance-top:0;mso-wrap-distance-right:9pt;mso-wrap-distance-bottom:0;mso-position-horizontal:absolute;mso-position-horizontal-relative:text;mso-position-vertical:absolute;mso-position-vertical-relative:text;mso-width-percent:0;mso-height-percent:0;mso-width-relative:margin;mso-height-relative:margin;v-text-anchor:middle" coordsize="4449038,4650833" o:gfxdata="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" path="m1429102,17495c1579914,15908,1856140,6383,2029177,7970v173037,1587,258763,-28575,438150,19050c2646714,74645,2915002,195295,3105502,293720v190500,98425,369888,228600,504825,323850c3745264,712820,3815115,752508,3915127,865220v100013,112713,214313,282575,295275,428625c4291364,1439895,4361215,1589120,4400902,1741520v39688,152400,50800,314325,47625,466725c4445352,2360645,4435827,2493995,4381852,2655920v-53975,161925,-150812,360363,-257175,523875c4018315,3343308,3857977,3527458,3743677,3636995v-114300,109537,-196850,133350,-304800,200025c3330927,3903695,3202340,3984658,3095977,4037045v-106362,52388,-193675,65088,-295275,114300c2699102,4200557,2583214,4275170,2486377,4332320v-96837,57150,-182562,114300,-266700,161925c2135539,4541870,2073627,4592670,1981552,4618070v-92075,25400,-193675,23813,-314325,28575c1546577,4651407,1384652,4652995,1257652,4646645v-127000,-6350,-241300,-15875,-352425,-38100c794102,4586320,690914,4551395,590902,4513295,490890,4475195,386114,4465670,305152,4379945,224189,4294220,155927,4141820,105127,3998945,54327,3856070,5114,3644932,352,3522695,-4410,3400458,40040,3367120,76552,3265520v36512,-101600,106363,-260350,142875,-352425c255939,2821020,301977,2827370,295627,2713070,289277,2598770,211489,2373345,181327,2227295,151165,2081245,125764,1957420,114652,1836770v-11112,-120650,-12700,-217488,,-333375c127352,1387508,152752,1268445,190852,1141445,228952,1014445,286102,871570,343252,741395,400402,611220,482952,449295,533752,360395,584552,271495,603602,252445,648052,207995,692502,163545,721077,125445,800452,93695,879827,61945,1017940,30195,1124302,17495v106362,-12700,153988,1587,304800,xe" fillcolor="#974706 [1609]" strokecolor="#974706 [1609]" strokeweight="2pt">
-                      <v:fill opacity="32896f"/>
-                      <v:path arrowok="t" o:connecttype="custom" o:connectlocs="571382,7286;811304,3319;986484,11253;1241639,122329;1443477,257206;1565342,360348;1683399,538863;1759564,725311;1778606,919693;1751948,1106142;1649124,1324326;1496793,1514741;1374928,1598048;1237830,1681355;1119774,1728958;994101,1804331;887469,1871770;792262,1923341;666589,1935242;502833,1935242;361927,1919374;236254,1879704;122006,1824166;42032,1665487;141,1467137;30607,1360029;87731,1213250;118197,1129944;72498,927627;45840,764981;45840,626136;76306,475391;137239,308777;213404,150098;259104,86626;320036,39022;449517,7286;571382,7286" o:connectangles="0,0,0,0,0,0,0,0,0,0,0,0,0,0,0,0,0,0,0,0,0,0,0,0,0,0,0,0,0,0,0,0,0,0,0,0,0,0"/>
-                    </v:shape>
-                  </w:pict>
-                </mc:Fallback>
-              </mc:AlternateContent>
-            </w:r>
-            <w:r>
-              <w:rPr>
-                <w:rFonts w:ascii="Times New Roman" w:hAnsi="Times New Roman"/>
-                <w:i/>
-              </w:rPr>
-              <w:t xml:space="preserve"> </w:t>
-            </w:r>
-          </w:p>
-          <w:p>
-            <w:pPr>
-              <w:widowControl/>
-              <w:jc w:val="center"/>
-              <w:rPr>
-                <w:rFonts w:ascii="Times New Roman" w:hAnsi="Times New Roman"/>
-              </w:rPr>
-            </w:pPr>
-            <w:r>
-              <w:rPr>
-                <w:rFonts w:ascii="Times New Roman" w:hAnsi="Times New Roman" w:hint="eastAsia"/>
-              </w:rPr>
-              <w:t>D</w:t>
-            </w:r>
-            <w:r>
-              <w:rPr>
-                <w:rFonts w:ascii="Times New Roman" w:hAnsi="Times New Roman"/>
-              </w:rPr>
-              <w:t xml:space="preserve">rilling position of Drill 1 </w:t>
-            </w:r>
-            <w:r>
-              <w:rPr>
-                <w:rFonts w:ascii="Times New Roman" w:hAnsi="Times New Roman" w:hint="eastAsia"/>
-              </w:rPr>
-              <w:t>to</w:t>
-            </w:r>
-            <w:r>
-              <w:rPr>
-                <w:rFonts w:ascii="Times New Roman" w:hAnsi="Times New Roman"/>
-              </w:rPr>
-              <w:t xml:space="preserve"> Drill </w:t>
-            </w:r>
-            <w:r>
-              <w:rPr>
-                <w:rFonts w:ascii="Times New Roman" w:hAnsi="Times New Roman" w:hint="eastAsia"/>
-              </w:rPr>
-              <w:t>2</w:t>
-            </w:r>
-          </w:p>
-        </w:tc>
-        <w:tc>
-          <w:tcPr>
-            <w:tcW w:w="6695" w:type="dxa"/>
-          </w:tcPr>
-          <w:p>
-            <w:pPr>
-              <w:widowControl/>
-              <w:rPr>
-                <w:rFonts w:ascii="Times New Roman" w:hAnsi="Times New Roman"/>
-              </w:rPr>
-            </w:pPr>
-            <w:r>
-              <w:rPr>
-                <w:rFonts w:ascii="Times New Roman" w:hAnsi="Times New Roman"/>
-                <w:noProof/>
-              </w:rPr>
-              <mc:AlternateContent>
-                <mc:Choice Requires="wps">
-                  <w:drawing>
-                    <wp:anchor distT="0" distB="0" distL="114300" distR="114300" simplePos="0" relativeHeight="252011008" behindDoc="0" locked="0" layoutInCell="1" allowOverlap="1" wp14:anchorId="71BDD601" wp14:editId="2F26F28E">
-                      <wp:simplePos x="0" y="0"/>
-                      <wp:positionH relativeFrom="column">
-                        <wp:posOffset>2120900</wp:posOffset>
-                      </wp:positionH>
-                      <wp:positionV relativeFrom="paragraph">
-                        <wp:posOffset>3260089</wp:posOffset>
-                      </wp:positionV>
-                      <wp:extent cx="9525" cy="200025"/>
-                      <wp:effectExtent l="38100" t="0" r="66675" b="47625"/>
-                      <wp:wrapNone/>
-                      <wp:docPr id="839559758" name="直線單箭頭接點 25"/>
-                      <wp:cNvGraphicFramePr/>
-                      <a:graphic xmlns:a="http://schemas.openxmlformats.org/drawingml/2006/main">
-                        <a:graphicData uri="http://schemas.microsoft.com/office/word/2010/wordprocessingShape">
-                          <wps:wsp>
-                            <wps:cNvCnPr/>
-                            <wps:spPr>
-                              <a:xfrm>
-                                <a:off x="0" y="0"/>
-                                <a:ext cx="9525" cy="200025"/>
-                              </a:xfrm>
-                              <a:prstGeom prst="straightConnector1">
-                                <a:avLst/>
-                              </a:prstGeom>
-                              <a:ln>
-                                <a:headEnd type="none" w="med" len="med"/>
-                                <a:tailEnd type="triangle"/>
-                              </a:ln>
-                            </wps:spPr>
-                            <wps:style>
-                              <a:lnRef idx="1">
-                                <a:schemeClr val="dk1"/>
-                              </a:lnRef>
-                              <a:fillRef idx="0">
-                                <a:schemeClr val="dk1"/>
-                              </a:fillRef>
-                              <a:effectRef idx="0">
-                                <a:schemeClr val="dk1"/>
-                              </a:effectRef>
-                              <a:fontRef idx="minor">
-                                <a:schemeClr val="tx1"/>
-                              </a:fontRef>
-                            </wps:style>
-                            <wps:bodyPr/>
-                          </wps:wsp>
-                        </a:graphicData>
-                      </a:graphic>
-                      <wp14:sizeRelH relativeFrom="margin">
-                        <wp14:pctWidth>0</wp14:pctWidth>
-                      </wp14:sizeRelH>
-                      <wp14:sizeRelV relativeFrom="margin">
-                        <wp14:pctHeight>0</wp14:pctHeight>
-                      </wp14:sizeRelV>
-                    </wp:anchor>
-                  </w:drawing>
-                </mc:Choice>
-                <mc:Fallback>
-                  <w:pict>
-                    <v:shape w14:anchorId="11C5AC7E" id="直線單箭頭接點 25" o:spid="_x0000_s1026" type="#_x0000_t32" style="position:absolute;margin-left:167pt;margin-top:256.7pt;width:.75pt;height:15.75pt;z-index:252011008;visibility:visible;mso-wrap-style:square;mso-width-percent:0;mso-height-percent:0;mso-wrap-distance-left:9pt;mso-wrap-distance-top:0;mso-wrap-distance-right:9pt;mso-wrap-distance-bottom:0;mso-position-horizontal:absolute;mso-position-horizontal-relative:text;mso-position-vertical:absolute;mso-position-vertical-relative:text;mso-width-percent:0;mso-height-percent:0;mso-width-relative:margin;mso-height-relative:margin" o:gfxdata="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" strokecolor="black [3040]">
-                      <v:stroke endarrow="block"/>
-                    </v:shape>
-                  </w:pict>
-                </mc:Fallback>
-              </mc:AlternateContent>
-            </w:r>
-            <w:r>
-              <w:rPr>
-                <w:rFonts w:ascii="Times New Roman" w:hAnsi="Times New Roman"/>
-                <w:noProof/>
-              </w:rPr>
-              <mc:AlternateContent>
-                <mc:Choice Requires="wps">
-                  <w:drawing>
-                    <wp:anchor distT="0" distB="0" distL="114300" distR="114300" simplePos="0" relativeHeight="252009984" behindDoc="0" locked="0" layoutInCell="1" allowOverlap="1" wp14:anchorId="5873EB12" wp14:editId="0EC426E4">
-                      <wp:simplePos x="0" y="0"/>
-                      <wp:positionH relativeFrom="column">
-                        <wp:posOffset>1597025</wp:posOffset>
-                      </wp:positionH>
-                      <wp:positionV relativeFrom="paragraph">
-                        <wp:posOffset>2945765</wp:posOffset>
-                      </wp:positionV>
-                      <wp:extent cx="1104900" cy="304800"/>
-                      <wp:effectExtent l="0" t="0" r="19050" b="19050"/>
-                      <wp:wrapNone/>
-                      <wp:docPr id="699329851" name="文字方塊 24"/>
-                      <wp:cNvGraphicFramePr/>
-                      <a:graphic xmlns:a="http://schemas.openxmlformats.org/drawingml/2006/main">
-                        <a:graphicData uri="http://schemas.microsoft.com/office/word/2010/wordprocessingShape">
-                          <wps:wsp>
-                            <wps:cNvSpPr txBox="1"/>
-                            <wps:spPr>
-                              <a:xfrm>
-                                <a:off x="0" y="0"/>
-                                <a:ext cx="1104900" cy="304800"/>
-                              </a:xfrm>
-                              <a:prstGeom prst="rect">
-                                <a:avLst/>
-                              </a:prstGeom>
-                              <a:solidFill>
-                                <a:schemeClr val="lt1"/>
-                              </a:solidFill>
-                              <a:ln w="6350">
-                                <a:solidFill>
-                                  <a:prstClr val="black"/>
-                                </a:solidFill>
-                              </a:ln>
-                            </wps:spPr>
-                            <wps:txbx>
-                              <w:txbxContent>
-                                <w:p>
-                                  <w:r>
-                                    <w:t>S</w:t>
-                                  </w:r>
-                                  <w:r>
-                                    <w:rPr>
-                                      <w:rFonts w:hint="eastAsia"/>
-                                    </w:rPr>
-                                    <w:t>ap flow area</w:t>
-                                  </w:r>
-                                </w:p>
-                              </w:txbxContent>
-                            </wps:txbx>
-                            <wps:bodyPr rot="0" spcFirstLastPara="0" vertOverflow="overflow" horzOverflow="overflow" vert="horz" wrap="square" lIns="91440" tIns="45720" rIns="91440" bIns="45720" numCol="1" spcCol="0" rtlCol="0" fromWordArt="0" anchor="t" anchorCtr="0" forceAA="0" compatLnSpc="1">
-                              <a:prstTxWarp prst="textNoShape">
-                                <a:avLst/>
-                              </a:prstTxWarp>
-                              <a:noAutofit/>
-                            </wps:bodyPr>
-                          </wps:wsp>
-                        </a:graphicData>
-                      </a:graphic>
-                      <wp14:sizeRelH relativeFrom="margin">
-                        <wp14:pctWidth>0</wp14:pctWidth>
-                      </wp14:sizeRelH>
-                      <wp14:sizeRelV relativeFrom="margin">
-                        <wp14:pctHeight>0</wp14:pctHeight>
-                      </wp14:sizeRelV>
-                    </wp:anchor>
-                  </w:drawing>
-                </mc:Choice>
-                <mc:Fallback>
-                  <w:pict>
-                    <v:shape w14:anchorId="5873EB12" id="文字方塊 24" o:spid="_x0000_s1028" type="#_x0000_t202" style="position:absolute;margin-left:125.75pt;margin-top:231.95pt;width:87pt;height:24pt;z-index:252009984;visibility:visible;mso-wrap-style:square;mso-width-percent:0;mso-height-percent:0;mso-wrap-distance-left:9pt;mso-wrap-distance-top:0;mso-wrap-distance-right:9pt;mso-wrap-distance-bottom:0;mso-position-horizontal:absolute;mso-position-horizontal-relative:text;mso-position-vertical:absolute;mso-position-vertical-relative:text;mso-width-percent:0;mso-height-percent:0;mso-width-relative:margin;mso-height-relative:margin;v-text-anchor:top" o:gfxdata="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" fillcolor="white [3201]" strokeweight=".5pt">
-                      <v:textbox>
-                        <w:txbxContent>
-                          <w:p>
-                            <w:r>
-                              <w:t>S</w:t>
-                            </w:r>
-                            <w:r>
-                              <w:rPr>
-                                <w:rFonts w:hint="eastAsia"/>
-                              </w:rPr>
-                              <w:t>ap flow area</w:t>
-                            </w:r>
-                          </w:p>
-                        </w:txbxContent>
-                      </v:textbox>
-                    </v:shape>
-                  </w:pict>
-                </mc:Fallback>
-              </mc:AlternateContent>
-            </w:r>
-            <w:r>
-              <w:rPr>
-                <w:rFonts w:ascii="Times New Roman" w:hAnsi="Times New Roman"/>
-                <w:noProof/>
-              </w:rPr>
-              <mc:AlternateContent>
-                <mc:Choice Requires="wps">
-                  <w:drawing>
-                    <wp:anchor distT="0" distB="0" distL="114300" distR="114300" simplePos="0" relativeHeight="252008960" behindDoc="0" locked="0" layoutInCell="1" allowOverlap="1" wp14:anchorId="46F0F8CB" wp14:editId="3CB817D6">
-                      <wp:simplePos x="0" y="0"/>
-                      <wp:positionH relativeFrom="column">
-                        <wp:posOffset>1892300</wp:posOffset>
-                      </wp:positionH>
-                      <wp:positionV relativeFrom="paragraph">
-                        <wp:posOffset>3460115</wp:posOffset>
-                      </wp:positionV>
-                      <wp:extent cx="504825" cy="190500"/>
-                      <wp:effectExtent l="0" t="0" r="28575" b="19050"/>
-                      <wp:wrapNone/>
-                      <wp:docPr id="698501284" name="橢圓 23"/>
-                      <wp:cNvGraphicFramePr/>
-                      <a:graphic xmlns:a="http://schemas.openxmlformats.org/drawingml/2006/main">
-                        <a:graphicData uri="http://schemas.microsoft.com/office/word/2010/wordprocessingShape">
-                          <wps:wsp>
-                            <wps:cNvSpPr/>
-                            <wps:spPr>
-                              <a:xfrm>
-                                <a:off x="0" y="0"/>
-                                <a:ext cx="504825" cy="190500"/>
-                              </a:xfrm>
-                              <a:prstGeom prst="ellipse">
-                                <a:avLst/>
-                              </a:prstGeom>
-                              <a:solidFill>
-                                <a:schemeClr val="bg1">
-                                  <a:lumMod val="50000"/>
-                                </a:schemeClr>
-                              </a:solidFill>
-                              <a:ln>
-                                <a:solidFill>
-                                  <a:schemeClr val="bg1">
-                                    <a:lumMod val="50000"/>
-                                  </a:schemeClr>
-                                </a:solidFill>
-                              </a:ln>
-                            </wps:spPr>
-                            <wps:style>
-                              <a:lnRef idx="2">
-                                <a:schemeClr val="accent1">
-                                  <a:shade val="50000"/>
-                                </a:schemeClr>
-                              </a:lnRef>
-                              <a:fillRef idx="1">
-                                <a:schemeClr val="accent1"/>
-                              </a:fillRef>
-                              <a:effectRef idx="0">
-                                <a:schemeClr val="accent1"/>
-                              </a:effectRef>
-                              <a:fontRef idx="minor">
-                                <a:schemeClr val="lt1"/>
-                              </a:fontRef>
-                            </wps:style>
-                            <wps:bodyPr rot="0" spcFirstLastPara="0" vertOverflow="overflow" horzOverflow="overflow" vert="horz" wrap="square" lIns="91440" tIns="45720" rIns="91440" bIns="45720" numCol="1" spcCol="0" rtlCol="0" fromWordArt="0" anchor="ctr" anchorCtr="0" forceAA="0" compatLnSpc="1">
-                              <a:prstTxWarp prst="textNoShape">
-                                <a:avLst/>
-                              </a:prstTxWarp>
-                              <a:noAutofit/>
-                            </wps:bodyPr>
-                          </wps:wsp>
-                        </a:graphicData>
-                      </a:graphic>
-                    </wp:anchor>
-                  </w:drawing>
-                </mc:Choice>
-                <mc:Fallback>
-                  <w:pict>
-                    <v:oval w14:anchorId="0523AAFE" id="橢圓 23" o:spid="_x0000_s1026" style="position:absolute;margin-left:149pt;margin-top:272.45pt;width:39.75pt;height:15pt;z-index:252008960;visibility:visible;mso-wrap-style:square;mso-wrap-distance-left:9pt;mso-wrap-distance-top:0;mso-wrap-distance-right:9pt;mso-wrap-distance-bottom:0;mso-position-horizontal:absolute;mso-position-horizontal-relative:text;mso-position-vertical:absolute;mso-position-vertical-relative:text;v-text-anchor:middle" o:gfxdata="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" fillcolor="#7f7f7f [1612]" strokecolor="#7f7f7f [1612]" strokeweight="2pt"/>
-                  </w:pict>
-                </mc:Fallback>
-              </mc:AlternateContent>
-            </w:r>
-            <w:r>
-              <w:rPr>
-                <w:rFonts w:ascii="Times New Roman" w:hAnsi="Times New Roman"/>
-                <w:noProof/>
-              </w:rPr>
-              <mc:AlternateContent>
-                <mc:Choice Requires="wps">
-                  <w:drawing>
-                    <wp:anchor distT="0" distB="0" distL="114300" distR="114300" simplePos="0" relativeHeight="251713024" behindDoc="0" locked="0" layoutInCell="1" allowOverlap="1" wp14:anchorId="404D0BED" wp14:editId="70CC2798">
+                    <wp:anchor distT="0" distB="0" distL="114300" distR="114300" simplePos="0" relativeHeight="251656704" behindDoc="0" locked="0" layoutInCell="1" allowOverlap="1" wp14:anchorId="404D0BED" wp14:editId="7F5C0614">
                       <wp:simplePos x="0" y="0"/>
                       <wp:positionH relativeFrom="column">
                         <wp:posOffset>1873250</wp:posOffset>
@@ -4370,7 +2768,7 @@
                 </mc:Choice>
                 <mc:Fallback>
                   <w:pict>
-                    <v:shape w14:anchorId="404D0BED" id="文字方塊 54" o:spid="_x0000_s1029" type="#_x0000_t202" style="position:absolute;margin-left:147.5pt;margin-top:330.2pt;width:49.5pt;height:27.8pt;z-index:251713024;visibility:visible;mso-wrap-style:square;mso-width-percent:0;mso-height-percent:0;mso-wrap-distance-left:9pt;mso-wrap-distance-top:0;mso-wrap-distance-right:9pt;mso-wrap-distance-bottom:0;mso-position-horizontal:absolute;mso-position-horizontal-relative:text;mso-position-vertical:absolute;mso-position-vertical-relative:text;mso-width-percent:0;mso-height-percent:0;mso-width-relative:margin;mso-height-relative:margin;v-text-anchor:top" o:gfxdata="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" fillcolor="white [3201]" strokeweight="2.25pt">
+                    <v:shape w14:anchorId="404D0BED" id="文字方塊 54" o:spid="_x0000_s1028" type="#_x0000_t202" style="position:absolute;margin-left:147.5pt;margin-top:330.2pt;width:49.5pt;height:27.8pt;z-index:251656704;visibility:visible;mso-wrap-style:square;mso-width-percent:0;mso-height-percent:0;mso-wrap-distance-left:9pt;mso-wrap-distance-top:0;mso-wrap-distance-right:9pt;mso-wrap-distance-bottom:0;mso-position-horizontal:absolute;mso-position-horizontal-relative:text;mso-position-vertical:absolute;mso-position-vertical-relative:text;mso-width-percent:0;mso-height-percent:0;mso-width-relative:margin;mso-height-relative:margin;v-text-anchor:top" o:gfxdata="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" fillcolor="white [3201]" strokeweight="2.25pt">
                       <v:textbox>
                         <w:txbxContent>
                           <w:p>
@@ -4402,7 +2800,7 @@
               <mc:AlternateContent>
                 <mc:Choice Requires="wps">
                   <w:drawing>
-                    <wp:anchor distT="0" distB="0" distL="114300" distR="114300" simplePos="0" relativeHeight="251699712" behindDoc="0" locked="0" layoutInCell="1" allowOverlap="1" wp14:anchorId="78586887" wp14:editId="4326BEC6">
+                    <wp:anchor distT="0" distB="0" distL="114300" distR="114300" simplePos="0" relativeHeight="251655680" behindDoc="0" locked="0" layoutInCell="1" allowOverlap="1" wp14:anchorId="78586887" wp14:editId="4326BEC6">
                       <wp:simplePos x="0" y="0"/>
                       <wp:positionH relativeFrom="column">
                         <wp:posOffset>215900</wp:posOffset>
@@ -4489,7 +2887,7 @@
                 </mc:Choice>
                 <mc:Fallback>
                   <w:pict>
-                    <v:shape w14:anchorId="78586887" id="文字方塊 46" o:spid="_x0000_s1030" type="#_x0000_t202" style="position:absolute;margin-left:17pt;margin-top:252.2pt;width:49.5pt;height:27.8pt;z-index:251699712;visibility:visible;mso-wrap-style:square;mso-width-percent:0;mso-height-percent:0;mso-wrap-distance-left:9pt;mso-wrap-distance-top:0;mso-wrap-distance-right:9pt;mso-wrap-distance-bottom:0;mso-position-horizontal:absolute;mso-position-horizontal-relative:text;mso-position-vertical:absolute;mso-position-vertical-relative:text;mso-width-percent:0;mso-height-percent:0;mso-width-relative:margin;mso-height-relative:margin;v-text-anchor:top" o:gfxdata="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" fillcolor="white [3201]" strokeweight="2.25pt">
+                    <v:shape w14:anchorId="78586887" id="文字方塊 46" o:spid="_x0000_s1029" type="#_x0000_t202" style="position:absolute;margin-left:17pt;margin-top:252.2pt;width:49.5pt;height:27.8pt;z-index:251655680;visibility:visible;mso-wrap-style:square;mso-width-percent:0;mso-height-percent:0;mso-wrap-distance-left:9pt;mso-wrap-distance-top:0;mso-wrap-distance-right:9pt;mso-wrap-distance-bottom:0;mso-position-horizontal:absolute;mso-position-horizontal-relative:text;mso-position-vertical:absolute;mso-position-vertical-relative:text;mso-width-percent:0;mso-height-percent:0;mso-width-relative:margin;mso-height-relative:margin;v-text-anchor:top" o:gfxdata="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" fillcolor="white [3201]" strokeweight="2.25pt">
                       <v:textbox>
                         <w:txbxContent>
                           <w:p>
@@ -4521,7 +2919,7 @@
               <mc:AlternateContent>
                 <mc:Choice Requires="wps">
                   <w:drawing>
-                    <wp:anchor distT="0" distB="0" distL="114300" distR="114300" simplePos="0" relativeHeight="251684352" behindDoc="0" locked="0" layoutInCell="1" allowOverlap="1" wp14:anchorId="54D4F255" wp14:editId="5305948E">
+                    <wp:anchor distT="0" distB="0" distL="114300" distR="114300" simplePos="0" relativeHeight="251654656" behindDoc="0" locked="0" layoutInCell="1" allowOverlap="1" wp14:anchorId="54D4F255" wp14:editId="5305948E">
                       <wp:simplePos x="0" y="0"/>
                       <wp:positionH relativeFrom="column">
                         <wp:posOffset>768350</wp:posOffset>
@@ -4577,7 +2975,7 @@
                 </mc:Choice>
                 <mc:Fallback>
                   <w:pict>
-                    <v:shape w14:anchorId="3C204948" id="直線單箭頭接點 22" o:spid="_x0000_s1026" type="#_x0000_t32" style="position:absolute;margin-left:60.5pt;margin-top:262.7pt;width:45pt;height:0;z-index:251684352;visibility:visible;mso-wrap-style:square;mso-wrap-distance-left:9pt;mso-wrap-distance-top:0;mso-wrap-distance-right:9pt;mso-wrap-distance-bottom:0;mso-position-horizontal:absolute;mso-position-horizontal-relative:text;mso-position-vertical:absolute;mso-position-vertical-relative:text" o:gfxdata="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" strokecolor="red" strokeweight="3pt">
+                    <v:shape w14:anchorId="4AC9B04F" id="直線單箭頭接點 22" o:spid="_x0000_s1026" type="#_x0000_t32" style="position:absolute;margin-left:60.5pt;margin-top:262.7pt;width:45pt;height:0;z-index:251654656;visibility:visible;mso-wrap-style:square;mso-wrap-distance-left:9pt;mso-wrap-distance-top:0;mso-wrap-distance-right:9pt;mso-wrap-distance-bottom:0;mso-position-horizontal:absolute;mso-position-horizontal-relative:text;mso-position-vertical:absolute;mso-position-vertical-relative:text" o:gfxdata="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" strokecolor="red" strokeweight="3pt">
                       <v:stroke endarrow="block"/>
                     </v:shape>
                   </w:pict>
@@ -4592,7 +2990,7 @@
               <mc:AlternateContent>
                 <mc:Choice Requires="wps">
                   <w:drawing>
-                    <wp:anchor distT="0" distB="0" distL="114300" distR="114300" simplePos="0" relativeHeight="251680256" behindDoc="0" locked="0" layoutInCell="1" allowOverlap="1" wp14:anchorId="710873C5" wp14:editId="66976EFE">
+                    <wp:anchor distT="0" distB="0" distL="114300" distR="114300" simplePos="0" relativeHeight="251653632" behindDoc="0" locked="0" layoutInCell="1" allowOverlap="1" wp14:anchorId="710873C5" wp14:editId="66976EFE">
                       <wp:simplePos x="0" y="0"/>
                       <wp:positionH relativeFrom="column">
                         <wp:posOffset>2159000</wp:posOffset>
@@ -4648,7 +3046,7 @@
                 </mc:Choice>
                 <mc:Fallback>
                   <w:pict>
-                    <v:shape w14:anchorId="61354DE0" id="直線單箭頭接點 21" o:spid="_x0000_s1026" type="#_x0000_t32" style="position:absolute;margin-left:170pt;margin-top:287.45pt;width:0;height:57pt;flip:y;z-index:251680256;visibility:visible;mso-wrap-style:square;mso-wrap-distance-left:9pt;mso-wrap-distance-top:0;mso-wrap-distance-right:9pt;mso-wrap-distance-bottom:0;mso-position-horizontal:absolute;mso-position-horizontal-relative:text;mso-position-vertical:absolute;mso-position-vertical-relative:text" o:gfxdata="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" strokecolor="red" strokeweight="3pt">
+                    <v:shape w14:anchorId="596E0901" id="直線單箭頭接點 21" o:spid="_x0000_s1026" type="#_x0000_t32" style="position:absolute;margin-left:170pt;margin-top:287.45pt;width:0;height:57pt;flip:y;z-index:251653632;visibility:visible;mso-wrap-style:square;mso-wrap-distance-left:9pt;mso-wrap-distance-top:0;mso-wrap-distance-right:9pt;mso-wrap-distance-bottom:0;mso-position-horizontal:absolute;mso-position-horizontal-relative:text;mso-position-vertical:absolute;mso-position-vertical-relative:text" o:gfxdata="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" strokecolor="red" strokeweight="3pt">
                       <v:stroke endarrow="block"/>
                     </v:shape>
                   </w:pict>
@@ -4660,488 +3058,8 @@
                 <w:rFonts w:ascii="Times New Roman" w:hAnsi="Times New Roman"/>
                 <w:noProof/>
               </w:rPr>
-              <mc:AlternateContent>
-                <mc:Choice Requires="wps">
-                  <w:drawing>
-                    <wp:anchor distT="0" distB="0" distL="114300" distR="114300" simplePos="0" relativeHeight="251664896" behindDoc="0" locked="0" layoutInCell="1" allowOverlap="1" wp14:anchorId="57799611" wp14:editId="0FFD86D8">
-                      <wp:simplePos x="0" y="0"/>
-                      <wp:positionH relativeFrom="column">
-                        <wp:posOffset>920750</wp:posOffset>
-                      </wp:positionH>
-                      <wp:positionV relativeFrom="paragraph">
-                        <wp:posOffset>1221740</wp:posOffset>
-                      </wp:positionV>
-                      <wp:extent cx="2323416" cy="2428875"/>
-                      <wp:effectExtent l="0" t="0" r="20320" b="28575"/>
-                      <wp:wrapNone/>
-                      <wp:docPr id="653579974" name="手繪多邊形: 圖案 19"/>
-                      <wp:cNvGraphicFramePr/>
-                      <a:graphic xmlns:a="http://schemas.openxmlformats.org/drawingml/2006/main">
-                        <a:graphicData uri="http://schemas.microsoft.com/office/word/2010/wordprocessingShape">
-                          <wps:wsp>
-                            <wps:cNvSpPr/>
-                            <wps:spPr>
-                              <a:xfrm rot="10800000">
-                                <a:off x="0" y="0"/>
-                                <a:ext cx="2323416" cy="2428875"/>
-                              </a:xfrm>
-                              <a:custGeom>
-                                <a:avLst/>
-                                <a:gdLst>
-                                  <a:gd name="csX0" fmla="*/ 1429102 w 4449038"/>
-                                  <a:gd name="csY0" fmla="*/ 17495 h 4650833"/>
-                                  <a:gd name="csX1" fmla="*/ 2029177 w 4449038"/>
-                                  <a:gd name="csY1" fmla="*/ 7970 h 4650833"/>
-                                  <a:gd name="csX2" fmla="*/ 2467327 w 4449038"/>
-                                  <a:gd name="csY2" fmla="*/ 27020 h 4650833"/>
-                                  <a:gd name="csX3" fmla="*/ 3105502 w 4449038"/>
-                                  <a:gd name="csY3" fmla="*/ 293720 h 4650833"/>
-                                  <a:gd name="csX4" fmla="*/ 3610327 w 4449038"/>
-                                  <a:gd name="csY4" fmla="*/ 617570 h 4650833"/>
-                                  <a:gd name="csX5" fmla="*/ 3915127 w 4449038"/>
-                                  <a:gd name="csY5" fmla="*/ 865220 h 4650833"/>
-                                  <a:gd name="csX6" fmla="*/ 4210402 w 4449038"/>
-                                  <a:gd name="csY6" fmla="*/ 1293845 h 4650833"/>
-                                  <a:gd name="csX7" fmla="*/ 4400902 w 4449038"/>
-                                  <a:gd name="csY7" fmla="*/ 1741520 h 4650833"/>
-                                  <a:gd name="csX8" fmla="*/ 4448527 w 4449038"/>
-                                  <a:gd name="csY8" fmla="*/ 2208245 h 4650833"/>
-                                  <a:gd name="csX9" fmla="*/ 4381852 w 4449038"/>
-                                  <a:gd name="csY9" fmla="*/ 2655920 h 4650833"/>
-                                  <a:gd name="csX10" fmla="*/ 4124677 w 4449038"/>
-                                  <a:gd name="csY10" fmla="*/ 3179795 h 4650833"/>
-                                  <a:gd name="csX11" fmla="*/ 3743677 w 4449038"/>
-                                  <a:gd name="csY11" fmla="*/ 3636995 h 4650833"/>
-                                  <a:gd name="csX12" fmla="*/ 3438877 w 4449038"/>
-                                  <a:gd name="csY12" fmla="*/ 3837020 h 4650833"/>
-                                  <a:gd name="csX13" fmla="*/ 3095977 w 4449038"/>
-                                  <a:gd name="csY13" fmla="*/ 4037045 h 4650833"/>
-                                  <a:gd name="csX14" fmla="*/ 2800702 w 4449038"/>
-                                  <a:gd name="csY14" fmla="*/ 4151345 h 4650833"/>
-                                  <a:gd name="csX15" fmla="*/ 2486377 w 4449038"/>
-                                  <a:gd name="csY15" fmla="*/ 4332320 h 4650833"/>
-                                  <a:gd name="csX16" fmla="*/ 2219677 w 4449038"/>
-                                  <a:gd name="csY16" fmla="*/ 4494245 h 4650833"/>
-                                  <a:gd name="csX17" fmla="*/ 1981552 w 4449038"/>
-                                  <a:gd name="csY17" fmla="*/ 4618070 h 4650833"/>
-                                  <a:gd name="csX18" fmla="*/ 1667227 w 4449038"/>
-                                  <a:gd name="csY18" fmla="*/ 4646645 h 4650833"/>
-                                  <a:gd name="csX19" fmla="*/ 1257652 w 4449038"/>
-                                  <a:gd name="csY19" fmla="*/ 4646645 h 4650833"/>
-                                  <a:gd name="csX20" fmla="*/ 905227 w 4449038"/>
-                                  <a:gd name="csY20" fmla="*/ 4608545 h 4650833"/>
-                                  <a:gd name="csX21" fmla="*/ 590902 w 4449038"/>
-                                  <a:gd name="csY21" fmla="*/ 4513295 h 4650833"/>
-                                  <a:gd name="csX22" fmla="*/ 305152 w 4449038"/>
-                                  <a:gd name="csY22" fmla="*/ 4379945 h 4650833"/>
-                                  <a:gd name="csX23" fmla="*/ 105127 w 4449038"/>
-                                  <a:gd name="csY23" fmla="*/ 3998945 h 4650833"/>
-                                  <a:gd name="csX24" fmla="*/ 352 w 4449038"/>
-                                  <a:gd name="csY24" fmla="*/ 3522695 h 4650833"/>
-                                  <a:gd name="csX25" fmla="*/ 76552 w 4449038"/>
-                                  <a:gd name="csY25" fmla="*/ 3265520 h 4650833"/>
-                                  <a:gd name="csX26" fmla="*/ 219427 w 4449038"/>
-                                  <a:gd name="csY26" fmla="*/ 2913095 h 4650833"/>
-                                  <a:gd name="csX27" fmla="*/ 295627 w 4449038"/>
-                                  <a:gd name="csY27" fmla="*/ 2713070 h 4650833"/>
-                                  <a:gd name="csX28" fmla="*/ 181327 w 4449038"/>
-                                  <a:gd name="csY28" fmla="*/ 2227295 h 4650833"/>
-                                  <a:gd name="csX29" fmla="*/ 114652 w 4449038"/>
-                                  <a:gd name="csY29" fmla="*/ 1836770 h 4650833"/>
-                                  <a:gd name="csX30" fmla="*/ 114652 w 4449038"/>
-                                  <a:gd name="csY30" fmla="*/ 1503395 h 4650833"/>
-                                  <a:gd name="csX31" fmla="*/ 190852 w 4449038"/>
-                                  <a:gd name="csY31" fmla="*/ 1141445 h 4650833"/>
-                                  <a:gd name="csX32" fmla="*/ 343252 w 4449038"/>
-                                  <a:gd name="csY32" fmla="*/ 741395 h 4650833"/>
-                                  <a:gd name="csX33" fmla="*/ 533752 w 4449038"/>
-                                  <a:gd name="csY33" fmla="*/ 360395 h 4650833"/>
-                                  <a:gd name="csX34" fmla="*/ 648052 w 4449038"/>
-                                  <a:gd name="csY34" fmla="*/ 207995 h 4650833"/>
-                                  <a:gd name="csX35" fmla="*/ 800452 w 4449038"/>
-                                  <a:gd name="csY35" fmla="*/ 93695 h 4650833"/>
-                                  <a:gd name="csX36" fmla="*/ 1124302 w 4449038"/>
-                                  <a:gd name="csY36" fmla="*/ 17495 h 4650833"/>
-                                  <a:gd name="csX37" fmla="*/ 1429102 w 4449038"/>
-                                  <a:gd name="csY37" fmla="*/ 17495 h 4650833"/>
-                                </a:gdLst>
-                                <a:ahLst/>
-                                <a:cxnLst>
-                                  <a:cxn ang="0">
-                                    <a:pos x="csX0" y="csY0"/>
-                                  </a:cxn>
-                                  <a:cxn ang="0">
-                                    <a:pos x="csX1" y="csY1"/>
-                                  </a:cxn>
-                                  <a:cxn ang="0">
-                                    <a:pos x="csX2" y="csY2"/>
-                                  </a:cxn>
-                                  <a:cxn ang="0">
-                                    <a:pos x="csX3" y="csY3"/>
-                                  </a:cxn>
-                                  <a:cxn ang="0">
-                                    <a:pos x="csX4" y="csY4"/>
-                                  </a:cxn>
-                                  <a:cxn ang="0">
-                                    <a:pos x="csX5" y="csY5"/>
-                                  </a:cxn>
-                                  <a:cxn ang="0">
-                                    <a:pos x="csX6" y="csY6"/>
-                                  </a:cxn>
-                                  <a:cxn ang="0">
-                                    <a:pos x="csX7" y="csY7"/>
-                                  </a:cxn>
-                                  <a:cxn ang="0">
-                                    <a:pos x="csX8" y="csY8"/>
-                                  </a:cxn>
-                                  <a:cxn ang="0">
-                                    <a:pos x="csX9" y="csY9"/>
-                                  </a:cxn>
-                                  <a:cxn ang="0">
-                                    <a:pos x="csX10" y="csY10"/>
-                                  </a:cxn>
-                                  <a:cxn ang="0">
-                                    <a:pos x="csX11" y="csY11"/>
-                                  </a:cxn>
-                                  <a:cxn ang="0">
-                                    <a:pos x="csX12" y="csY12"/>
-                                  </a:cxn>
-                                  <a:cxn ang="0">
-                                    <a:pos x="csX13" y="csY13"/>
-                                  </a:cxn>
-                                  <a:cxn ang="0">
-                                    <a:pos x="csX14" y="csY14"/>
-                                  </a:cxn>
-                                  <a:cxn ang="0">
-                                    <a:pos x="csX15" y="csY15"/>
-                                  </a:cxn>
-                                  <a:cxn ang="0">
-                                    <a:pos x="csX16" y="csY16"/>
-                                  </a:cxn>
-                                  <a:cxn ang="0">
-                                    <a:pos x="csX17" y="csY17"/>
-                                  </a:cxn>
-                                  <a:cxn ang="0">
-                                    <a:pos x="csX18" y="csY18"/>
-                                  </a:cxn>
-                                  <a:cxn ang="0">
-                                    <a:pos x="csX19" y="csY19"/>
-                                  </a:cxn>
-                                  <a:cxn ang="0">
-                                    <a:pos x="csX20" y="csY20"/>
-                                  </a:cxn>
-                                  <a:cxn ang="0">
-                                    <a:pos x="csX21" y="csY21"/>
-                                  </a:cxn>
-                                  <a:cxn ang="0">
-                                    <a:pos x="csX22" y="csY22"/>
-                                  </a:cxn>
-                                  <a:cxn ang="0">
-                                    <a:pos x="csX23" y="csY23"/>
-                                  </a:cxn>
-                                  <a:cxn ang="0">
-                                    <a:pos x="csX24" y="csY24"/>
-                                  </a:cxn>
-                                  <a:cxn ang="0">
-                                    <a:pos x="csX25" y="csY25"/>
-                                  </a:cxn>
-                                  <a:cxn ang="0">
-                                    <a:pos x="csX26" y="csY26"/>
-                                  </a:cxn>
-                                  <a:cxn ang="0">
-                                    <a:pos x="csX27" y="csY27"/>
-                                  </a:cxn>
-                                  <a:cxn ang="0">
-                                    <a:pos x="csX28" y="csY28"/>
-                                  </a:cxn>
-                                  <a:cxn ang="0">
-                                    <a:pos x="csX29" y="csY29"/>
-                                  </a:cxn>
-                                  <a:cxn ang="0">
-                                    <a:pos x="csX30" y="csY30"/>
-                                  </a:cxn>
-                                  <a:cxn ang="0">
-                                    <a:pos x="csX31" y="csY31"/>
-                                  </a:cxn>
-                                  <a:cxn ang="0">
-                                    <a:pos x="csX32" y="csY32"/>
-                                  </a:cxn>
-                                  <a:cxn ang="0">
-                                    <a:pos x="csX33" y="csY33"/>
-                                  </a:cxn>
-                                  <a:cxn ang="0">
-                                    <a:pos x="csX34" y="csY34"/>
-                                  </a:cxn>
-                                  <a:cxn ang="0">
-                                    <a:pos x="csX35" y="csY35"/>
-                                  </a:cxn>
-                                  <a:cxn ang="0">
-                                    <a:pos x="csX36" y="csY36"/>
-                                  </a:cxn>
-                                  <a:cxn ang="0">
-                                    <a:pos x="csX37" y="csY37"/>
-                                  </a:cxn>
-                                </a:cxnLst>
-                                <a:rect l="l" t="t" r="r" b="b"/>
-                                <a:pathLst>
-                                  <a:path w="4449038" h="4650833">
-                                    <a:moveTo>
-                                      <a:pt x="1429102" y="17495"/>
-                                    </a:moveTo>
-                                    <a:cubicBezTo>
-                                      <a:pt x="1579914" y="15908"/>
-                                      <a:pt x="1856140" y="6383"/>
-                                      <a:pt x="2029177" y="7970"/>
-                                    </a:cubicBezTo>
-                                    <a:cubicBezTo>
-                                      <a:pt x="2202214" y="9557"/>
-                                      <a:pt x="2287940" y="-20605"/>
-                                      <a:pt x="2467327" y="27020"/>
-                                    </a:cubicBezTo>
-                                    <a:cubicBezTo>
-                                      <a:pt x="2646714" y="74645"/>
-                                      <a:pt x="2915002" y="195295"/>
-                                      <a:pt x="3105502" y="293720"/>
-                                    </a:cubicBezTo>
-                                    <a:cubicBezTo>
-                                      <a:pt x="3296002" y="392145"/>
-                                      <a:pt x="3475390" y="522320"/>
-                                      <a:pt x="3610327" y="617570"/>
-                                    </a:cubicBezTo>
-                                    <a:cubicBezTo>
-                                      <a:pt x="3745264" y="712820"/>
-                                      <a:pt x="3815115" y="752508"/>
-                                      <a:pt x="3915127" y="865220"/>
-                                    </a:cubicBezTo>
-                                    <a:cubicBezTo>
-                                      <a:pt x="4015140" y="977933"/>
-                                      <a:pt x="4129440" y="1147795"/>
-                                      <a:pt x="4210402" y="1293845"/>
-                                    </a:cubicBezTo>
-                                    <a:cubicBezTo>
-                                      <a:pt x="4291364" y="1439895"/>
-                                      <a:pt x="4361215" y="1589120"/>
-                                      <a:pt x="4400902" y="1741520"/>
-                                    </a:cubicBezTo>
-                                    <a:cubicBezTo>
-                                      <a:pt x="4440590" y="1893920"/>
-                                      <a:pt x="4451702" y="2055845"/>
-                                      <a:pt x="4448527" y="2208245"/>
-                                    </a:cubicBezTo>
-                                    <a:cubicBezTo>
-                                      <a:pt x="4445352" y="2360645"/>
-                                      <a:pt x="4435827" y="2493995"/>
-                                      <a:pt x="4381852" y="2655920"/>
-                                    </a:cubicBezTo>
-                                    <a:cubicBezTo>
-                                      <a:pt x="4327877" y="2817845"/>
-                                      <a:pt x="4231040" y="3016283"/>
-                                      <a:pt x="4124677" y="3179795"/>
-                                    </a:cubicBezTo>
-                                    <a:cubicBezTo>
-                                      <a:pt x="4018315" y="3343308"/>
-                                      <a:pt x="3857977" y="3527458"/>
-                                      <a:pt x="3743677" y="3636995"/>
-                                    </a:cubicBezTo>
-                                    <a:cubicBezTo>
-                                      <a:pt x="3629377" y="3746532"/>
-                                      <a:pt x="3546827" y="3770345"/>
-                                      <a:pt x="3438877" y="3837020"/>
-                                    </a:cubicBezTo>
-                                    <a:cubicBezTo>
-                                      <a:pt x="3330927" y="3903695"/>
-                                      <a:pt x="3202340" y="3984658"/>
-                                      <a:pt x="3095977" y="4037045"/>
-                                    </a:cubicBezTo>
-                                    <a:cubicBezTo>
-                                      <a:pt x="2989615" y="4089433"/>
-                                      <a:pt x="2902302" y="4102133"/>
-                                      <a:pt x="2800702" y="4151345"/>
-                                    </a:cubicBezTo>
-                                    <a:cubicBezTo>
-                                      <a:pt x="2699102" y="4200557"/>
-                                      <a:pt x="2583214" y="4275170"/>
-                                      <a:pt x="2486377" y="4332320"/>
-                                    </a:cubicBezTo>
-                                    <a:cubicBezTo>
-                                      <a:pt x="2389540" y="4389470"/>
-                                      <a:pt x="2303815" y="4446620"/>
-                                      <a:pt x="2219677" y="4494245"/>
-                                    </a:cubicBezTo>
-                                    <a:cubicBezTo>
-                                      <a:pt x="2135539" y="4541870"/>
-                                      <a:pt x="2073627" y="4592670"/>
-                                      <a:pt x="1981552" y="4618070"/>
-                                    </a:cubicBezTo>
-                                    <a:cubicBezTo>
-                                      <a:pt x="1889477" y="4643470"/>
-                                      <a:pt x="1787877" y="4641883"/>
-                                      <a:pt x="1667227" y="4646645"/>
-                                    </a:cubicBezTo>
-                                    <a:cubicBezTo>
-                                      <a:pt x="1546577" y="4651407"/>
-                                      <a:pt x="1384652" y="4652995"/>
-                                      <a:pt x="1257652" y="4646645"/>
-                                    </a:cubicBezTo>
-                                    <a:cubicBezTo>
-                                      <a:pt x="1130652" y="4640295"/>
-                                      <a:pt x="1016352" y="4630770"/>
-                                      <a:pt x="905227" y="4608545"/>
-                                    </a:cubicBezTo>
-                                    <a:cubicBezTo>
-                                      <a:pt x="794102" y="4586320"/>
-                                      <a:pt x="690914" y="4551395"/>
-                                      <a:pt x="590902" y="4513295"/>
-                                    </a:cubicBezTo>
-                                    <a:cubicBezTo>
-                                      <a:pt x="490890" y="4475195"/>
-                                      <a:pt x="386114" y="4465670"/>
-                                      <a:pt x="305152" y="4379945"/>
-                                    </a:cubicBezTo>
-                                    <a:cubicBezTo>
-                                      <a:pt x="224189" y="4294220"/>
-                                      <a:pt x="155927" y="4141820"/>
-                                      <a:pt x="105127" y="3998945"/>
-                                    </a:cubicBezTo>
-                                    <a:cubicBezTo>
-                                      <a:pt x="54327" y="3856070"/>
-                                      <a:pt x="5114" y="3644932"/>
-                                      <a:pt x="352" y="3522695"/>
-                                    </a:cubicBezTo>
-                                    <a:cubicBezTo>
-                                      <a:pt x="-4410" y="3400458"/>
-                                      <a:pt x="40040" y="3367120"/>
-                                      <a:pt x="76552" y="3265520"/>
-                                    </a:cubicBezTo>
-                                    <a:cubicBezTo>
-                                      <a:pt x="113064" y="3163920"/>
-                                      <a:pt x="182915" y="3005170"/>
-                                      <a:pt x="219427" y="2913095"/>
-                                    </a:cubicBezTo>
-                                    <a:cubicBezTo>
-                                      <a:pt x="255939" y="2821020"/>
-                                      <a:pt x="301977" y="2827370"/>
-                                      <a:pt x="295627" y="2713070"/>
-                                    </a:cubicBezTo>
-                                    <a:cubicBezTo>
-                                      <a:pt x="289277" y="2598770"/>
-                                      <a:pt x="211489" y="2373345"/>
-                                      <a:pt x="181327" y="2227295"/>
-                                    </a:cubicBezTo>
-                                    <a:cubicBezTo>
-                                      <a:pt x="151165" y="2081245"/>
-                                      <a:pt x="125764" y="1957420"/>
-                                      <a:pt x="114652" y="1836770"/>
-                                    </a:cubicBezTo>
-                                    <a:cubicBezTo>
-                                      <a:pt x="103540" y="1716120"/>
-                                      <a:pt x="101952" y="1619282"/>
-                                      <a:pt x="114652" y="1503395"/>
-                                    </a:cubicBezTo>
-                                    <a:cubicBezTo>
-                                      <a:pt x="127352" y="1387508"/>
-                                      <a:pt x="152752" y="1268445"/>
-                                      <a:pt x="190852" y="1141445"/>
-                                    </a:cubicBezTo>
-                                    <a:cubicBezTo>
-                                      <a:pt x="228952" y="1014445"/>
-                                      <a:pt x="286102" y="871570"/>
-                                      <a:pt x="343252" y="741395"/>
-                                    </a:cubicBezTo>
-                                    <a:cubicBezTo>
-                                      <a:pt x="400402" y="611220"/>
-                                      <a:pt x="482952" y="449295"/>
-                                      <a:pt x="533752" y="360395"/>
-                                    </a:cubicBezTo>
-                                    <a:cubicBezTo>
-                                      <a:pt x="584552" y="271495"/>
-                                      <a:pt x="603602" y="252445"/>
-                                      <a:pt x="648052" y="207995"/>
-                                    </a:cubicBezTo>
-                                    <a:cubicBezTo>
-                                      <a:pt x="692502" y="163545"/>
-                                      <a:pt x="721077" y="125445"/>
-                                      <a:pt x="800452" y="93695"/>
-                                    </a:cubicBezTo>
-                                    <a:cubicBezTo>
-                                      <a:pt x="879827" y="61945"/>
-                                      <a:pt x="1017940" y="30195"/>
-                                      <a:pt x="1124302" y="17495"/>
-                                    </a:cubicBezTo>
-                                    <a:cubicBezTo>
-                                      <a:pt x="1230664" y="4795"/>
-                                      <a:pt x="1278290" y="19082"/>
-                                      <a:pt x="1429102" y="17495"/>
-                                    </a:cubicBezTo>
-                                    <a:close/>
-                                  </a:path>
-                                </a:pathLst>
-                              </a:custGeom>
-                              <a:solidFill>
-                                <a:schemeClr val="accent6">
-                                  <a:lumMod val="50000"/>
-                                  <a:alpha val="50000"/>
-                                </a:schemeClr>
-                              </a:solidFill>
-                              <a:ln>
-                                <a:solidFill>
-                                  <a:schemeClr val="accent6">
-                                    <a:lumMod val="50000"/>
-                                  </a:schemeClr>
-                                </a:solidFill>
-                              </a:ln>
-                            </wps:spPr>
-                            <wps:style>
-                              <a:lnRef idx="2">
-                                <a:schemeClr val="accent1">
-                                  <a:shade val="50000"/>
-                                </a:schemeClr>
-                              </a:lnRef>
-                              <a:fillRef idx="1">
-                                <a:schemeClr val="accent1"/>
-                              </a:fillRef>
-                              <a:effectRef idx="0">
-                                <a:schemeClr val="accent1"/>
-                              </a:effectRef>
-                              <a:fontRef idx="minor">
-                                <a:schemeClr val="lt1"/>
-                              </a:fontRef>
-                            </wps:style>
-                            <wps:bodyPr rot="0" spcFirstLastPara="0" vertOverflow="overflow" horzOverflow="overflow" vert="horz" wrap="square" lIns="91440" tIns="45720" rIns="91440" bIns="45720" numCol="1" spcCol="0" rtlCol="0" fromWordArt="0" anchor="ctr" anchorCtr="0" forceAA="0" compatLnSpc="1">
-                              <a:prstTxWarp prst="textNoShape">
-                                <a:avLst/>
-                              </a:prstTxWarp>
-                              <a:noAutofit/>
-                            </wps:bodyPr>
-                          </wps:wsp>
-                        </a:graphicData>
-                      </a:graphic>
-                      <wp14:sizeRelH relativeFrom="margin">
-                        <wp14:pctWidth>0</wp14:pctWidth>
-                      </wp14:sizeRelH>
-                      <wp14:sizeRelV relativeFrom="margin">
-                        <wp14:pctHeight>0</wp14:pctHeight>
-                      </wp14:sizeRelV>
-                    </wp:anchor>
-                  </w:drawing>
-                </mc:Choice>
-                <mc:Fallback>
-                  <w:pict>
-                    <v:shape w14:anchorId="5A3E15C6" id="手繪多邊形: 圖案 19" o:spid="_x0000_s1026" style="position:absolute;margin-left:72.5pt;margin-top:96.2pt;width:182.95pt;height:191.25pt;rotation:180;z-index:251664896;visibility:visible;mso-wrap-style:square;mso-width-percent:0;mso-height-percent:0;mso-wrap-distance-left:9pt;mso-wrap-distance-top:0;mso-wrap-distance-right:9pt;mso-wrap-distance-bottom:0;mso-position-horizontal:absolute;mso-position-horizontal-relative:text;mso-position-vertical:absolute;mso-position-vertical-relative:text;mso-width-percent:0;mso-height-percent:0;mso-width-relative:margin;mso-height-relative:margin;v-text-anchor:middle" coordsize="4449038,4650833" o:gfxdata="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" path="m1429102,17495c1579914,15908,1856140,6383,2029177,7970v173037,1587,258763,-28575,438150,19050c2646714,74645,2915002,195295,3105502,293720v190500,98425,369888,228600,504825,323850c3745264,712820,3815115,752508,3915127,865220v100013,112713,214313,282575,295275,428625c4291364,1439895,4361215,1589120,4400902,1741520v39688,152400,50800,314325,47625,466725c4445352,2360645,4435827,2493995,4381852,2655920v-53975,161925,-150812,360363,-257175,523875c4018315,3343308,3857977,3527458,3743677,3636995v-114300,109537,-196850,133350,-304800,200025c3330927,3903695,3202340,3984658,3095977,4037045v-106362,52388,-193675,65088,-295275,114300c2699102,4200557,2583214,4275170,2486377,4332320v-96837,57150,-182562,114300,-266700,161925c2135539,4541870,2073627,4592670,1981552,4618070v-92075,25400,-193675,23813,-314325,28575c1546577,4651407,1384652,4652995,1257652,4646645v-127000,-6350,-241300,-15875,-352425,-38100c794102,4586320,690914,4551395,590902,4513295,490890,4475195,386114,4465670,305152,4379945,224189,4294220,155927,4141820,105127,3998945,54327,3856070,5114,3644932,352,3522695,-4410,3400458,40040,3367120,76552,3265520v36512,-101600,106363,-260350,142875,-352425c255939,2821020,301977,2827370,295627,2713070,289277,2598770,211489,2373345,181327,2227295,151165,2081245,125764,1957420,114652,1836770v-11112,-120650,-12700,-217488,,-333375c127352,1387508,152752,1268445,190852,1141445,228952,1014445,286102,871570,343252,741395,400402,611220,482952,449295,533752,360395,584552,271495,603602,252445,648052,207995,692502,163545,721077,125445,800452,93695,879827,61945,1017940,30195,1124302,17495v106362,-12700,153988,1587,304800,xe" fillcolor="#974706 [1609]" strokecolor="#974706 [1609]" strokeweight="2pt">
-                      <v:fill opacity="32896f"/>
-                      <v:path arrowok="t" o:connecttype="custom" o:connectlocs="746318,9137;1059695,4162;1288509,14111;1621783,153394;1885417,322523;2044592,451857;2198793,675704;2298278,909500;2323149,1153245;2288330,1387041;2154025,1660633;1955056,1899403;1795881,2003865;1616809,2108327;1462607,2168020;1298458,2262533;1159179,2347098;1034824,2411765;870674,2426688;656782,2426688;472736,2406790;308586,2357046;159359,2287405;54900,2088430;184,1839710;39978,1705402;114591,1521350;154385,1416888;94694,1163194;59875,959244;59875,785141;99668,596114;179256,387190;278741,188215;338431,108624;418019,48932;587143,9137;746318,9137" o:connectangles="0,0,0,0,0,0,0,0,0,0,0,0,0,0,0,0,0,0,0,0,0,0,0,0,0,0,0,0,0,0,0,0,0,0,0,0,0,0"/>
-                    </v:shape>
-                  </w:pict>
-                </mc:Fallback>
-              </mc:AlternateContent>
-            </w:r>
-            <w:r>
-              <w:rPr>
-                <w:rFonts w:ascii="Times New Roman" w:hAnsi="Times New Roman"/>
-                <w:noProof/>
-              </w:rPr>
               <w:drawing>
-                <wp:anchor distT="0" distB="0" distL="114300" distR="114300" simplePos="0" relativeHeight="251603456" behindDoc="0" locked="0" layoutInCell="1" allowOverlap="1" wp14:anchorId="7145BA99" wp14:editId="7A91C299">
+                <wp:anchor distT="0" distB="0" distL="114300" distR="114300" simplePos="0" relativeHeight="251643392" behindDoc="0" locked="0" layoutInCell="1" allowOverlap="1" wp14:anchorId="7145BA99" wp14:editId="11F61794">
                   <wp:simplePos x="0" y="0"/>
                   <wp:positionH relativeFrom="column">
                     <wp:posOffset>212613</wp:posOffset>
@@ -5164,7 +3082,7 @@
                           <pic:cNvPicPr/>
                         </pic:nvPicPr>
                         <pic:blipFill>
-                          <a:blip r:embed="rId18">
+                          <a:blip r:embed="rId8">
                             <a:extLst>
                               <a:ext uri="{28A0092B-C50C-407E-A947-70E740481C1C}">
                                 <a14:useLocalDpi xmlns:a14="http://schemas.microsoft.com/office/drawing/2010/main" val="0"/>
@@ -5281,7 +3199,7 @@
               <w:spacing w:beforeLines="50" w:before="180"/>
               <w:jc w:val="center"/>
               <w:rPr>
-                <w:rFonts w:ascii="Times New Roman" w:hAnsi="Times New Roman" w:hint="eastAsia"/>
+                <w:rFonts w:ascii="Times New Roman" w:hAnsi="Times New Roman"/>
                 <w:highlight w:val="yellow"/>
                 <w:u w:val="single"/>
               </w:rPr>
@@ -5301,7 +3219,7 @@
               <w:spacing w:beforeLines="50" w:before="180"/>
               <w:jc w:val="center"/>
               <w:rPr>
-                <w:rFonts w:ascii="Times New Roman" w:hAnsi="Times New Roman" w:hint="eastAsia"/>
+                <w:rFonts w:ascii="Times New Roman" w:hAnsi="Times New Roman"/>
                 <w:highlight w:val="yellow"/>
                 <w:u w:val="single"/>
               </w:rPr>
@@ -5361,72 +3279,40 @@
                 <w:u w:val="single"/>
               </w:rPr>
             </w:pPr>
-            <w:r>
-              <w:rPr>
-                <w:rFonts w:ascii="Times New Roman" w:hAnsi="Times New Roman"/>
-                <w:noProof/>
+          </w:p>
+          <w:p>
+            <w:pPr>
+              <w:jc w:val="center"/>
+              <w:rPr>
+                <w:rFonts w:ascii="Times New Roman" w:hAnsi="Times New Roman"/>
+                <w:sz w:val="20"/>
+              </w:rPr>
+            </w:pPr>
+            <w:proofErr w:type="spellStart"/>
+            <w:r>
+              <w:rPr>
+                <w:rFonts w:ascii="Times New Roman" w:hAnsi="Times New Roman" w:hint="eastAsia"/>
+                <w:highlight w:val="yellow"/>
                 <w:u w:val="single"/>
               </w:rPr>
-              <w:drawing>
-                <wp:inline distT="0" distB="0" distL="0" distR="0" wp14:anchorId="70DCF0DA" wp14:editId="6710BDA6">
-                  <wp:extent cx="4408170" cy="1494155"/>
-                  <wp:effectExtent l="0" t="0" r="0" b="0"/>
-                  <wp:docPr id="36426485" name="圖片 1"/>
-                  <wp:cNvGraphicFramePr>
-                    <a:graphicFrameLocks xmlns:a="http://schemas.openxmlformats.org/drawingml/2006/main" noChangeAspect="1"/>
-                  </wp:cNvGraphicFramePr>
-                  <a:graphic xmlns:a="http://schemas.openxmlformats.org/drawingml/2006/main">
-                    <a:graphicData uri="http://schemas.openxmlformats.org/drawingml/2006/picture">
-                      <pic:pic xmlns:pic="http://schemas.openxmlformats.org/drawingml/2006/picture">
-                        <pic:nvPicPr>
-                          <pic:cNvPr id="36426485" name=""/>
-                          <pic:cNvPicPr/>
-                        </pic:nvPicPr>
-                        <pic:blipFill>
-                          <a:blip r:embed="rId19"/>
-                          <a:stretch>
-                            <a:fillRect/>
-                          </a:stretch>
-                        </pic:blipFill>
-                        <pic:spPr>
-                          <a:xfrm>
-                            <a:off x="0" y="0"/>
-                            <a:ext cx="4408170" cy="1494155"/>
-                          </a:xfrm>
-                          <a:prstGeom prst="rect">
-                            <a:avLst/>
-                          </a:prstGeom>
-                        </pic:spPr>
-                      </pic:pic>
-                    </a:graphicData>
-                  </a:graphic>
-                </wp:inline>
-              </w:drawing>
-            </w:r>
-          </w:p>
-          <w:p>
-            <w:pPr>
-              <w:jc w:val="center"/>
-              <w:rPr>
-                <w:rFonts w:ascii="Times New Roman" w:hAnsi="Times New Roman"/>
-                <w:sz w:val="20"/>
-              </w:rPr>
-            </w:pPr>
-            <w:r>
-              <w:rPr>
-                <w:rFonts w:ascii="Times New Roman" w:hAnsi="Times New Roman" w:hint="eastAsia"/>
+              <w:t>R</w:t>
+            </w:r>
+            <w:r>
+              <w:rPr>
+                <w:rFonts w:ascii="Times New Roman" w:hAnsi="Times New Roman"/>
                 <w:highlight w:val="yellow"/>
                 <w:u w:val="single"/>
               </w:rPr>
-              <w:t>R</w:t>
-            </w:r>
+              <w:t>esistograph</w:t>
+            </w:r>
+            <w:proofErr w:type="spellEnd"/>
             <w:r>
               <w:rPr>
                 <w:rFonts w:ascii="Times New Roman" w:hAnsi="Times New Roman"/>
                 <w:highlight w:val="yellow"/>
                 <w:u w:val="single"/>
               </w:rPr>
-              <w:t>esistograph of Drill 1</w:t>
+              <w:t xml:space="preserve"> of Drill 1</w:t>
             </w:r>
           </w:p>
         </w:tc>
@@ -5445,7 +3331,7 @@
               <w:spacing w:line="276" w:lineRule="auto"/>
               <w:jc w:val="center"/>
               <w:rPr>
-                <w:rFonts w:ascii="Times New Roman" w:hAnsi="Times New Roman" w:hint="eastAsia"/>
+                <w:rFonts w:ascii="Times New Roman" w:hAnsi="Times New Roman"/>
                 <w:b/>
                 <w:noProof/>
                 <w:sz w:val="28"/>
@@ -5678,25 +3564,7 @@
                 <w:highlight w:val="yellow"/>
                 <w:u w:val="single"/>
               </w:rPr>
-              <w:t xml:space="preserve">@Drill </w:t>
-            </w:r>
-            <w:r>
-              <w:rPr>
-                <w:rFonts w:ascii="Times New Roman" w:hAnsi="Times New Roman" w:hint="eastAsia"/>
-                <w:noProof/>
-                <w:highlight w:val="yellow"/>
-                <w:u w:val="single"/>
-              </w:rPr>
-              <w:t>2</w:t>
-            </w:r>
-            <w:r>
-              <w:rPr>
-                <w:rFonts w:ascii="Times New Roman" w:hAnsi="Times New Roman" w:hint="eastAsia"/>
-                <w:noProof/>
-                <w:highlight w:val="yellow"/>
-                <w:u w:val="single"/>
-              </w:rPr>
-              <w:t>_1</w:t>
+              <w:t>@Drill 2_1</w:t>
             </w:r>
           </w:p>
           <w:p>
@@ -5731,121 +3599,73 @@
                 <w:highlight w:val="yellow"/>
                 <w:u w:val="single"/>
               </w:rPr>
-              <w:t xml:space="preserve">@Drilling </w:t>
-            </w:r>
-            <w:r>
-              <w:rPr>
-                <w:rFonts w:ascii="Times New Roman" w:hAnsi="Times New Roman" w:hint="eastAsia"/>
+              <w:t>@Drilling 2_3</w:t>
+            </w:r>
+            <w:r>
+              <w:rPr>
+                <w:rFonts w:ascii="Times New Roman" w:hAnsi="Times New Roman"/>
                 <w:highlight w:val="yellow"/>
                 <w:u w:val="single"/>
               </w:rPr>
-              <w:t>2</w:t>
-            </w:r>
-            <w:r>
-              <w:rPr>
-                <w:rFonts w:ascii="Times New Roman" w:hAnsi="Times New Roman" w:hint="eastAsia"/>
-                <w:highlight w:val="yellow"/>
+              <w:t>)</w:t>
+            </w:r>
+          </w:p>
+        </w:tc>
+        <w:tc>
+          <w:tcPr>
+            <w:tcW w:w="7146" w:type="dxa"/>
+          </w:tcPr>
+          <w:p>
+            <w:pPr>
+              <w:jc w:val="center"/>
+              <w:rPr>
+                <w:rFonts w:ascii="Times New Roman" w:hAnsi="Times New Roman"/>
                 <w:u w:val="single"/>
               </w:rPr>
-              <w:t>_3</w:t>
-            </w:r>
-            <w:r>
-              <w:rPr>
-                <w:rFonts w:ascii="Times New Roman" w:hAnsi="Times New Roman"/>
-                <w:highlight w:val="yellow"/>
+            </w:pPr>
+          </w:p>
+          <w:p>
+            <w:pPr>
+              <w:jc w:val="center"/>
+              <w:rPr>
+                <w:rFonts w:ascii="Times New Roman" w:hAnsi="Times New Roman"/>
                 <w:u w:val="single"/>
               </w:rPr>
-              <w:t>)</w:t>
-            </w:r>
-          </w:p>
-        </w:tc>
-        <w:tc>
-          <w:tcPr>
-            <w:tcW w:w="7146" w:type="dxa"/>
-          </w:tcPr>
+            </w:pPr>
+          </w:p>
           <w:p>
             <w:pPr>
               <w:jc w:val="center"/>
               <w:rPr>
                 <w:rFonts w:ascii="Times New Roman" w:hAnsi="Times New Roman"/>
+                <w:sz w:val="20"/>
+              </w:rPr>
+            </w:pPr>
+            <w:proofErr w:type="spellStart"/>
+            <w:r>
+              <w:rPr>
+                <w:rFonts w:ascii="Times New Roman" w:hAnsi="Times New Roman" w:hint="eastAsia"/>
+                <w:highlight w:val="yellow"/>
                 <w:u w:val="single"/>
               </w:rPr>
-            </w:pPr>
-          </w:p>
-          <w:p>
-            <w:pPr>
-              <w:jc w:val="center"/>
-              <w:rPr>
-                <w:rFonts w:ascii="Times New Roman" w:hAnsi="Times New Roman"/>
+              <w:t>R</w:t>
+            </w:r>
+            <w:r>
+              <w:rPr>
+                <w:rFonts w:ascii="Times New Roman" w:hAnsi="Times New Roman"/>
+                <w:highlight w:val="yellow"/>
                 <w:u w:val="single"/>
               </w:rPr>
-            </w:pPr>
-            <w:r>
-              <w:rPr>
-                <w:rFonts w:ascii="Times New Roman" w:hAnsi="Times New Roman"/>
-                <w:noProof/>
+              <w:t>esistograph</w:t>
+            </w:r>
+            <w:proofErr w:type="spellEnd"/>
+            <w:r>
+              <w:rPr>
+                <w:rFonts w:ascii="Times New Roman" w:hAnsi="Times New Roman"/>
+                <w:highlight w:val="yellow"/>
                 <w:u w:val="single"/>
               </w:rPr>
-              <w:drawing>
-                <wp:inline distT="0" distB="0" distL="0" distR="0" wp14:anchorId="2CE05831" wp14:editId="35A42778">
-                  <wp:extent cx="4400550" cy="1503045"/>
-                  <wp:effectExtent l="0" t="0" r="0" b="1905"/>
-                  <wp:docPr id="689313395" name="圖片 1"/>
-                  <wp:cNvGraphicFramePr>
-                    <a:graphicFrameLocks xmlns:a="http://schemas.openxmlformats.org/drawingml/2006/main" noChangeAspect="1"/>
-                  </wp:cNvGraphicFramePr>
-                  <a:graphic xmlns:a="http://schemas.openxmlformats.org/drawingml/2006/main">
-                    <a:graphicData uri="http://schemas.openxmlformats.org/drawingml/2006/picture">
-                      <pic:pic xmlns:pic="http://schemas.openxmlformats.org/drawingml/2006/picture">
-                        <pic:nvPicPr>
-                          <pic:cNvPr id="689313395" name=""/>
-                          <pic:cNvPicPr/>
-                        </pic:nvPicPr>
-                        <pic:blipFill>
-                          <a:blip r:embed="rId20"/>
-                          <a:stretch>
-                            <a:fillRect/>
-                          </a:stretch>
-                        </pic:blipFill>
-                        <pic:spPr>
-                          <a:xfrm>
-                            <a:off x="0" y="0"/>
-                            <a:ext cx="4400550" cy="1503045"/>
-                          </a:xfrm>
-                          <a:prstGeom prst="rect">
-                            <a:avLst/>
-                          </a:prstGeom>
-                        </pic:spPr>
-                      </pic:pic>
-                    </a:graphicData>
-                  </a:graphic>
-                </wp:inline>
-              </w:drawing>
-            </w:r>
-          </w:p>
-          <w:p>
-            <w:pPr>
-              <w:jc w:val="center"/>
-              <w:rPr>
-                <w:rFonts w:ascii="Times New Roman" w:hAnsi="Times New Roman"/>
-                <w:sz w:val="20"/>
-              </w:rPr>
-            </w:pPr>
-            <w:r>
-              <w:rPr>
-                <w:rFonts w:ascii="Times New Roman" w:hAnsi="Times New Roman" w:hint="eastAsia"/>
-                <w:highlight w:val="yellow"/>
-                <w:u w:val="single"/>
-              </w:rPr>
-              <w:t>R</w:t>
-            </w:r>
-            <w:r>
-              <w:rPr>
-                <w:rFonts w:ascii="Times New Roman" w:hAnsi="Times New Roman"/>
-                <w:highlight w:val="yellow"/>
-                <w:u w:val="single"/>
-              </w:rPr>
-              <w:t>esistograph of Drill 2</w:t>
+              <w:t xml:space="preserve"> of Drill 2</w:t>
             </w:r>
           </w:p>
         </w:tc>
@@ -5878,25 +3698,7 @@
                 <w:highlight w:val="yellow"/>
                 <w:u w:val="single"/>
               </w:rPr>
-              <w:t xml:space="preserve">@Drilling </w:t>
-            </w:r>
-            <w:r>
-              <w:rPr>
-                <w:rFonts w:ascii="Times New Roman" w:hAnsi="Times New Roman" w:hint="eastAsia"/>
-                <w:noProof/>
-                <w:highlight w:val="yellow"/>
-                <w:u w:val="single"/>
-              </w:rPr>
-              <w:t>2</w:t>
-            </w:r>
-            <w:r>
-              <w:rPr>
-                <w:rFonts w:ascii="Times New Roman" w:hAnsi="Times New Roman" w:hint="eastAsia"/>
-                <w:noProof/>
-                <w:highlight w:val="yellow"/>
-                <w:u w:val="single"/>
-              </w:rPr>
-              <w:t>_2</w:t>
+              <w:t>@Drilling 2_2</w:t>
             </w:r>
           </w:p>
         </w:tc>

--- a/template/Resis-test.docx
+++ b/template/Resis-test.docx
@@ -1908,13 +1908,11 @@
               <w:jc w:val="center"/>
               <w:rPr>
                 <w:rFonts w:ascii="Times New Roman" w:hAnsi="Times New Roman"/>
-                <w:highlight w:val="yellow"/>
-              </w:rPr>
-            </w:pPr>
-            <w:r>
-              <w:rPr>
-                <w:rFonts w:ascii="Times New Roman" w:hAnsi="Times New Roman" w:hint="eastAsia"/>
-                <w:highlight w:val="yellow"/>
+              </w:rPr>
+            </w:pPr>
+            <w:r>
+              <w:rPr>
+                <w:rFonts w:ascii="Times New Roman" w:hAnsi="Times New Roman" w:hint="eastAsia"/>
               </w:rPr>
               <w:t>@1</w:t>
             </w:r>
@@ -1929,13 +1927,11 @@
               <w:jc w:val="center"/>
               <w:rPr>
                 <w:rFonts w:ascii="Times New Roman" w:hAnsi="Times New Roman"/>
-                <w:highlight w:val="yellow"/>
-              </w:rPr>
-            </w:pPr>
-            <w:r>
-              <w:rPr>
-                <w:rFonts w:ascii="Times New Roman" w:hAnsi="Times New Roman" w:hint="eastAsia"/>
-                <w:highlight w:val="yellow"/>
+              </w:rPr>
+            </w:pPr>
+            <w:r>
+              <w:rPr>
+                <w:rFonts w:ascii="Times New Roman" w:hAnsi="Times New Roman" w:hint="eastAsia"/>
               </w:rPr>
               <w:t>@2</w:t>
             </w:r>
@@ -1950,7 +1946,6 @@
               <w:jc w:val="center"/>
               <w:rPr>
                 <w:rFonts w:ascii="Times New Roman" w:hAnsi="Times New Roman"/>
-                <w:highlight w:val="yellow"/>
               </w:rPr>
             </w:pPr>
           </w:p>
@@ -1964,7 +1959,6 @@
               <w:jc w:val="center"/>
               <w:rPr>
                 <w:rFonts w:ascii="Times New Roman" w:hAnsi="Times New Roman"/>
-                <w:highlight w:val="yellow"/>
               </w:rPr>
             </w:pPr>
           </w:p>
@@ -1978,7 +1972,6 @@
               <w:jc w:val="center"/>
               <w:rPr>
                 <w:rFonts w:ascii="Times New Roman" w:hAnsi="Times New Roman"/>
-                <w:highlight w:val="yellow"/>
               </w:rPr>
             </w:pPr>
           </w:p>
@@ -2014,20 +2007,17 @@
               <w:jc w:val="center"/>
               <w:rPr>
                 <w:rFonts w:ascii="Times New Roman" w:hAnsi="Times New Roman"/>
-                <w:highlight w:val="yellow"/>
-              </w:rPr>
-            </w:pPr>
-            <w:r>
-              <w:rPr>
-                <w:rFonts w:ascii="Times New Roman" w:hAnsi="Times New Roman" w:hint="eastAsia"/>
-                <w:highlight w:val="yellow"/>
+              </w:rPr>
+            </w:pPr>
+            <w:r>
+              <w:rPr>
+                <w:rFonts w:ascii="Times New Roman" w:hAnsi="Times New Roman" w:hint="eastAsia"/>
               </w:rPr>
               <w:t>@</w:t>
             </w:r>
             <w:r>
               <w:rPr>
                 <w:rFonts w:ascii="Times New Roman" w:hAnsi="Times New Roman" w:hint="eastAsia"/>
-                <w:highlight w:val="yellow"/>
               </w:rPr>
               <w:t>3</w:t>
             </w:r>
@@ -2042,7 +2032,6 @@
             <w:r>
               <w:rPr>
                 <w:rFonts w:ascii="Times New Roman" w:hAnsi="Times New Roman"/>
-                <w:highlight w:val="yellow"/>
               </w:rPr>
               <w:t>Whole view</w:t>
             </w:r>
@@ -3161,7 +3150,6 @@
                 <w:rFonts w:ascii="Times New Roman" w:hAnsi="Times New Roman"/>
                 <w:b/>
                 <w:noProof/>
-                <w:highlight w:val="yellow"/>
               </w:rPr>
             </w:pPr>
             <w:r>
@@ -3200,7 +3188,6 @@
               <w:jc w:val="center"/>
               <w:rPr>
                 <w:rFonts w:ascii="Times New Roman" w:hAnsi="Times New Roman"/>
-                <w:highlight w:val="yellow"/>
                 <w:u w:val="single"/>
               </w:rPr>
             </w:pPr>
@@ -3208,7 +3195,6 @@
               <w:rPr>
                 <w:rFonts w:ascii="Times New Roman" w:hAnsi="Times New Roman" w:hint="eastAsia"/>
                 <w:noProof/>
-                <w:highlight w:val="yellow"/>
                 <w:u w:val="single"/>
               </w:rPr>
               <w:t>@Drill 1_1</w:t>
@@ -3220,14 +3206,12 @@
               <w:jc w:val="center"/>
               <w:rPr>
                 <w:rFonts w:ascii="Times New Roman" w:hAnsi="Times New Roman"/>
-                <w:highlight w:val="yellow"/>
                 <w:u w:val="single"/>
               </w:rPr>
             </w:pPr>
             <w:r>
               <w:rPr>
                 <w:rFonts w:ascii="Times New Roman" w:hAnsi="Times New Roman" w:hint="eastAsia"/>
-                <w:highlight w:val="yellow"/>
                 <w:u w:val="single"/>
               </w:rPr>
               <w:t>D</w:t>
@@ -3235,7 +3219,6 @@
             <w:r>
               <w:rPr>
                 <w:rFonts w:ascii="Times New Roman" w:hAnsi="Times New Roman"/>
-                <w:highlight w:val="yellow"/>
                 <w:u w:val="single"/>
               </w:rPr>
               <w:t xml:space="preserve">irection of </w:t>
@@ -3243,7 +3226,6 @@
             <w:r>
               <w:rPr>
                 <w:rFonts w:ascii="Times New Roman" w:hAnsi="Times New Roman"/>
-                <w:highlight w:val="yellow"/>
                 <w:u w:val="single"/>
               </w:rPr>
               <w:t>Drill 1</w:t>
@@ -3251,7 +3233,6 @@
             <w:r>
               <w:rPr>
                 <w:rFonts w:ascii="Times New Roman" w:hAnsi="Times New Roman" w:hint="eastAsia"/>
-                <w:highlight w:val="yellow"/>
                 <w:u w:val="single"/>
               </w:rPr>
               <w:t xml:space="preserve"> (@Drilling 1_3)</w:t>
@@ -3292,7 +3273,6 @@
             <w:r>
               <w:rPr>
                 <w:rFonts w:ascii="Times New Roman" w:hAnsi="Times New Roman" w:hint="eastAsia"/>
-                <w:highlight w:val="yellow"/>
                 <w:u w:val="single"/>
               </w:rPr>
               <w:t>R</w:t>
@@ -3300,7 +3280,6 @@
             <w:r>
               <w:rPr>
                 <w:rFonts w:ascii="Times New Roman" w:hAnsi="Times New Roman"/>
-                <w:highlight w:val="yellow"/>
                 <w:u w:val="single"/>
               </w:rPr>
               <w:t>esistograph</w:t>
@@ -3309,7 +3288,6 @@
             <w:r>
               <w:rPr>
                 <w:rFonts w:ascii="Times New Roman" w:hAnsi="Times New Roman"/>
-                <w:highlight w:val="yellow"/>
                 <w:u w:val="single"/>
               </w:rPr>
               <w:t xml:space="preserve"> of Drill 1</w:t>
@@ -3335,14 +3313,12 @@
                 <w:b/>
                 <w:noProof/>
                 <w:sz w:val="28"/>
-                <w:highlight w:val="yellow"/>
-              </w:rPr>
-            </w:pPr>
-            <w:r>
-              <w:rPr>
-                <w:rFonts w:ascii="Times New Roman" w:hAnsi="Times New Roman" w:hint="eastAsia"/>
-                <w:noProof/>
-                <w:highlight w:val="yellow"/>
+              </w:rPr>
+            </w:pPr>
+            <w:r>
+              <w:rPr>
+                <w:rFonts w:ascii="Times New Roman" w:hAnsi="Times New Roman" w:hint="eastAsia"/>
+                <w:noProof/>
                 <w:u w:val="single"/>
               </w:rPr>
               <w:t>@Drilling 1_2</w:t>
@@ -3364,118 +3340,101 @@
               <w:jc w:val="both"/>
               <w:rPr>
                 <w:rFonts w:ascii="Times New Roman" w:hAnsi="Times New Roman"/>
-                <w:highlight w:val="yellow"/>
-              </w:rPr>
-            </w:pPr>
-            <w:r>
-              <w:rPr>
-                <w:rFonts w:ascii="Times New Roman" w:hAnsi="Times New Roman" w:hint="eastAsia"/>
-                <w:highlight w:val="yellow"/>
+              </w:rPr>
+            </w:pPr>
+            <w:r>
+              <w:rPr>
+                <w:rFonts w:ascii="Times New Roman" w:hAnsi="Times New Roman" w:hint="eastAsia"/>
               </w:rPr>
               <w:t>D</w:t>
             </w:r>
             <w:r>
               <w:rPr>
                 <w:rFonts w:ascii="Times New Roman" w:hAnsi="Times New Roman"/>
-                <w:highlight w:val="yellow"/>
               </w:rPr>
               <w:t xml:space="preserve">rill 1 was performed at </w:t>
             </w:r>
             <w:r>
               <w:rPr>
                 <w:rFonts w:ascii="Times New Roman" w:hAnsi="Times New Roman" w:hint="eastAsia"/>
-                <w:highlight w:val="yellow"/>
               </w:rPr>
               <w:t>5</w:t>
             </w:r>
             <w:r>
               <w:rPr>
                 <w:rFonts w:ascii="Times New Roman" w:hAnsi="Times New Roman"/>
-                <w:highlight w:val="yellow"/>
               </w:rPr>
               <w:t xml:space="preserve"> </w:t>
             </w:r>
             <w:r>
               <w:rPr>
                 <w:rFonts w:ascii="Times New Roman" w:hAnsi="Times New Roman" w:hint="eastAsia"/>
-                <w:highlight w:val="yellow"/>
               </w:rPr>
               <w:t>cm</w:t>
             </w:r>
             <w:r>
               <w:rPr>
                 <w:rFonts w:ascii="Times New Roman" w:hAnsi="Times New Roman"/>
-                <w:highlight w:val="yellow"/>
               </w:rPr>
               <w:t xml:space="preserve"> above ground </w:t>
             </w:r>
             <w:r>
               <w:rPr>
                 <w:rFonts w:ascii="Times New Roman" w:hAnsi="Times New Roman" w:hint="eastAsia"/>
-                <w:highlight w:val="yellow"/>
               </w:rPr>
               <w:t>on the surface of the area of sap flow</w:t>
             </w:r>
             <w:r>
               <w:rPr>
                 <w:rFonts w:ascii="Times New Roman" w:hAnsi="Times New Roman" w:hint="eastAsia"/>
-                <w:highlight w:val="yellow"/>
               </w:rPr>
               <w:t>. No s</w:t>
             </w:r>
             <w:r>
               <w:rPr>
                 <w:rFonts w:ascii="Times New Roman" w:hAnsi="Times New Roman"/>
-                <w:highlight w:val="yellow"/>
               </w:rPr>
               <w:t xml:space="preserve">ignificant </w:t>
             </w:r>
             <w:r>
               <w:rPr>
                 <w:rFonts w:ascii="Times New Roman" w:hAnsi="Times New Roman"/>
-                <w:highlight w:val="yellow"/>
               </w:rPr>
               <w:t>drops</w:t>
             </w:r>
             <w:r>
               <w:rPr>
                 <w:rFonts w:ascii="Times New Roman" w:hAnsi="Times New Roman" w:hint="eastAsia"/>
-                <w:highlight w:val="yellow"/>
               </w:rPr>
               <w:t xml:space="preserve"> i</w:t>
             </w:r>
             <w:r>
               <w:rPr>
                 <w:rFonts w:ascii="Times New Roman" w:hAnsi="Times New Roman"/>
-                <w:highlight w:val="yellow"/>
               </w:rPr>
               <w:t xml:space="preserve">n resistance </w:t>
             </w:r>
             <w:r>
               <w:rPr>
                 <w:rFonts w:ascii="Times New Roman" w:hAnsi="Times New Roman" w:hint="eastAsia"/>
-                <w:highlight w:val="yellow"/>
               </w:rPr>
               <w:t xml:space="preserve">and decay </w:t>
             </w:r>
             <w:r>
               <w:rPr>
                 <w:rFonts w:ascii="Times New Roman" w:hAnsi="Times New Roman"/>
-                <w:highlight w:val="yellow"/>
               </w:rPr>
               <w:t>were</w:t>
             </w:r>
             <w:r>
               <w:rPr>
                 <w:rFonts w:ascii="Times New Roman" w:hAnsi="Times New Roman"/>
-                <w:highlight w:val="yellow"/>
               </w:rPr>
               <w:t xml:space="preserve"> detected</w:t>
             </w:r>
             <w:r>
               <w:rPr>
                 <w:rFonts w:ascii="Times New Roman" w:hAnsi="Times New Roman" w:hint="eastAsia"/>
-                <w:highlight w:val="yellow"/>
               </w:rPr>
               <w:t>.</w:t>
             </w:r>
@@ -3514,7 +3473,6 @@
                 <w:rFonts w:ascii="Times New Roman" w:hAnsi="Times New Roman"/>
                 <w:b/>
                 <w:noProof/>
-                <w:highlight w:val="yellow"/>
               </w:rPr>
             </w:pPr>
             <w:r>
@@ -3553,7 +3511,6 @@
               <w:jc w:val="center"/>
               <w:rPr>
                 <w:rFonts w:ascii="Times New Roman" w:hAnsi="Times New Roman"/>
-                <w:highlight w:val="yellow"/>
                 <w:u w:val="single"/>
               </w:rPr>
             </w:pPr>
@@ -3561,7 +3518,6 @@
               <w:rPr>
                 <w:rFonts w:ascii="Times New Roman" w:hAnsi="Times New Roman" w:hint="eastAsia"/>
                 <w:noProof/>
-                <w:highlight w:val="yellow"/>
                 <w:u w:val="single"/>
               </w:rPr>
               <w:t>@Drill 2_1</w:t>
@@ -3573,14 +3529,12 @@
               <w:jc w:val="center"/>
               <w:rPr>
                 <w:rFonts w:ascii="Times New Roman" w:hAnsi="Times New Roman"/>
-                <w:highlight w:val="yellow"/>
                 <w:u w:val="single"/>
               </w:rPr>
             </w:pPr>
             <w:r>
               <w:rPr>
                 <w:rFonts w:ascii="Times New Roman" w:hAnsi="Times New Roman" w:hint="eastAsia"/>
-                <w:highlight w:val="yellow"/>
                 <w:u w:val="single"/>
               </w:rPr>
               <w:t>D</w:t>
@@ -3588,7 +3542,6 @@
             <w:r>
               <w:rPr>
                 <w:rFonts w:ascii="Times New Roman" w:hAnsi="Times New Roman"/>
-                <w:highlight w:val="yellow"/>
                 <w:u w:val="single"/>
               </w:rPr>
               <w:t>irection of Drill 2 (</w:t>
@@ -3596,7 +3549,6 @@
             <w:r>
               <w:rPr>
                 <w:rFonts w:ascii="Times New Roman" w:hAnsi="Times New Roman" w:hint="eastAsia"/>
-                <w:highlight w:val="yellow"/>
                 <w:u w:val="single"/>
               </w:rPr>
               <w:t>@Drilling 2_3</w:t>
@@ -3604,7 +3556,6 @@
             <w:r>
               <w:rPr>
                 <w:rFonts w:ascii="Times New Roman" w:hAnsi="Times New Roman"/>
-                <w:highlight w:val="yellow"/>
                 <w:u w:val="single"/>
               </w:rPr>
               <w:t>)</w:t>
@@ -3645,7 +3596,6 @@
             <w:r>
               <w:rPr>
                 <w:rFonts w:ascii="Times New Roman" w:hAnsi="Times New Roman" w:hint="eastAsia"/>
-                <w:highlight w:val="yellow"/>
                 <w:u w:val="single"/>
               </w:rPr>
               <w:t>R</w:t>
@@ -3653,7 +3603,6 @@
             <w:r>
               <w:rPr>
                 <w:rFonts w:ascii="Times New Roman" w:hAnsi="Times New Roman"/>
-                <w:highlight w:val="yellow"/>
                 <w:u w:val="single"/>
               </w:rPr>
               <w:t>esistograph</w:t>
@@ -3662,7 +3611,6 @@
             <w:r>
               <w:rPr>
                 <w:rFonts w:ascii="Times New Roman" w:hAnsi="Times New Roman"/>
-                <w:highlight w:val="yellow"/>
                 <w:u w:val="single"/>
               </w:rPr>
               <w:t xml:space="preserve"> of Drill 2</w:t>
@@ -3688,14 +3636,12 @@
                 <w:b/>
                 <w:noProof/>
                 <w:sz w:val="28"/>
-                <w:highlight w:val="yellow"/>
-              </w:rPr>
-            </w:pPr>
-            <w:r>
-              <w:rPr>
-                <w:rFonts w:ascii="Times New Roman" w:hAnsi="Times New Roman" w:hint="eastAsia"/>
-                <w:noProof/>
-                <w:highlight w:val="yellow"/>
+              </w:rPr>
+            </w:pPr>
+            <w:r>
+              <w:rPr>
+                <w:rFonts w:ascii="Times New Roman" w:hAnsi="Times New Roman" w:hint="eastAsia"/>
+                <w:noProof/>
                 <w:u w:val="single"/>
               </w:rPr>
               <w:t>@Drilling 2_2</w:t>
@@ -3717,125 +3663,107 @@
               <w:jc w:val="both"/>
               <w:rPr>
                 <w:rFonts w:ascii="Times New Roman" w:hAnsi="Times New Roman"/>
-                <w:highlight w:val="yellow"/>
-              </w:rPr>
-            </w:pPr>
-            <w:r>
-              <w:rPr>
-                <w:rFonts w:ascii="Times New Roman" w:hAnsi="Times New Roman" w:hint="eastAsia"/>
-                <w:highlight w:val="yellow"/>
+              </w:rPr>
+            </w:pPr>
+            <w:r>
+              <w:rPr>
+                <w:rFonts w:ascii="Times New Roman" w:hAnsi="Times New Roman" w:hint="eastAsia"/>
               </w:rPr>
               <w:t>D</w:t>
             </w:r>
             <w:r>
               <w:rPr>
                 <w:rFonts w:ascii="Times New Roman" w:hAnsi="Times New Roman"/>
-                <w:highlight w:val="yellow"/>
               </w:rPr>
               <w:t xml:space="preserve">rill </w:t>
             </w:r>
             <w:r>
               <w:rPr>
                 <w:rFonts w:ascii="Times New Roman" w:hAnsi="Times New Roman" w:hint="eastAsia"/>
-                <w:highlight w:val="yellow"/>
               </w:rPr>
               <w:t>2</w:t>
             </w:r>
             <w:r>
               <w:rPr>
                 <w:rFonts w:ascii="Times New Roman" w:hAnsi="Times New Roman"/>
-                <w:highlight w:val="yellow"/>
               </w:rPr>
               <w:t xml:space="preserve"> was performed at </w:t>
             </w:r>
             <w:r>
               <w:rPr>
                 <w:rFonts w:ascii="Times New Roman" w:hAnsi="Times New Roman" w:hint="eastAsia"/>
-                <w:highlight w:val="yellow"/>
               </w:rPr>
               <w:t>5</w:t>
             </w:r>
             <w:r>
               <w:rPr>
                 <w:rFonts w:ascii="Times New Roman" w:hAnsi="Times New Roman"/>
-                <w:highlight w:val="yellow"/>
               </w:rPr>
               <w:t xml:space="preserve"> </w:t>
             </w:r>
             <w:r>
               <w:rPr>
                 <w:rFonts w:ascii="Times New Roman" w:hAnsi="Times New Roman" w:hint="eastAsia"/>
-                <w:highlight w:val="yellow"/>
               </w:rPr>
               <w:t>cm</w:t>
             </w:r>
             <w:r>
               <w:rPr>
                 <w:rFonts w:ascii="Times New Roman" w:hAnsi="Times New Roman"/>
-                <w:highlight w:val="yellow"/>
               </w:rPr>
               <w:t xml:space="preserve"> above ground</w:t>
             </w:r>
             <w:r>
               <w:rPr>
                 <w:rFonts w:ascii="Times New Roman" w:hAnsi="Times New Roman"/>
-                <w:highlight w:val="yellow"/>
               </w:rPr>
               <w:t>,</w:t>
             </w:r>
             <w:r>
               <w:rPr>
                 <w:rFonts w:ascii="Times New Roman" w:hAnsi="Times New Roman"/>
-                <w:highlight w:val="yellow"/>
               </w:rPr>
               <w:t xml:space="preserve"> </w:t>
             </w:r>
             <w:r>
               <w:rPr>
                 <w:rFonts w:ascii="Times New Roman" w:hAnsi="Times New Roman" w:hint="eastAsia"/>
-                <w:highlight w:val="yellow"/>
               </w:rPr>
               <w:t>perpendicular to drilling#1. No s</w:t>
             </w:r>
             <w:r>
               <w:rPr>
                 <w:rFonts w:ascii="Times New Roman" w:hAnsi="Times New Roman"/>
-                <w:highlight w:val="yellow"/>
               </w:rPr>
               <w:t>ignificant drops</w:t>
             </w:r>
             <w:r>
               <w:rPr>
                 <w:rFonts w:ascii="Times New Roman" w:hAnsi="Times New Roman" w:hint="eastAsia"/>
-                <w:highlight w:val="yellow"/>
               </w:rPr>
               <w:t xml:space="preserve"> i</w:t>
             </w:r>
             <w:r>
               <w:rPr>
                 <w:rFonts w:ascii="Times New Roman" w:hAnsi="Times New Roman"/>
-                <w:highlight w:val="yellow"/>
               </w:rPr>
               <w:t xml:space="preserve">n resistance </w:t>
             </w:r>
             <w:r>
               <w:rPr>
                 <w:rFonts w:ascii="Times New Roman" w:hAnsi="Times New Roman" w:hint="eastAsia"/>
-                <w:highlight w:val="yellow"/>
               </w:rPr>
               <w:t xml:space="preserve">and decay </w:t>
             </w:r>
             <w:r>
               <w:rPr>
                 <w:rFonts w:ascii="Times New Roman" w:hAnsi="Times New Roman"/>
-                <w:highlight w:val="yellow"/>
               </w:rPr>
               <w:t>were detected</w:t>
             </w:r>
             <w:r>
               <w:rPr>
                 <w:rFonts w:ascii="Times New Roman" w:hAnsi="Times New Roman" w:hint="eastAsia"/>
-                <w:highlight w:val="yellow"/>
               </w:rPr>
               <w:t>.</w:t>
             </w:r>
